--- a/07-驱动电路/01-电机驱动/舵机驱动电路/舵机驱动电路.docx
+++ b/07-驱动电路/01-电机驱动/舵机驱动电路/舵机驱动电路.docx
@@ -2336,6 +2336,20 @@
     </w:p>
     <w:bookmarkEnd w:id="26"/>
     <w:bookmarkEnd w:id="27"/>
+    <w:p>
+      <w:pPr>
+        <w:spacing w:before="360"/>
+        <w:jc w:val="center"/>
+      </w:pPr>
+      <w:r>
+        <w:rPr>
+          <w:rFonts w:ascii="Times New Roman" w:hAnsi="Times New Roman"/>
+          <w:color w:val="555555"/>
+          <w:sz w:val="21"/>
+        </w:rPr>
+        <w:t>材料收集者：杜文杰</w:t>
+      </w:r>
+    </w:p>
     <w:sectPr>
       <w:headerReference r:id="rId9" w:type="default"/>
       <w:footerReference r:id="rId10" w:type="default"/>

--- a/07-驱动电路/01-电机驱动/舵机驱动电路/舵机驱动电路.docx
+++ b/07-驱动电路/01-电机驱动/舵机驱动电路/舵机驱动电路.docx
@@ -1,6 +1,6 @@
 
 <file path=word/document.xml><?xml version="1.0" encoding="utf-8"?>
-<w:document xmlns:w="http://schemas.openxmlformats.org/wordprocessingml/2006/main" xmlns:m="http://schemas.openxmlformats.org/officeDocument/2006/math" xmlns:r="http://schemas.openxmlformats.org/officeDocument/2006/relationships" xmlns:o="urn:schemas-microsoft-com:office:office" xmlns:v="urn:schemas-microsoft-com:vml" xmlns:w10="urn:schemas-microsoft-com:office:word" xmlns:a="http://schemas.openxmlformats.org/drawingml/2006/main" xmlns:pic="http://schemas.openxmlformats.org/drawingml/2006/picture" xmlns:wp="http://schemas.openxmlformats.org/drawingml/2006/wordprocessingDrawing">
+<w:document xmlns:m="http://schemas.openxmlformats.org/officeDocument/2006/math" xmlns:r="http://schemas.openxmlformats.org/officeDocument/2006/relationships" xmlns:w="http://schemas.openxmlformats.org/wordprocessingml/2006/main" xmlns:o="urn:schemas-microsoft-com:office:office" xmlns:v="urn:schemas-microsoft-com:vml" xmlns:w10="urn:schemas-microsoft-com:office:word" xmlns:a="http://schemas.openxmlformats.org/drawingml/2006/main" xmlns:pic="http://schemas.openxmlformats.org/drawingml/2006/picture" xmlns:wp="http://schemas.openxmlformats.org/drawingml/2006/wordprocessingDrawing">
   <w:body>
     <w:bookmarkStart w:id="27" w:name="舵机驱动电路"/>
     <w:p>
@@ -9,7 +9,7 @@
       </w:pPr>
       <w:r>
         <w:rPr>
-          <w:rFonts w:hint="eastAsia"/>
+          <w:rFonts w:hint="eastAsia" w:eastAsia="黑体"/>
         </w:rPr>
         <w:t xml:space="preserve">舵机驱动电路</w:t>
       </w:r>
@@ -21,7 +21,7 @@
       </w:pPr>
       <w:r>
         <w:rPr>
-          <w:rFonts w:hint="eastAsia"/>
+          <w:rFonts w:hint="eastAsia" w:eastAsia="黑体"/>
         </w:rPr>
         <w:t xml:space="preserve">拓扑描述</w:t>
       </w:r>
@@ -32,15 +32,19 @@
       </w:pPr>
       <w:r>
         <w:rPr>
-          <w:rFonts w:hint="eastAsia"/>
+          <w:rFonts w:hint="eastAsia" w:eastAsia="黑体"/>
         </w:rPr>
         <w:t xml:space="preserve">由</w:t>
       </w:r>
       <w:r>
+        <w:rPr>
+          <w:rFonts w:eastAsia="黑体"/>
+        </w:rPr>
         <w:t xml:space="preserve"> </w:t>
       </w:r>
       <w:r>
         <w:rPr>
+          <w:rFonts w:eastAsia="黑体"/>
           <w:b/>
           <w:bCs/>
         </w:rPr>
@@ -48,7 +52,7 @@
       </w:r>
       <w:r>
         <w:rPr>
-          <w:rFonts w:hint="eastAsia"/>
+          <w:rFonts w:hint="eastAsia" w:eastAsia="黑体"/>
           <w:b/>
           <w:bCs/>
         </w:rPr>
@@ -56,6 +60,7 @@
       </w:r>
       <w:r>
         <w:rPr>
+          <w:rFonts w:eastAsia="黑体"/>
           <w:b/>
           <w:bCs/>
         </w:rPr>
@@ -74,27 +79,33 @@
       </m:oMath>
       <w:r>
         <w:rPr>
-          <w:rFonts w:hint="eastAsia"/>
+          <w:rFonts w:hint="eastAsia" w:eastAsia="黑体"/>
           <w:b/>
           <w:bCs/>
         </w:rPr>
         <w:t xml:space="preserve">）</w:t>
       </w:r>
       <w:r>
+        <w:rPr>
+          <w:rFonts w:eastAsia="黑体"/>
+        </w:rPr>
         <w:t xml:space="preserve"> </w:t>
       </w:r>
       <w:r>
         <w:rPr>
-          <w:rFonts w:hint="eastAsia"/>
+          <w:rFonts w:hint="eastAsia" w:eastAsia="黑体"/>
         </w:rPr>
         <w:t xml:space="preserve">与</w:t>
       </w:r>
       <w:r>
+        <w:rPr>
+          <w:rFonts w:eastAsia="黑体"/>
+        </w:rPr>
         <w:t xml:space="preserve"> </w:t>
       </w:r>
       <w:r>
         <w:rPr>
-          <w:rFonts w:hint="eastAsia"/>
+          <w:rFonts w:hint="eastAsia" w:eastAsia="黑体"/>
           <w:b/>
           <w:bCs/>
         </w:rPr>
@@ -102,6 +113,7 @@
       </w:r>
       <w:r>
         <w:rPr>
+          <w:rFonts w:eastAsia="黑体"/>
           <w:b/>
           <w:bCs/>
         </w:rPr>
@@ -123,7 +135,7 @@
       </m:oMath>
       <w:r>
         <w:rPr>
-          <w:rFonts w:hint="eastAsia"/>
+          <w:rFonts w:hint="eastAsia" w:eastAsia="黑体"/>
           <w:b/>
           <w:bCs/>
         </w:rPr>
@@ -131,6 +143,7 @@
       </w:r>
       <w:r>
         <w:rPr>
+          <w:rFonts w:eastAsia="黑体"/>
           <w:b/>
           <w:bCs/>
         </w:rPr>
@@ -152,6 +165,7 @@
       </m:oMath>
       <w:r>
         <w:rPr>
+          <w:rFonts w:eastAsia="黑体"/>
           <w:b/>
           <w:bCs/>
         </w:rPr>
@@ -159,7 +173,7 @@
       </w:r>
       <w:r>
         <w:rPr>
-          <w:rFonts w:hint="eastAsia"/>
+          <w:rFonts w:hint="eastAsia" w:eastAsia="黑体"/>
           <w:b/>
           <w:bCs/>
         </w:rPr>
@@ -167,6 +181,7 @@
       </w:r>
       <w:r>
         <w:rPr>
+          <w:rFonts w:eastAsia="黑体"/>
           <w:b/>
           <w:bCs/>
         </w:rPr>
@@ -179,33 +194,39 @@
       </m:oMath>
       <w:r>
         <w:rPr>
-          <w:rFonts w:hint="eastAsia"/>
+          <w:rFonts w:hint="eastAsia" w:eastAsia="黑体"/>
           <w:b/>
           <w:bCs/>
         </w:rPr>
         <w:t xml:space="preserve">）</w:t>
       </w:r>
       <w:r>
+        <w:rPr>
+          <w:rFonts w:eastAsia="黑体"/>
+        </w:rPr>
         <w:t xml:space="preserve"> </w:t>
       </w:r>
       <w:r>
         <w:rPr>
-          <w:rFonts w:hint="eastAsia"/>
+          <w:rFonts w:hint="eastAsia" w:eastAsia="黑体"/>
         </w:rPr>
         <w:t xml:space="preserve">组成。电路对外共有</w:t>
       </w:r>
       <w:r>
+        <w:rPr>
+          <w:rFonts w:eastAsia="黑体"/>
+        </w:rPr>
         <w:t xml:space="preserve"> 3 </w:t>
       </w:r>
       <w:r>
         <w:rPr>
-          <w:rFonts w:hint="eastAsia"/>
+          <w:rFonts w:hint="eastAsia" w:eastAsia="黑体"/>
         </w:rPr>
         <w:t xml:space="preserve">个关键节点：</w:t>
       </w:r>
       <w:r>
         <w:rPr>
-          <w:rFonts w:hint="eastAsia"/>
+          <w:rFonts w:hint="eastAsia" w:eastAsia="黑体"/>
           <w:b/>
           <w:bCs/>
         </w:rPr>
@@ -213,6 +234,7 @@
       </w:r>
       <w:r>
         <w:rPr>
+          <w:rFonts w:eastAsia="黑体"/>
           <w:b/>
           <w:bCs/>
         </w:rPr>
@@ -220,7 +242,7 @@
       </w:r>
       <w:r>
         <w:rPr>
-          <w:rFonts w:hint="eastAsia"/>
+          <w:rFonts w:hint="eastAsia" w:eastAsia="黑体"/>
           <w:b/>
           <w:bCs/>
         </w:rPr>
@@ -228,7 +250,7 @@
       </w:r>
       <w:r>
         <w:rPr>
-          <w:rFonts w:hint="eastAsia"/>
+          <w:rFonts w:hint="eastAsia" w:eastAsia="黑体"/>
         </w:rPr>
         <w:t xml:space="preserve">（</w:t>
       </w:r>
@@ -244,33 +266,45 @@
         </m:r>
       </m:oMath>
       <w:r>
+        <w:rPr>
+          <w:rFonts w:eastAsia="黑体"/>
+        </w:rPr>
         <w:t xml:space="preserve"> </w:t>
       </w:r>
       <w:r>
         <w:rPr>
-          <w:rFonts w:hint="eastAsia"/>
+          <w:rFonts w:hint="eastAsia" w:eastAsia="黑体"/>
         </w:rPr>
         <w:t xml:space="preserve">的</w:t>
       </w:r>
       <w:r>
+        <w:rPr>
+          <w:rFonts w:eastAsia="黑体"/>
+        </w:rPr>
         <w:t xml:space="preserve"> PWM </w:t>
       </w:r>
       <w:r>
         <w:rPr>
-          <w:rFonts w:hint="eastAsia"/>
+          <w:rFonts w:hint="eastAsia" w:eastAsia="黑体"/>
         </w:rPr>
         <w:t xml:space="preserve">输出经舵机信号线</w:t>
       </w:r>
       <w:r>
+        <w:rPr>
+          <w:rFonts w:eastAsia="黑体"/>
+        </w:rPr>
         <w:t xml:space="preserve"> SIG </w:t>
       </w:r>
       <w:r>
         <w:rPr>
-          <w:rFonts w:hint="eastAsia"/>
+          <w:rFonts w:hint="eastAsia" w:eastAsia="黑体"/>
         </w:rPr>
         <w:t xml:space="preserve">接</w:t>
       </w:r>
       <w:r>
+        <w:rPr>
+          <w:rFonts w:eastAsia="黑体"/>
+        </w:rPr>
         <w:t xml:space="preserve"> </w:t>
       </w:r>
       <m:oMath>
@@ -289,13 +323,13 @@
       </m:oMath>
       <w:r>
         <w:rPr>
-          <w:rFonts w:hint="eastAsia"/>
+          <w:rFonts w:hint="eastAsia" w:eastAsia="黑体"/>
         </w:rPr>
         <w:t xml:space="preserve">）；</w:t>
       </w:r>
       <w:r>
         <w:rPr>
-          <w:rFonts w:hint="eastAsia"/>
+          <w:rFonts w:hint="eastAsia" w:eastAsia="黑体"/>
           <w:b/>
           <w:bCs/>
         </w:rPr>
@@ -303,6 +337,7 @@
       </w:r>
       <w:r>
         <w:rPr>
+          <w:rFonts w:eastAsia="黑体"/>
           <w:b/>
           <w:bCs/>
         </w:rPr>
@@ -310,7 +345,7 @@
       </w:r>
       <w:r>
         <w:rPr>
-          <w:rFonts w:hint="eastAsia"/>
+          <w:rFonts w:hint="eastAsia" w:eastAsia="黑体"/>
           <w:b/>
           <w:bCs/>
         </w:rPr>
@@ -318,6 +353,7 @@
       </w:r>
       <w:r>
         <w:rPr>
+          <w:rFonts w:eastAsia="黑体"/>
           <w:b/>
           <w:bCs/>
         </w:rPr>
@@ -325,11 +361,14 @@
       </w:r>
       <w:r>
         <w:rPr>
-          <w:rFonts w:hint="eastAsia"/>
+          <w:rFonts w:hint="eastAsia" w:eastAsia="黑体"/>
         </w:rPr>
         <w:t xml:space="preserve">（外部电源正极、舵机内部驱动与</w:t>
       </w:r>
       <w:r>
+        <w:rPr>
+          <w:rFonts w:eastAsia="黑体"/>
+        </w:rPr>
         <w:t xml:space="preserve"> </w:t>
       </w:r>
       <m:oMath>
@@ -347,17 +386,20 @@
         </m:sSub>
       </m:oMath>
       <w:r>
+        <w:rPr>
+          <w:rFonts w:eastAsia="黑体"/>
+        </w:rPr>
         <w:t xml:space="preserve"> </w:t>
       </w:r>
       <w:r>
         <w:rPr>
-          <w:rFonts w:hint="eastAsia"/>
+          <w:rFonts w:hint="eastAsia" w:eastAsia="黑体"/>
         </w:rPr>
         <w:t xml:space="preserve">上端相连）；</w:t>
       </w:r>
       <w:r>
         <w:rPr>
-          <w:rFonts w:hint="eastAsia"/>
+          <w:rFonts w:hint="eastAsia" w:eastAsia="黑体"/>
           <w:b/>
           <w:bCs/>
         </w:rPr>
@@ -365,6 +407,7 @@
       </w:r>
       <w:r>
         <w:rPr>
+          <w:rFonts w:eastAsia="黑体"/>
           <w:b/>
           <w:bCs/>
         </w:rPr>
@@ -372,7 +415,7 @@
       </w:r>
       <w:r>
         <w:rPr>
-          <w:rFonts w:hint="eastAsia"/>
+          <w:rFonts w:hint="eastAsia" w:eastAsia="黑体"/>
           <w:b/>
           <w:bCs/>
         </w:rPr>
@@ -380,6 +423,7 @@
       </w:r>
       <w:r>
         <w:rPr>
+          <w:rFonts w:eastAsia="黑体"/>
           <w:b/>
           <w:bCs/>
         </w:rPr>
@@ -387,7 +431,7 @@
       </w:r>
       <w:r>
         <w:rPr>
-          <w:rFonts w:hint="eastAsia"/>
+          <w:rFonts w:hint="eastAsia" w:eastAsia="黑体"/>
         </w:rPr>
         <w:t xml:space="preserve">（外部电源负极、舵机内部地、</w:t>
       </w:r>
@@ -406,20 +450,26 @@
         </m:sSub>
       </m:oMath>
       <w:r>
+        <w:rPr>
+          <w:rFonts w:eastAsia="黑体"/>
+        </w:rPr>
         <w:t xml:space="preserve"> </w:t>
       </w:r>
       <w:r>
         <w:rPr>
-          <w:rFonts w:hint="eastAsia"/>
+          <w:rFonts w:hint="eastAsia" w:eastAsia="黑体"/>
         </w:rPr>
         <w:t xml:space="preserve">下端相连）；内部另设</w:t>
       </w:r>
       <w:r>
+        <w:rPr>
+          <w:rFonts w:eastAsia="黑体"/>
+        </w:rPr>
         <w:t xml:space="preserve"> </w:t>
       </w:r>
       <w:r>
         <w:rPr>
-          <w:rFonts w:hint="eastAsia"/>
+          <w:rFonts w:hint="eastAsia" w:eastAsia="黑体"/>
           <w:b/>
           <w:bCs/>
         </w:rPr>
@@ -427,6 +477,7 @@
       </w:r>
       <w:r>
         <w:rPr>
+          <w:rFonts w:eastAsia="黑体"/>
           <w:b/>
           <w:bCs/>
         </w:rPr>
@@ -434,7 +485,7 @@
       </w:r>
       <w:r>
         <w:rPr>
-          <w:rFonts w:hint="eastAsia"/>
+          <w:rFonts w:hint="eastAsia" w:eastAsia="黑体"/>
           <w:b/>
           <w:bCs/>
         </w:rPr>
@@ -442,25 +493,31 @@
       </w:r>
       <w:r>
         <w:rPr>
-          <w:rFonts w:hint="eastAsia"/>
+          <w:rFonts w:hint="eastAsia" w:eastAsia="黑体"/>
         </w:rPr>
         <w:t xml:space="preserve">（H</w:t>
       </w:r>
       <w:r>
+        <w:rPr>
+          <w:rFonts w:eastAsia="黑体"/>
+        </w:rPr>
         <w:t xml:space="preserve"> </w:t>
       </w:r>
       <w:r>
         <w:rPr>
-          <w:rFonts w:hint="eastAsia"/>
+          <w:rFonts w:hint="eastAsia" w:eastAsia="黑体"/>
         </w:rPr>
         <w:t xml:space="preserve">桥输出接电机两端）与</w:t>
       </w:r>
       <w:r>
+        <w:rPr>
+          <w:rFonts w:eastAsia="黑体"/>
+        </w:rPr>
         <w:t xml:space="preserve"> </w:t>
       </w:r>
       <w:r>
         <w:rPr>
-          <w:rFonts w:hint="eastAsia"/>
+          <w:rFonts w:hint="eastAsia" w:eastAsia="黑体"/>
           <w:b/>
           <w:bCs/>
         </w:rPr>
@@ -468,6 +525,7 @@
       </w:r>
       <w:r>
         <w:rPr>
+          <w:rFonts w:eastAsia="黑体"/>
           <w:b/>
           <w:bCs/>
         </w:rPr>
@@ -475,7 +533,7 @@
       </w:r>
       <w:r>
         <w:rPr>
-          <w:rFonts w:hint="eastAsia"/>
+          <w:rFonts w:hint="eastAsia" w:eastAsia="黑体"/>
           <w:b/>
           <w:bCs/>
         </w:rPr>
@@ -483,7 +541,7 @@
       </w:r>
       <w:r>
         <w:rPr>
-          <w:rFonts w:hint="eastAsia"/>
+          <w:rFonts w:hint="eastAsia" w:eastAsia="黑体"/>
         </w:rPr>
         <w:t xml:space="preserve">（</w:t>
       </w:r>
@@ -502,15 +560,21 @@
         </m:sSub>
       </m:oMath>
       <w:r>
+        <w:rPr>
+          <w:rFonts w:eastAsia="黑体"/>
+        </w:rPr>
         <w:t xml:space="preserve"> </w:t>
       </w:r>
       <w:r>
         <w:rPr>
-          <w:rFonts w:hint="eastAsia"/>
+          <w:rFonts w:hint="eastAsia" w:eastAsia="黑体"/>
         </w:rPr>
         <w:t xml:space="preserve">滑臂输出接</w:t>
       </w:r>
       <w:r>
+        <w:rPr>
+          <w:rFonts w:eastAsia="黑体"/>
+        </w:rPr>
         <w:t xml:space="preserve"> </w:t>
       </w:r>
       <m:oMath>
@@ -529,7 +593,7 @@
       </m:oMath>
       <w:r>
         <w:rPr>
-          <w:rFonts w:hint="eastAsia"/>
+          <w:rFonts w:hint="eastAsia" w:eastAsia="黑体"/>
         </w:rPr>
         <w:t xml:space="preserve">）。</w:t>
       </w:r>
@@ -538,7 +602,7 @@
       <w:pPr/>
       <w:r>
         <w:rPr>
-          <w:rFonts w:hint="eastAsia"/>
+          <w:rFonts w:hint="eastAsia" w:eastAsia="黑体"/>
         </w:rPr>
         <w:t xml:space="preserve">各元件管脚连接：</w:t>
       </w:r>
@@ -554,20 +618,26 @@
         </m:r>
       </m:oMath>
       <w:r>
+        <w:rPr>
+          <w:rFonts w:eastAsia="黑体"/>
+        </w:rPr>
         <w:t xml:space="preserve"> </w:t>
       </w:r>
       <w:r>
         <w:rPr>
-          <w:rFonts w:hint="eastAsia"/>
+          <w:rFonts w:hint="eastAsia" w:eastAsia="黑体"/>
         </w:rPr>
         <w:t xml:space="preserve">的</w:t>
       </w:r>
       <w:r>
+        <w:rPr>
+          <w:rFonts w:eastAsia="黑体"/>
+        </w:rPr>
         <w:t xml:space="preserve"> PWM </w:t>
       </w:r>
       <w:r>
         <w:rPr>
-          <w:rFonts w:hint="eastAsia"/>
+          <w:rFonts w:hint="eastAsia" w:eastAsia="黑体"/>
         </w:rPr>
         <w:t xml:space="preserve">输出接节点①；</w:t>
       </w:r>
@@ -586,11 +656,14 @@
         </m:sSub>
       </m:oMath>
       <w:r>
+        <w:rPr>
+          <w:rFonts w:eastAsia="黑体"/>
+        </w:rPr>
         <w:t xml:space="preserve"> </w:t>
       </w:r>
       <w:r>
         <w:rPr>
-          <w:rFonts w:hint="eastAsia"/>
+          <w:rFonts w:hint="eastAsia" w:eastAsia="黑体"/>
         </w:rPr>
         <w:t xml:space="preserve">一端接节点②电源正端（或基准）、另一端接节点③地、滑臂接节点⑤反馈节点；</w:t>
       </w:r>
@@ -609,16 +682,20 @@
         </m:sSub>
       </m:oMath>
       <w:r>
+        <w:rPr>
+          <w:rFonts w:eastAsia="黑体"/>
+        </w:rPr>
         <w:t xml:space="preserve"> </w:t>
       </w:r>
       <w:r>
         <w:rPr>
-          <w:rFonts w:hint="eastAsia"/>
+          <w:rFonts w:hint="eastAsia" w:eastAsia="黑体"/>
         </w:rPr>
         <w:t xml:space="preserve">接节点①（角度指令）、节点⑤（角度反馈）、节点④（驱动输出）、节点②与节点③（供电）；</w:t>
       </w:r>
       <w:r>
         <w:rPr>
+          <w:rFonts w:eastAsia="黑体"/>
           <w:b/>
           <w:bCs/>
         </w:rPr>
@@ -626,7 +703,7 @@
       </w:r>
       <w:r>
         <w:rPr>
-          <w:rFonts w:hint="eastAsia"/>
+          <w:rFonts w:hint="eastAsia" w:eastAsia="黑体"/>
           <w:b/>
           <w:bCs/>
         </w:rPr>
@@ -634,11 +711,14 @@
       </w:r>
       <w:r>
         <w:rPr>
-          <w:rFonts w:hint="eastAsia"/>
+          <w:rFonts w:hint="eastAsia" w:eastAsia="黑体"/>
         </w:rPr>
         <w:t xml:space="preserve">电源端接节点②、节点③，输出端接电机</w:t>
       </w:r>
       <w:r>
+        <w:rPr>
+          <w:rFonts w:eastAsia="黑体"/>
+        </w:rPr>
         <w:t xml:space="preserve"> </w:t>
       </w:r>
       <m:oMath>
@@ -647,17 +727,20 @@
         </m:r>
       </m:oMath>
       <w:r>
+        <w:rPr>
+          <w:rFonts w:eastAsia="黑体"/>
+        </w:rPr>
         <w:t xml:space="preserve"> </w:t>
       </w:r>
       <w:r>
         <w:rPr>
-          <w:rFonts w:hint="eastAsia"/>
+          <w:rFonts w:hint="eastAsia" w:eastAsia="黑体"/>
         </w:rPr>
         <w:t xml:space="preserve">两端（节点④）；</w:t>
       </w:r>
       <w:r>
         <w:rPr>
-          <w:rFonts w:hint="eastAsia"/>
+          <w:rFonts w:hint="eastAsia" w:eastAsia="黑体"/>
           <w:b/>
           <w:bCs/>
         </w:rPr>
@@ -665,6 +748,7 @@
       </w:r>
       <w:r>
         <w:rPr>
+          <w:rFonts w:eastAsia="黑体"/>
           <w:b/>
           <w:bCs/>
         </w:rPr>
@@ -676,29 +760,38 @@
         </m:r>
       </m:oMath>
       <w:r>
+        <w:rPr>
+          <w:rFonts w:eastAsia="黑体"/>
+        </w:rPr>
         <w:t xml:space="preserve"> </w:t>
       </w:r>
       <w:r>
         <w:rPr>
-          <w:rFonts w:hint="eastAsia"/>
+          <w:rFonts w:hint="eastAsia" w:eastAsia="黑体"/>
         </w:rPr>
         <w:t xml:space="preserve">一端接节点④</w:t>
       </w:r>
       <w:r>
+        <w:rPr>
+          <w:rFonts w:eastAsia="黑体"/>
+        </w:rPr>
         <w:t xml:space="preserve"> H </w:t>
       </w:r>
       <w:r>
         <w:rPr>
-          <w:rFonts w:hint="eastAsia"/>
+          <w:rFonts w:hint="eastAsia" w:eastAsia="黑体"/>
         </w:rPr>
         <w:t xml:space="preserve">桥输出之一、另一端接节点④</w:t>
       </w:r>
       <w:r>
+        <w:rPr>
+          <w:rFonts w:eastAsia="黑体"/>
+        </w:rPr>
         <w:t xml:space="preserve"> H </w:t>
       </w:r>
       <w:r>
         <w:rPr>
-          <w:rFonts w:hint="eastAsia"/>
+          <w:rFonts w:hint="eastAsia" w:eastAsia="黑体"/>
         </w:rPr>
         <w:t xml:space="preserve">桥输出之二。</w:t>
       </w:r>
@@ -707,34 +800,43 @@
       <w:pPr/>
       <w:r>
         <w:rPr>
-          <w:rFonts w:hint="eastAsia"/>
+          <w:rFonts w:hint="eastAsia" w:eastAsia="黑体"/>
         </w:rPr>
         <w:t xml:space="preserve">由此构成”PWM</w:t>
       </w:r>
       <w:r>
+        <w:rPr>
+          <w:rFonts w:eastAsia="黑体"/>
+        </w:rPr>
         <w:t xml:space="preserve"> </w:t>
       </w:r>
       <w:r>
         <w:rPr>
-          <w:rFonts w:hint="eastAsia"/>
+          <w:rFonts w:hint="eastAsia" w:eastAsia="黑体"/>
         </w:rPr>
         <w:t xml:space="preserve">指令驱动的舵机内部闭环位置伺服”组态：外部仅提供</w:t>
       </w:r>
       <w:r>
+        <w:rPr>
+          <w:rFonts w:eastAsia="黑体"/>
+        </w:rPr>
         <w:t xml:space="preserve"> 20 ms </w:t>
       </w:r>
       <w:r>
         <w:rPr>
-          <w:rFonts w:hint="eastAsia"/>
+          <w:rFonts w:hint="eastAsia" w:eastAsia="黑体"/>
         </w:rPr>
         <w:t xml:space="preserve">周期</w:t>
       </w:r>
       <w:r>
+        <w:rPr>
+          <w:rFonts w:eastAsia="黑体"/>
+        </w:rPr>
         <w:t xml:space="preserve"> PWM </w:t>
       </w:r>
       <w:r>
         <w:rPr>
-          <w:rFonts w:hint="eastAsia"/>
+          <w:rFonts w:hint="eastAsia" w:eastAsia="黑体"/>
         </w:rPr>
         <w:t xml:space="preserve">脉宽指令，</w:t>
       </w:r>
@@ -753,15 +855,21 @@
         </m:sSub>
       </m:oMath>
       <w:r>
+        <w:rPr>
+          <w:rFonts w:eastAsia="黑体"/>
+        </w:rPr>
         <w:t xml:space="preserve"> </w:t>
       </w:r>
       <w:r>
         <w:rPr>
-          <w:rFonts w:hint="eastAsia"/>
+          <w:rFonts w:hint="eastAsia" w:eastAsia="黑体"/>
         </w:rPr>
         <w:t xml:space="preserve">将脉宽映射为目标角度并与电位计</w:t>
       </w:r>
       <w:r>
+        <w:rPr>
+          <w:rFonts w:eastAsia="黑体"/>
+        </w:rPr>
         <w:t xml:space="preserve"> </w:t>
       </w:r>
       <m:oMath>
@@ -779,20 +887,26 @@
         </m:sSub>
       </m:oMath>
       <w:r>
+        <w:rPr>
+          <w:rFonts w:eastAsia="黑体"/>
+        </w:rPr>
         <w:t xml:space="preserve"> </w:t>
       </w:r>
       <w:r>
         <w:rPr>
-          <w:rFonts w:hint="eastAsia"/>
+          <w:rFonts w:hint="eastAsia" w:eastAsia="黑体"/>
         </w:rPr>
         <w:t xml:space="preserve">的反馈角度比较，误差经内部</w:t>
       </w:r>
       <w:r>
+        <w:rPr>
+          <w:rFonts w:eastAsia="黑体"/>
+        </w:rPr>
         <w:t xml:space="preserve"> H </w:t>
       </w:r>
       <w:r>
         <w:rPr>
-          <w:rFonts w:hint="eastAsia"/>
+          <w:rFonts w:hint="eastAsia" w:eastAsia="黑体"/>
         </w:rPr>
         <w:t xml:space="preserve">桥驱动电机转动直至轴到位，实现轻负载下的角度精确控制。</w:t>
       </w:r>
@@ -805,7 +919,7 @@
       </w:pPr>
       <w:r>
         <w:rPr>
-          <w:rFonts w:hint="eastAsia"/>
+          <w:rFonts w:hint="eastAsia" w:eastAsia="黑体"/>
         </w:rPr>
         <w:t xml:space="preserve">工作原理</w:t>
       </w:r>
@@ -816,25 +930,31 @@
       </w:pPr>
       <w:r>
         <w:rPr>
-          <w:rFonts w:hint="eastAsia"/>
+          <w:rFonts w:hint="eastAsia" w:eastAsia="黑体"/>
         </w:rPr>
         <w:t xml:space="preserve">脉宽（通常</w:t>
       </w:r>
       <w:r>
+        <w:rPr>
+          <w:rFonts w:eastAsia="黑体"/>
+        </w:rPr>
         <w:t xml:space="preserve"> 1~2 </w:t>
       </w:r>
       <w:r>
         <w:rPr>
-          <w:rFonts w:hint="eastAsia"/>
+          <w:rFonts w:hint="eastAsia" w:eastAsia="黑体"/>
         </w:rPr>
         <w:t xml:space="preserve">ms）对应目标角度，舵机比较该指令与内部电位计反馈的当前角度，误差经内部电路驱动电机转动，直至轴到位、误差为零。电源与地直接供给内部驱动，控制线仅传</w:t>
       </w:r>
       <w:r>
+        <w:rPr>
+          <w:rFonts w:eastAsia="黑体"/>
+        </w:rPr>
         <w:t xml:space="preserve"> PWM </w:t>
       </w:r>
       <w:r>
         <w:rPr>
-          <w:rFonts w:hint="eastAsia"/>
+          <w:rFonts w:hint="eastAsia" w:eastAsia="黑体"/>
         </w:rPr>
         <w:t xml:space="preserve">指令。</w:t>
       </w:r>
@@ -847,7 +967,7 @@
       </w:pPr>
       <w:r>
         <w:rPr>
-          <w:rFonts w:hint="eastAsia"/>
+          <w:rFonts w:hint="eastAsia" w:eastAsia="黑体"/>
         </w:rPr>
         <w:t xml:space="preserve">关键计算公式</w:t>
       </w:r>
@@ -861,7 +981,7 @@
       </w:pPr>
       <w:r>
         <w:rPr>
-          <w:rFonts w:hint="eastAsia"/>
+          <w:rFonts w:hint="eastAsia" w:eastAsia="黑体"/>
         </w:rPr>
         <w:t xml:space="preserve">控制脉宽与角度（典型）：</w:t>
       </w:r>
@@ -1035,20 +1155,26 @@
         </w:numPr>
       </w:pPr>
       <w:r>
+        <w:rPr>
+          <w:rFonts w:eastAsia="黑体"/>
+        </w:rPr>
         <w:t xml:space="preserve">PWM </w:t>
       </w:r>
       <w:r>
         <w:rPr>
-          <w:rFonts w:hint="eastAsia"/>
+          <w:rFonts w:hint="eastAsia" w:eastAsia="黑体"/>
         </w:rPr>
         <w:t xml:space="preserve">周期（标准</w:t>
       </w:r>
       <w:r>
+        <w:rPr>
+          <w:rFonts w:eastAsia="黑体"/>
+        </w:rPr>
         <w:t xml:space="preserve"> 50 </w:t>
       </w:r>
       <w:r>
         <w:rPr>
-          <w:rFonts w:hint="eastAsia"/>
+          <w:rFonts w:hint="eastAsia" w:eastAsia="黑体"/>
         </w:rPr>
         <w:t xml:space="preserve">Hz）：</w:t>
       </w:r>
@@ -1118,7 +1244,7 @@
       </w:pPr>
       <w:r>
         <w:rPr>
-          <w:rFonts w:hint="eastAsia"/>
+          <w:rFonts w:hint="eastAsia" w:eastAsia="黑体"/>
         </w:rPr>
         <w:t xml:space="preserve">占空比（对应脉宽）：</w:t>
       </w:r>
@@ -1181,7 +1307,7 @@
       </w:pPr>
       <w:r>
         <w:rPr>
-          <w:rFonts w:hint="eastAsia"/>
+          <w:rFonts w:hint="eastAsia" w:eastAsia="黑体"/>
         </w:rPr>
         <w:t xml:space="preserve">角速度（空载典型值由规格给出）：</w:t>
       </w:r>
@@ -1281,7 +1407,7 @@
             </w:pPr>
             <w:r>
               <w:rPr>
-                <w:rFonts w:hint="eastAsia"/>
+                <w:rFonts w:hint="eastAsia" w:eastAsia="黑体"/>
               </w:rPr>
               <w:t xml:space="preserve">符号</w:t>
             </w:r>
@@ -1295,7 +1421,7 @@
             </w:pPr>
             <w:r>
               <w:rPr>
-                <w:rFonts w:hint="eastAsia"/>
+                <w:rFonts w:hint="eastAsia" w:eastAsia="黑体"/>
               </w:rPr>
               <w:t xml:space="preserve">含义</w:t>
             </w:r>
@@ -1309,7 +1435,7 @@
             </w:pPr>
             <w:r>
               <w:rPr>
-                <w:rFonts w:hint="eastAsia"/>
+                <w:rFonts w:hint="eastAsia" w:eastAsia="黑体"/>
               </w:rPr>
               <w:t xml:space="preserve">单位</w:t>
             </w:r>
@@ -1341,6 +1467,9 @@
               </m:sSub>
             </m:oMath>
             <w:r>
+              <w:rPr>
+                <w:rFonts w:eastAsia="黑体"/>
+              </w:rPr>
               <w:t xml:space="preserve">​</w:t>
             </w:r>
           </w:p>
@@ -1353,7 +1482,7 @@
             </w:pPr>
             <w:r>
               <w:rPr>
-                <w:rFonts w:hint="eastAsia"/>
+                <w:rFonts w:hint="eastAsia" w:eastAsia="黑体"/>
               </w:rPr>
               <w:t xml:space="preserve">高电平脉宽</w:t>
             </w:r>
@@ -1366,6 +1495,9 @@
               <w:pStyle w:val="Compact"/>
             </w:pPr>
             <w:r>
+              <w:rPr>
+                <w:rFonts w:eastAsia="黑体"/>
+              </w:rPr>
               <w:t xml:space="preserve">s</w:t>
             </w:r>
           </w:p>
@@ -1384,6 +1516,9 @@
               </m:r>
             </m:oMath>
             <w:r>
+              <w:rPr>
+                <w:rFonts w:eastAsia="黑体"/>
+              </w:rPr>
               <w:t xml:space="preserve">​</w:t>
             </w:r>
           </w:p>
@@ -1395,11 +1530,14 @@
               <w:pStyle w:val="Compact"/>
             </w:pPr>
             <w:r>
+              <w:rPr>
+                <w:rFonts w:eastAsia="黑体"/>
+              </w:rPr>
               <w:t xml:space="preserve">PWM </w:t>
             </w:r>
             <w:r>
               <w:rPr>
-                <w:rFonts w:hint="eastAsia"/>
+                <w:rFonts w:hint="eastAsia" w:eastAsia="黑体"/>
               </w:rPr>
               <w:t xml:space="preserve">周期</w:t>
             </w:r>
@@ -1412,6 +1550,9 @@
               <w:pStyle w:val="Compact"/>
             </w:pPr>
             <w:r>
+              <w:rPr>
+                <w:rFonts w:eastAsia="黑体"/>
+              </w:rPr>
               <w:t xml:space="preserve">s</w:t>
             </w:r>
           </w:p>
@@ -1430,6 +1571,9 @@
               </m:r>
             </m:oMath>
             <w:r>
+              <w:rPr>
+                <w:rFonts w:eastAsia="黑体"/>
+              </w:rPr>
               <w:t xml:space="preserve">​</w:t>
             </w:r>
           </w:p>
@@ -1441,11 +1585,14 @@
               <w:pStyle w:val="Compact"/>
             </w:pPr>
             <w:r>
+              <w:rPr>
+                <w:rFonts w:eastAsia="黑体"/>
+              </w:rPr>
               <w:t xml:space="preserve">PWM </w:t>
             </w:r>
             <w:r>
               <w:rPr>
-                <w:rFonts w:hint="eastAsia"/>
+                <w:rFonts w:hint="eastAsia" w:eastAsia="黑体"/>
               </w:rPr>
               <w:t xml:space="preserve">频率</w:t>
             </w:r>
@@ -1458,6 +1605,9 @@
               <w:pStyle w:val="Compact"/>
             </w:pPr>
             <w:r>
+              <w:rPr>
+                <w:rFonts w:eastAsia="黑体"/>
+              </w:rPr>
               <w:t xml:space="preserve">Hz</w:t>
             </w:r>
           </w:p>
@@ -1476,6 +1626,9 @@
               </m:r>
             </m:oMath>
             <w:r>
+              <w:rPr>
+                <w:rFonts w:eastAsia="黑体"/>
+              </w:rPr>
               <w:t xml:space="preserve">​</w:t>
             </w:r>
           </w:p>
@@ -1488,7 +1641,7 @@
             </w:pPr>
             <w:r>
               <w:rPr>
-                <w:rFonts w:hint="eastAsia"/>
+                <w:rFonts w:hint="eastAsia" w:eastAsia="黑体"/>
               </w:rPr>
               <w:t xml:space="preserve">占空比</w:t>
             </w:r>
@@ -1501,6 +1654,9 @@
               <w:pStyle w:val="Compact"/>
             </w:pPr>
             <w:r>
+              <w:rPr>
+                <w:rFonts w:eastAsia="黑体"/>
+              </w:rPr>
               <w:t xml:space="preserve">—</w:t>
             </w:r>
           </w:p>
@@ -1519,6 +1675,9 @@
               </m:r>
             </m:oMath>
             <w:r>
+              <w:rPr>
+                <w:rFonts w:eastAsia="黑体"/>
+              </w:rPr>
               <w:t xml:space="preserve">​</w:t>
             </w:r>
           </w:p>
@@ -1531,7 +1690,7 @@
             </w:pPr>
             <w:r>
               <w:rPr>
-                <w:rFonts w:hint="eastAsia"/>
+                <w:rFonts w:hint="eastAsia" w:eastAsia="黑体"/>
               </w:rPr>
               <w:t xml:space="preserve">输出轴角度</w:t>
             </w:r>
@@ -1545,7 +1704,7 @@
             </w:pPr>
             <w:r>
               <w:rPr>
-                <w:rFonts w:hint="eastAsia"/>
+                <w:rFonts w:hint="eastAsia" w:eastAsia="黑体"/>
               </w:rPr>
               <w:t xml:space="preserve">度</w:t>
             </w:r>
@@ -1580,6 +1739,9 @@
               </m:sSub>
             </m:oMath>
             <w:r>
+              <w:rPr>
+                <w:rFonts w:eastAsia="黑体"/>
+              </w:rPr>
               <w:t xml:space="preserve">​</w:t>
             </w:r>
           </w:p>
@@ -1592,7 +1754,7 @@
             </w:pPr>
             <w:r>
               <w:rPr>
-                <w:rFonts w:hint="eastAsia"/>
+                <w:rFonts w:hint="eastAsia" w:eastAsia="黑体"/>
               </w:rPr>
               <w:t xml:space="preserve">最大角速度</w:t>
             </w:r>
@@ -1606,7 +1768,7 @@
             </w:pPr>
             <w:r>
               <w:rPr>
-                <w:rFonts w:hint="eastAsia"/>
+                <w:rFonts w:hint="eastAsia" w:eastAsia="黑体"/>
               </w:rPr>
               <w:t xml:space="preserve">度/s</w:t>
             </w:r>
@@ -1622,7 +1784,7 @@
       </w:pPr>
       <w:r>
         <w:rPr>
-          <w:rFonts w:hint="eastAsia"/>
+          <w:rFonts w:hint="eastAsia" w:eastAsia="黑体"/>
         </w:rPr>
         <w:t xml:space="preserve">元件调整影响</w:t>
       </w:r>
@@ -1637,7 +1799,7 @@
       </w:pPr>
       <w:r>
         <w:rPr>
-          <w:rFonts w:hint="eastAsia"/>
+          <w:rFonts w:hint="eastAsia" w:eastAsia="黑体"/>
           <w:b/>
           <w:bCs/>
         </w:rPr>
@@ -1645,6 +1807,7 @@
       </w:r>
       <w:r>
         <w:rPr>
+          <w:rFonts w:eastAsia="黑体"/>
           <w:b/>
           <w:bCs/>
         </w:rPr>
@@ -1669,6 +1832,7 @@
       </m:oMath>
       <w:r>
         <w:rPr>
+          <w:rFonts w:eastAsia="黑体"/>
           <w:b/>
           <w:bCs/>
         </w:rPr>
@@ -1676,30 +1840,39 @@
       </w:r>
       <w:r>
         <w:rPr>
-          <w:rFonts w:hint="eastAsia"/>
+          <w:rFonts w:hint="eastAsia" w:eastAsia="黑体"/>
           <w:b/>
           <w:bCs/>
         </w:rPr>
         <w:t xml:space="preserve">增大</w:t>
       </w:r>
       <w:r>
+        <w:rPr>
+          <w:rFonts w:eastAsia="黑体"/>
+        </w:rPr>
         <w:t xml:space="preserve"> </w:t>
       </w:r>
       <w:r>
+        <w:rPr>
+          <w:rFonts w:eastAsia="黑体"/>
+        </w:rPr>
         <w:t xml:space="preserve">→ </w:t>
       </w:r>
       <w:r>
         <w:rPr>
-          <w:rFonts w:hint="eastAsia"/>
+          <w:rFonts w:hint="eastAsia" w:eastAsia="黑体"/>
         </w:rPr>
         <w:t xml:space="preserve">目标角度增大（接近</w:t>
       </w:r>
       <w:r>
+        <w:rPr>
+          <w:rFonts w:eastAsia="黑体"/>
+        </w:rPr>
         <w:t xml:space="preserve"> </w:t>
       </w:r>
       <w:r>
         <w:rPr>
-          <w:rFonts w:hint="eastAsia"/>
+          <w:rFonts w:hint="eastAsia" w:eastAsia="黑体"/>
         </w:rPr>
         <w:t xml:space="preserve">180°）。</w:t>
       </w:r>
@@ -1714,6 +1887,7 @@
       </w:pPr>
       <w:r>
         <w:rPr>
+          <w:rFonts w:eastAsia="黑体"/>
           <w:b/>
           <w:bCs/>
         </w:rPr>
@@ -1721,7 +1895,7 @@
       </w:r>
       <w:r>
         <w:rPr>
-          <w:rFonts w:hint="eastAsia"/>
+          <w:rFonts w:hint="eastAsia" w:eastAsia="黑体"/>
           <w:b/>
           <w:bCs/>
         </w:rPr>
@@ -1729,20 +1903,27 @@
       </w:r>
       <w:r>
         <w:rPr>
+          <w:rFonts w:eastAsia="黑体"/>
           <w:b/>
           <w:bCs/>
         </w:rPr>
         <w:t xml:space="preserve"> 20 ms</w:t>
       </w:r>
       <w:r>
+        <w:rPr>
+          <w:rFonts w:eastAsia="黑体"/>
+        </w:rPr>
         <w:t xml:space="preserve"> </w:t>
       </w:r>
       <w:r>
+        <w:rPr>
+          <w:rFonts w:eastAsia="黑体"/>
+        </w:rPr>
         <w:t xml:space="preserve">→ </w:t>
       </w:r>
       <w:r>
         <w:rPr>
-          <w:rFonts w:hint="eastAsia"/>
+          <w:rFonts w:hint="eastAsia" w:eastAsia="黑体"/>
         </w:rPr>
         <w:t xml:space="preserve">部分舵机角度响应异常，需保持标准周期。</w:t>
       </w:r>
@@ -1757,21 +1938,27 @@
       </w:pPr>
       <w:r>
         <w:rPr>
-          <w:rFonts w:hint="eastAsia"/>
+          <w:rFonts w:hint="eastAsia" w:eastAsia="黑体"/>
           <w:b/>
           <w:bCs/>
         </w:rPr>
         <w:t xml:space="preserve">供电电压升高（规范内）</w:t>
       </w:r>
       <w:r>
+        <w:rPr>
+          <w:rFonts w:eastAsia="黑体"/>
+        </w:rPr>
         <w:t xml:space="preserve"> </w:t>
       </w:r>
       <w:r>
+        <w:rPr>
+          <w:rFonts w:eastAsia="黑体"/>
+        </w:rPr>
         <w:t xml:space="preserve">→ </w:t>
       </w:r>
       <w:r>
         <w:rPr>
-          <w:rFonts w:hint="eastAsia"/>
+          <w:rFonts w:hint="eastAsia" w:eastAsia="黑体"/>
         </w:rPr>
         <w:t xml:space="preserve">转矩与速度增大，但发热增加。</w:t>
       </w:r>
@@ -1786,7 +1973,7 @@
       </w:pPr>
       <w:r>
         <w:rPr>
-          <w:rFonts w:hint="eastAsia"/>
+          <w:rFonts w:hint="eastAsia" w:eastAsia="黑体"/>
           <w:b/>
           <w:bCs/>
         </w:rPr>
@@ -1794,6 +1981,7 @@
       </w:r>
       <w:r>
         <w:rPr>
+          <w:rFonts w:eastAsia="黑体"/>
           <w:b/>
           <w:bCs/>
         </w:rPr>
@@ -1801,21 +1989,27 @@
       </w:r>
       <w:r>
         <w:rPr>
-          <w:rFonts w:hint="eastAsia"/>
+          <w:rFonts w:hint="eastAsia" w:eastAsia="黑体"/>
           <w:b/>
           <w:bCs/>
         </w:rPr>
         <w:t xml:space="preserve">线过长</w:t>
       </w:r>
       <w:r>
+        <w:rPr>
+          <w:rFonts w:eastAsia="黑体"/>
+        </w:rPr>
         <w:t xml:space="preserve"> </w:t>
       </w:r>
       <w:r>
+        <w:rPr>
+          <w:rFonts w:eastAsia="黑体"/>
+        </w:rPr>
         <w:t xml:space="preserve">→ </w:t>
       </w:r>
       <w:r>
         <w:rPr>
-          <w:rFonts w:hint="eastAsia"/>
+          <w:rFonts w:hint="eastAsia" w:eastAsia="黑体"/>
         </w:rPr>
         <w:t xml:space="preserve">舵机大电流时电压跌落，动作不稳定。</w:t>
       </w:r>
@@ -1828,7 +2022,7 @@
       </w:pPr>
       <w:r>
         <w:rPr>
-          <w:rFonts w:hint="eastAsia"/>
+          <w:rFonts w:hint="eastAsia" w:eastAsia="黑体"/>
         </w:rPr>
         <w:t xml:space="preserve">典型参数示例</w:t>
       </w:r>
@@ -1843,11 +2037,14 @@
       </w:pPr>
       <w:r>
         <w:rPr>
-          <w:rFonts w:hint="eastAsia"/>
+          <w:rFonts w:hint="eastAsia" w:eastAsia="黑体"/>
         </w:rPr>
         <w:t xml:space="preserve">取</w:t>
       </w:r>
       <w:r>
+        <w:rPr>
+          <w:rFonts w:eastAsia="黑体"/>
+        </w:rPr>
         <w:t xml:space="preserve"> </w:t>
       </w:r>
       <m:oMath>
@@ -1887,6 +2084,9 @@
         </m:r>
       </m:oMath>
       <w:r>
+        <w:rPr>
+          <w:rFonts w:eastAsia="黑体"/>
+        </w:rPr>
         <w:t xml:space="preserve">、</w:t>
       </w:r>
       <m:oMath>
@@ -1915,7 +2115,7 @@
       </m:oMath>
       <w:r>
         <w:rPr>
-          <w:rFonts w:hint="eastAsia"/>
+          <w:rFonts w:hint="eastAsia" w:eastAsia="黑体"/>
         </w:rPr>
         <w:t xml:space="preserve">：</w:t>
       </w:r>
@@ -1997,6 +2197,9 @@
         </m:sSup>
       </m:oMath>
       <w:r>
+        <w:rPr>
+          <w:rFonts w:eastAsia="黑体"/>
+        </w:rPr>
         <w:t xml:space="preserve">。</w:t>
       </w:r>
     </w:p>
@@ -2045,15 +2248,21 @@
         </m:r>
       </m:oMath>
       <w:r>
+        <w:rPr>
+          <w:rFonts w:eastAsia="黑体"/>
+        </w:rPr>
         <w:t xml:space="preserve"> </w:t>
       </w:r>
       <w:r>
         <w:rPr>
-          <w:rFonts w:hint="eastAsia"/>
+          <w:rFonts w:hint="eastAsia" w:eastAsia="黑体"/>
         </w:rPr>
         <w:t xml:space="preserve">时</w:t>
       </w:r>
       <w:r>
+        <w:rPr>
+          <w:rFonts w:eastAsia="黑体"/>
+        </w:rPr>
         <w:t xml:space="preserve"> </w:t>
       </w:r>
       <m:oMath>
@@ -2084,7 +2293,7 @@
       </m:oMath>
       <w:r>
         <w:rPr>
-          <w:rFonts w:hint="eastAsia"/>
+          <w:rFonts w:hint="eastAsia" w:eastAsia="黑体"/>
         </w:rPr>
         <w:t xml:space="preserve">；</w:t>
       </w:r>
@@ -2125,15 +2334,21 @@
         </m:r>
       </m:oMath>
       <w:r>
+        <w:rPr>
+          <w:rFonts w:eastAsia="黑体"/>
+        </w:rPr>
         <w:t xml:space="preserve"> </w:t>
       </w:r>
       <w:r>
         <w:rPr>
-          <w:rFonts w:hint="eastAsia"/>
+          <w:rFonts w:hint="eastAsia" w:eastAsia="黑体"/>
         </w:rPr>
         <w:t xml:space="preserve">时</w:t>
       </w:r>
       <w:r>
+        <w:rPr>
+          <w:rFonts w:eastAsia="黑体"/>
+        </w:rPr>
         <w:t xml:space="preserve"> </w:t>
       </w:r>
       <m:oMath>
@@ -2163,6 +2378,9 @@
         </m:sSup>
       </m:oMath>
       <w:r>
+        <w:rPr>
+          <w:rFonts w:eastAsia="黑体"/>
+        </w:rPr>
         <w:t xml:space="preserve">。</w:t>
       </w:r>
     </w:p>
@@ -2174,7 +2392,7 @@
       </w:pPr>
       <w:r>
         <w:rPr>
-          <w:rFonts w:hint="eastAsia"/>
+          <w:rFonts w:hint="eastAsia" w:eastAsia="黑体"/>
         </w:rPr>
         <w:t xml:space="preserve">常见器件型号</w:t>
       </w:r>
@@ -2189,7 +2407,7 @@
       </w:pPr>
       <w:r>
         <w:rPr>
-          <w:rFonts w:hint="eastAsia"/>
+          <w:rFonts w:hint="eastAsia" w:eastAsia="黑体"/>
         </w:rPr>
         <w:t xml:space="preserve">舵机：SG90、MG995、MG996R、HS-311。</w:t>
       </w:r>
@@ -2204,16 +2422,19 @@
       </w:pPr>
       <w:r>
         <w:rPr>
-          <w:rFonts w:hint="eastAsia"/>
+          <w:rFonts w:hint="eastAsia" w:eastAsia="黑体"/>
         </w:rPr>
         <w:t xml:space="preserve">控制</w:t>
       </w:r>
       <w:r>
+        <w:rPr>
+          <w:rFonts w:eastAsia="黑体"/>
+        </w:rPr>
         <w:t xml:space="preserve"> </w:t>
       </w:r>
       <w:r>
         <w:rPr>
-          <w:rFonts w:hint="eastAsia"/>
+          <w:rFonts w:hint="eastAsia" w:eastAsia="黑体"/>
         </w:rPr>
         <w:t xml:space="preserve">MCU：STM32、Arduino、ESP32。</w:t>
       </w:r>
@@ -2226,7 +2447,7 @@
       </w:pPr>
       <w:r>
         <w:rPr>
-          <w:rFonts w:hint="eastAsia"/>
+          <w:rFonts w:hint="eastAsia" w:eastAsia="黑体"/>
         </w:rPr>
         <w:t xml:space="preserve">注意事项</w:t>
       </w:r>
@@ -2241,7 +2462,7 @@
       </w:pPr>
       <w:r>
         <w:rPr>
-          <w:rFonts w:hint="eastAsia"/>
+          <w:rFonts w:hint="eastAsia" w:eastAsia="黑体"/>
         </w:rPr>
         <w:t xml:space="preserve">舵机电源与逻辑电源尽量分开，抑制电机电流对控制信号的干扰。</w:t>
       </w:r>
@@ -2256,7 +2477,7 @@
       </w:pPr>
       <w:r>
         <w:rPr>
-          <w:rFonts w:hint="eastAsia"/>
+          <w:rFonts w:hint="eastAsia" w:eastAsia="黑体"/>
         </w:rPr>
         <w:t xml:space="preserve">机械堵转会使电流与发热剧增，避免长时间堵转。</w:t>
       </w:r>
@@ -2271,7 +2492,7 @@
       </w:pPr>
       <w:r>
         <w:rPr>
-          <w:rFonts w:hint="eastAsia"/>
+          <w:rFonts w:hint="eastAsia" w:eastAsia="黑体"/>
         </w:rPr>
         <w:t xml:space="preserve">不同厂商脉宽范围略有差异，需查规格书标定角度区间。</w:t>
       </w:r>
@@ -2284,7 +2505,7 @@
       </w:pPr>
       <w:r>
         <w:rPr>
-          <w:rFonts w:hint="eastAsia"/>
+          <w:rFonts w:hint="eastAsia" w:eastAsia="黑体"/>
         </w:rPr>
         <w:t xml:space="preserve">参考资料</w:t>
       </w:r>
@@ -2298,6 +2519,9 @@
         </w:numPr>
       </w:pPr>
       <w:r>
+        <w:rPr>
+          <w:rFonts w:eastAsia="黑体"/>
+        </w:rPr>
         <w:t xml:space="preserve">Wikipedia: Servo (radio control)。</w:t>
       </w:r>
     </w:p>
@@ -2311,7 +2535,7 @@
       </w:pPr>
       <w:r>
         <w:rPr>
-          <w:rFonts w:hint="eastAsia"/>
+          <w:rFonts w:hint="eastAsia" w:eastAsia="黑体"/>
         </w:rPr>
         <w:t xml:space="preserve">《机器人学导论》相关章节。</w:t>
       </w:r>
@@ -2325,11 +2549,14 @@
         </w:numPr>
       </w:pPr>
       <w:r>
+        <w:rPr>
+          <w:rFonts w:eastAsia="黑体"/>
+        </w:rPr>
         <w:t xml:space="preserve">Tower Pro </w:t>
       </w:r>
       <w:r>
         <w:rPr>
-          <w:rFonts w:hint="eastAsia"/>
+          <w:rFonts w:hint="eastAsia" w:eastAsia="黑体"/>
         </w:rPr>
         <w:t xml:space="preserve">产品页：MG996R。</w:t>
       </w:r>
@@ -2343,11 +2570,11 @@
       </w:pPr>
       <w:r>
         <w:rPr>
-          <w:rFonts w:ascii="Times New Roman" w:hAnsi="Times New Roman"/>
+          <w:rFonts w:ascii="Times New Roman" w:hAnsi="Times New Roman" w:eastAsia="黑体"/>
           <w:color w:val="555555"/>
           <w:sz w:val="21"/>
         </w:rPr>
-        <w:t>材料收集者：杜文杰</w:t>
+        <w:t>材料收集者：杜文杰，WX手机：19519196569，QQ:3478827729</w:t>
       </w:r>
     </w:p>
     <w:sectPr>
@@ -2367,7 +2594,7 @@
 </file>
 
 <file path=word/footer1.xml><?xml version="1.0" encoding="utf-8"?>
-<w:ftr xmlns:m="http://schemas.openxmlformats.org/officeDocument/2006/math" xmlns:mc="http://schemas.openxmlformats.org/markup-compatibility/2006" xmlns:mo="http://schemas.microsoft.com/office/mac/office/2008/main" xmlns:mv="urn:schemas-microsoft-com:mac:vml" xmlns:o="urn:schemas-microsoft-com:office:office" xmlns:r="http://schemas.openxmlformats.org/officeDocument/2006/relationships" xmlns:v="urn:schemas-microsoft-com:vml" xmlns:w10="urn:schemas-microsoft-com:office:word" xmlns:w14="http://schemas.microsoft.com/office/word/2010/wordml" xmlns:w="http://schemas.openxmlformats.org/wordprocessingml/2006/main" xmlns:wne="http://schemas.microsoft.com/office/word/2006/wordml" xmlns:wp14="http://schemas.microsoft.com/office/word/2010/wordprocessingDrawing" xmlns:wp="http://schemas.openxmlformats.org/drawingml/2006/wordprocessingDrawing" xmlns:wpc="http://schemas.microsoft.com/office/word/2010/wordprocessingCanvas" xmlns:wpg="http://schemas.microsoft.com/office/word/2010/wordprocessingGroup" xmlns:wpi="http://schemas.microsoft.com/office/word/2010/wordprocessingInk" xmlns:wps="http://schemas.microsoft.com/office/word/2010/wordprocessingShape" mc:Ignorable="w14 wp14">
+<w:ftr xmlns:mc="http://schemas.openxmlformats.org/markup-compatibility/2006" xmlns:w="http://schemas.openxmlformats.org/wordprocessingml/2006/main" xmlns:m="http://schemas.openxmlformats.org/officeDocument/2006/math" xmlns:mo="http://schemas.microsoft.com/office/mac/office/2008/main" xmlns:mv="urn:schemas-microsoft-com:mac:vml" xmlns:o="urn:schemas-microsoft-com:office:office" xmlns:r="http://schemas.openxmlformats.org/officeDocument/2006/relationships" xmlns:v="urn:schemas-microsoft-com:vml" xmlns:w10="urn:schemas-microsoft-com:office:word" xmlns:w14="http://schemas.microsoft.com/office/word/2010/wordml" xmlns:wne="http://schemas.microsoft.com/office/word/2006/wordml" xmlns:wp14="http://schemas.microsoft.com/office/word/2010/wordprocessingDrawing" xmlns:wp="http://schemas.openxmlformats.org/drawingml/2006/wordprocessingDrawing" xmlns:wpc="http://schemas.microsoft.com/office/word/2010/wordprocessingCanvas" xmlns:wpg="http://schemas.microsoft.com/office/word/2010/wordprocessingGroup" xmlns:wpi="http://schemas.microsoft.com/office/word/2010/wordprocessingInk" xmlns:wps="http://schemas.microsoft.com/office/word/2010/wordprocessingShape" mc:Ignorable="w14 wp14">
   <w:p>
     <w:pPr>
       <w:pStyle w:val="Footer"/>
@@ -2375,12 +2602,14 @@
     </w:pPr>
     <w:r>
       <w:rPr>
+        <w:rFonts w:eastAsia="黑体"/>
         <w:sz w:val="18"/>
       </w:rPr>
       <w:t xml:space="preserve">第 </w:t>
     </w:r>
     <w:r>
       <w:rPr>
+        <w:rFonts w:eastAsia="黑体"/>
         <w:sz w:val="18"/>
       </w:rPr>
       <w:fldChar w:fldCharType="begin"/>
@@ -2389,6 +2618,7 @@
     </w:r>
     <w:r>
       <w:rPr>
+        <w:rFonts w:eastAsia="黑体"/>
         <w:sz w:val="18"/>
       </w:rPr>
       <w:t xml:space="preserve"> 页</w:t>
@@ -2402,6 +2632,9 @@
   <w:footnote w:type="continuationSeparator" w:id="0">
     <w:p>
       <w:r>
+        <w:rPr>
+          <w:rFonts w:eastAsia="黑体"/>
+        </w:rPr>
         <w:continuationSeparator/>
       </w:r>
     </w:p>
@@ -2409,6 +2642,9 @@
   <w:footnote w:type="separator" w:id="-1">
     <w:p>
       <w:r>
+        <w:rPr>
+          <w:rFonts w:eastAsia="黑体"/>
+        </w:rPr>
         <w:separator/>
       </w:r>
     </w:p>
@@ -2417,7 +2653,7 @@
 </file>
 
 <file path=word/header1.xml><?xml version="1.0" encoding="utf-8"?>
-<w:hdr xmlns:m="http://schemas.openxmlformats.org/officeDocument/2006/math" xmlns:mc="http://schemas.openxmlformats.org/markup-compatibility/2006" xmlns:mo="http://schemas.microsoft.com/office/mac/office/2008/main" xmlns:mv="urn:schemas-microsoft-com:mac:vml" xmlns:o="urn:schemas-microsoft-com:office:office" xmlns:r="http://schemas.openxmlformats.org/officeDocument/2006/relationships" xmlns:v="urn:schemas-microsoft-com:vml" xmlns:w10="urn:schemas-microsoft-com:office:word" xmlns:w14="http://schemas.microsoft.com/office/word/2010/wordml" xmlns:w="http://schemas.openxmlformats.org/wordprocessingml/2006/main" xmlns:wne="http://schemas.microsoft.com/office/word/2006/wordml" xmlns:wp14="http://schemas.microsoft.com/office/word/2010/wordprocessingDrawing" xmlns:wp="http://schemas.openxmlformats.org/drawingml/2006/wordprocessingDrawing" xmlns:wpc="http://schemas.microsoft.com/office/word/2010/wordprocessingCanvas" xmlns:wpg="http://schemas.microsoft.com/office/word/2010/wordprocessingGroup" xmlns:wpi="http://schemas.microsoft.com/office/word/2010/wordprocessingInk" xmlns:wps="http://schemas.microsoft.com/office/word/2010/wordprocessingShape" mc:Ignorable="w14 wp14">
+<w:hdr xmlns:mc="http://schemas.openxmlformats.org/markup-compatibility/2006" xmlns:w="http://schemas.openxmlformats.org/wordprocessingml/2006/main" xmlns:m="http://schemas.openxmlformats.org/officeDocument/2006/math" xmlns:mo="http://schemas.microsoft.com/office/mac/office/2008/main" xmlns:mv="urn:schemas-microsoft-com:mac:vml" xmlns:o="urn:schemas-microsoft-com:office:office" xmlns:r="http://schemas.openxmlformats.org/officeDocument/2006/relationships" xmlns:v="urn:schemas-microsoft-com:vml" xmlns:w10="urn:schemas-microsoft-com:office:word" xmlns:w14="http://schemas.microsoft.com/office/word/2010/wordml" xmlns:wne="http://schemas.microsoft.com/office/word/2006/wordml" xmlns:wp14="http://schemas.microsoft.com/office/word/2010/wordprocessingDrawing" xmlns:wp="http://schemas.openxmlformats.org/drawingml/2006/wordprocessingDrawing" xmlns:wpc="http://schemas.microsoft.com/office/word/2010/wordprocessingCanvas" xmlns:wpg="http://schemas.microsoft.com/office/word/2010/wordprocessingGroup" xmlns:wpi="http://schemas.microsoft.com/office/word/2010/wordprocessingInk" xmlns:wps="http://schemas.microsoft.com/office/word/2010/wordprocessingShape" mc:Ignorable="w14 wp14">
   <w:p>
     <w:pPr>
       <w:pStyle w:val="Header"/>
@@ -2425,7 +2661,7 @@
     </w:pPr>
     <w:r>
       <w:rPr>
-        <w:rFonts w:ascii="Times New Roman" w:hAnsi="Times New Roman"/>
+        <w:rFonts w:ascii="Times New Roman" w:hAnsi="Times New Roman" w:eastAsia="黑体"/>
         <w:sz w:val="18"/>
         <w:rFonts w:eastAsia="黑体"/>
         <w:rFonts w:eastAsia="黑体"/>
@@ -2437,7 +2673,7 @@
 </file>
 
 <file path=word/numbering.xml><?xml version="1.0" encoding="utf-8"?>
-<w:numbering xmlns:m="http://schemas.openxmlformats.org/officeDocument/2006/math" xmlns:mc="http://schemas.openxmlformats.org/markup-compatibility/2006" xmlns:mo="http://schemas.microsoft.com/office/mac/office/2008/main" xmlns:mv="urn:schemas-microsoft-com:mac:vml" xmlns:o="urn:schemas-microsoft-com:office:office" xmlns:r="http://schemas.openxmlformats.org/officeDocument/2006/relationships" xmlns:v="urn:schemas-microsoft-com:vml" xmlns:w="http://schemas.openxmlformats.org/wordprocessingml/2006/main" xmlns:w10="urn:schemas-microsoft-com:office:word" xmlns:w14="http://schemas.microsoft.com/office/word/2010/wordml" xmlns:wne="http://schemas.microsoft.com/office/word/2006/wordml" xmlns:wp="http://schemas.openxmlformats.org/drawingml/2006/wordprocessingDrawing" xmlns:wp14="http://schemas.microsoft.com/office/word/2010/wordprocessingDrawing" xmlns:wpc="http://schemas.microsoft.com/office/word/2010/wordprocessingCanvas" xmlns:wpg="http://schemas.microsoft.com/office/word/2010/wordprocessingGroup" xmlns:wpi="http://schemas.microsoft.com/office/word/2010/wordprocessingInk" xmlns:wps="http://schemas.microsoft.com/office/word/2010/wordprocessingShape" mc:Ignorable="w14 wp14">
+<w:numbering xmlns:mc="http://schemas.openxmlformats.org/markup-compatibility/2006" xmlns:w="http://schemas.openxmlformats.org/wordprocessingml/2006/main" xmlns:m="http://schemas.openxmlformats.org/officeDocument/2006/math" xmlns:mo="http://schemas.microsoft.com/office/mac/office/2008/main" xmlns:mv="urn:schemas-microsoft-com:mac:vml" xmlns:o="urn:schemas-microsoft-com:office:office" xmlns:r="http://schemas.openxmlformats.org/officeDocument/2006/relationships" xmlns:v="urn:schemas-microsoft-com:vml" xmlns:w10="urn:schemas-microsoft-com:office:word" xmlns:w14="http://schemas.microsoft.com/office/word/2010/wordml" xmlns:wne="http://schemas.microsoft.com/office/word/2006/wordml" xmlns:wp="http://schemas.openxmlformats.org/drawingml/2006/wordprocessingDrawing" xmlns:wp14="http://schemas.microsoft.com/office/word/2010/wordprocessingDrawing" xmlns:wpc="http://schemas.microsoft.com/office/word/2010/wordprocessingCanvas" xmlns:wpg="http://schemas.microsoft.com/office/word/2010/wordprocessingGroup" xmlns:wpi="http://schemas.microsoft.com/office/word/2010/wordprocessingInk" xmlns:wps="http://schemas.microsoft.com/office/word/2010/wordprocessingShape" mc:Ignorable="w14 wp14">
   <w:abstractNum w:abstractNumId="0">
     <w:nsid w:val="FFFFFF7C"/>
     <w:multiLevelType w:val="singleLevel"/>
@@ -2524,7 +2760,7 @@
         <w:ind w:hanging="360" w:left="1440"/>
       </w:pPr>
       <w:rPr>
-        <w:rFonts w:ascii="Symbol" w:hAnsi="Symbol" w:hint="default"/>
+        <w:rFonts w:ascii="Symbol" w:hAnsi="Symbol" w:hint="default" w:eastAsia="黑体"/>
       </w:rPr>
     </w:lvl>
   </w:abstractNum>
@@ -2545,7 +2781,7 @@
         <w:ind w:hanging="360" w:left="1080"/>
       </w:pPr>
       <w:rPr>
-        <w:rFonts w:ascii="Symbol" w:hAnsi="Symbol" w:hint="default"/>
+        <w:rFonts w:ascii="Symbol" w:hAnsi="Symbol" w:hint="default" w:eastAsia="黑体"/>
       </w:rPr>
     </w:lvl>
   </w:abstractNum>
@@ -2566,7 +2802,7 @@
         <w:ind w:hanging="360" w:left="720"/>
       </w:pPr>
       <w:rPr>
-        <w:rFonts w:ascii="Symbol" w:hAnsi="Symbol" w:hint="default"/>
+        <w:rFonts w:ascii="Symbol" w:hAnsi="Symbol" w:hint="default" w:eastAsia="黑体"/>
       </w:rPr>
     </w:lvl>
   </w:abstractNum>
@@ -2605,7 +2841,7 @@
         <w:ind w:hanging="360" w:left="360"/>
       </w:pPr>
       <w:rPr>
-        <w:rFonts w:ascii="Symbol" w:hAnsi="Symbol" w:hint="default"/>
+        <w:rFonts w:ascii="Symbol" w:hAnsi="Symbol" w:hint="default" w:eastAsia="黑体"/>
       </w:rPr>
     </w:lvl>
   </w:abstractNum>
@@ -2696,7 +2932,7 @@
         <w:ind w:left="720" w:hanging="360"/>
       </w:pPr>
       <w:rPr>
-        <w:rFonts w:ascii="Symbol" w:hAnsi="Symbol" w:cs="Symbol" w:hint="default"/>
+        <w:rFonts w:ascii="Symbol" w:hAnsi="Symbol" w:cs="Symbol" w:hint="default" w:eastAsia="黑体"/>
       </w:rPr>
     </w:lvl>
     <w:lvl w:ilvl="1">
@@ -2707,7 +2943,7 @@
         <w:ind w:left="1440" w:hanging="360"/>
       </w:pPr>
       <w:rPr>
-        <w:rFonts w:ascii="Courier New" w:hAnsi="Courier New" w:cs="Courier New" w:hint="default"/>
+        <w:rFonts w:ascii="Courier New" w:hAnsi="Courier New" w:cs="Courier New" w:hint="default" w:eastAsia="黑体"/>
       </w:rPr>
     </w:lvl>
     <w:lvl w:ilvl="2">
@@ -2718,7 +2954,7 @@
         <w:ind w:left="2160" w:hanging="360"/>
       </w:pPr>
       <w:rPr>
-        <w:rFonts w:ascii="Wingdings" w:hAnsi="Wingdings" w:cs="Wingdings" w:hint="default"/>
+        <w:rFonts w:ascii="Wingdings" w:hAnsi="Wingdings" w:cs="Wingdings" w:hint="default" w:eastAsia="黑体"/>
       </w:rPr>
     </w:lvl>
     <w:lvl w:ilvl="3">
@@ -2729,7 +2965,7 @@
         <w:ind w:left="2880" w:hanging="360"/>
       </w:pPr>
       <w:rPr>
-        <w:rFonts w:ascii="Symbol" w:hAnsi="Symbol" w:cs="Symbol" w:hint="default"/>
+        <w:rFonts w:ascii="Symbol" w:hAnsi="Symbol" w:cs="Symbol" w:hint="default" w:eastAsia="黑体"/>
       </w:rPr>
     </w:lvl>
     <w:lvl w:ilvl="4">
@@ -2740,7 +2976,7 @@
         <w:ind w:left="3600" w:hanging="360"/>
       </w:pPr>
       <w:rPr>
-        <w:rFonts w:ascii="Courier New" w:hAnsi="Courier New" w:cs="Courier New" w:hint="default"/>
+        <w:rFonts w:ascii="Courier New" w:hAnsi="Courier New" w:cs="Courier New" w:hint="default" w:eastAsia="黑体"/>
       </w:rPr>
     </w:lvl>
     <w:lvl w:ilvl="5">
@@ -2751,7 +2987,7 @@
         <w:ind w:left="4320" w:hanging="360"/>
       </w:pPr>
       <w:rPr>
-        <w:rFonts w:ascii="Wingdings" w:hAnsi="Wingdings" w:cs="Wingdings" w:hint="default"/>
+        <w:rFonts w:ascii="Wingdings" w:hAnsi="Wingdings" w:cs="Wingdings" w:hint="default" w:eastAsia="黑体"/>
       </w:rPr>
     </w:lvl>
     <w:lvl w:ilvl="6">
@@ -2762,7 +2998,7 @@
         <w:ind w:left="5040" w:hanging="360"/>
       </w:pPr>
       <w:rPr>
-        <w:rFonts w:ascii="Symbol" w:hAnsi="Symbol" w:cs="Symbol" w:hint="default"/>
+        <w:rFonts w:ascii="Symbol" w:hAnsi="Symbol" w:cs="Symbol" w:hint="default" w:eastAsia="黑体"/>
       </w:rPr>
     </w:lvl>
     <w:lvl w:ilvl="7">
@@ -2773,7 +3009,7 @@
         <w:ind w:left="5760" w:hanging="360"/>
       </w:pPr>
       <w:rPr>
-        <w:rFonts w:ascii="Courier New" w:hAnsi="Courier New" w:cs="Courier New" w:hint="default"/>
+        <w:rFonts w:ascii="Courier New" w:hAnsi="Courier New" w:cs="Courier New" w:hint="default" w:eastAsia="黑体"/>
       </w:rPr>
     </w:lvl>
     <w:lvl w:ilvl="8">
@@ -2784,7 +3020,7 @@
         <w:ind w:left="6480" w:hanging="360"/>
       </w:pPr>
       <w:rPr>
-        <w:rFonts w:ascii="Wingdings" w:hAnsi="Wingdings" w:cs="Wingdings" w:hint="default"/>
+        <w:rFonts w:ascii="Wingdings" w:hAnsi="Wingdings" w:cs="Wingdings" w:hint="default" w:eastAsia="黑体"/>
       </w:rPr>
     </w:lvl>
   </w:abstractNum>
@@ -2840,11 +3076,11 @@
 </file>
 
 <file path=word/styles.xml><?xml version="1.0" encoding="utf-8"?>
-<w:styles xmlns:mc="http://schemas.openxmlformats.org/markup-compatibility/2006" xmlns:r="http://schemas.openxmlformats.org/officeDocument/2006/relationships" xmlns:w="http://schemas.openxmlformats.org/wordprocessingml/2006/main" xmlns:w14="http://schemas.microsoft.com/office/word/2010/wordml" mc:Ignorable="w14">
+<w:styles xmlns:mc="http://schemas.openxmlformats.org/markup-compatibility/2006" xmlns:w="http://schemas.openxmlformats.org/wordprocessingml/2006/main" xmlns:r="http://schemas.openxmlformats.org/officeDocument/2006/relationships" xmlns:w14="http://schemas.microsoft.com/office/word/2010/wordml" mc:Ignorable="w14">
   <w:docDefaults>
     <w:rPrDefault>
       <w:rPr>
-        <w:rFonts w:asciiTheme="minorHAnsi" w:cstheme="minorBidi" w:eastAsiaTheme="minorEastAsia" w:hAnsiTheme="minorHAnsi"/>
+        <w:rFonts w:asciiTheme="minorHAnsi" w:cstheme="minorBidi" w:hAnsiTheme="minorHAnsi" w:eastAsia="黑体"/>
         <w:sz w:val="22"/>
         <w:szCs w:val="22"/>
         <w:lang w:bidi="ar-SA" w:eastAsia="en-US" w:val="en-US"/>
@@ -3066,7 +3302,7 @@
       <w:outlineLvl w:val="0"/>
     </w:pPr>
     <w:rPr>
-      <w:rFonts w:ascii="Times New Roman" w:asciiTheme="majorHAnsi" w:cstheme="majorBidi" w:eastAsia="黑体" w:eastAsiaTheme="majorEastAsia" w:hAnsi="Times New Roman" w:hAnsiTheme="majorHAnsi"/>
+      <w:rFonts w:ascii="Times New Roman" w:asciiTheme="majorHAnsi" w:cstheme="majorBidi" w:eastAsia="黑体" w:hAnsi="Times New Roman" w:hAnsiTheme="majorHAnsi"/>
       <w:b/>
       <w:bCs/>
       <w:color w:val="1F3864"/>
@@ -3090,7 +3326,7 @@
       <w:outlineLvl w:val="1"/>
     </w:pPr>
     <w:rPr>
-      <w:rFonts w:ascii="Times New Roman" w:asciiTheme="majorHAnsi" w:cstheme="majorBidi" w:eastAsia="黑体" w:eastAsiaTheme="majorEastAsia" w:hAnsi="Times New Roman" w:hAnsiTheme="majorHAnsi"/>
+      <w:rFonts w:ascii="Times New Roman" w:asciiTheme="majorHAnsi" w:cstheme="majorBidi" w:eastAsia="黑体" w:hAnsi="Times New Roman" w:hAnsiTheme="majorHAnsi"/>
       <w:b/>
       <w:bCs/>
       <w:color w:val="2E4E7E"/>
@@ -3114,7 +3350,7 @@
       <w:outlineLvl w:val="2"/>
     </w:pPr>
     <w:rPr>
-      <w:rFonts w:ascii="Times New Roman" w:asciiTheme="majorHAnsi" w:cstheme="majorBidi" w:eastAsia="黑体" w:eastAsiaTheme="majorEastAsia" w:hAnsi="Times New Roman" w:hAnsiTheme="majorHAnsi"/>
+      <w:rFonts w:ascii="Times New Roman" w:asciiTheme="majorHAnsi" w:cstheme="majorBidi" w:eastAsia="黑体" w:hAnsi="Times New Roman" w:hAnsiTheme="majorHAnsi"/>
       <w:b/>
       <w:bCs/>
       <w:color w:val="2E4E7E"/>
@@ -3138,7 +3374,7 @@
       <w:outlineLvl w:val="3"/>
     </w:pPr>
     <w:rPr>
-      <w:rFonts w:ascii="Times New Roman" w:asciiTheme="majorHAnsi" w:cstheme="majorBidi" w:eastAsia="黑体" w:eastAsiaTheme="majorEastAsia" w:hAnsi="Times New Roman" w:hAnsiTheme="majorHAnsi"/>
+      <w:rFonts w:ascii="Times New Roman" w:asciiTheme="majorHAnsi" w:cstheme="majorBidi" w:eastAsia="黑体" w:hAnsi="Times New Roman" w:hAnsiTheme="majorHAnsi"/>
       <w:b/>
       <w:bCs/>
       <w:i/>
@@ -3164,7 +3400,7 @@
       <w:outlineLvl w:val="4"/>
     </w:pPr>
     <w:rPr>
-      <w:rFonts w:ascii="Times New Roman" w:asciiTheme="majorHAnsi" w:cstheme="majorBidi" w:eastAsia="黑体" w:eastAsiaTheme="majorEastAsia" w:hAnsi="Times New Roman" w:hAnsiTheme="majorHAnsi"/>
+      <w:rFonts w:ascii="Times New Roman" w:asciiTheme="majorHAnsi" w:cstheme="majorBidi" w:eastAsia="黑体" w:hAnsi="Times New Roman" w:hAnsiTheme="majorHAnsi"/>
       <w:b/>
       <w:color w:val="333333"/>
       <w:sz w:val="22"/>
@@ -3187,7 +3423,7 @@
       <w:outlineLvl w:val="5"/>
     </w:pPr>
     <w:rPr>
-      <w:rFonts w:asciiTheme="majorHAnsi" w:cstheme="majorBidi" w:eastAsiaTheme="majorEastAsia" w:hAnsiTheme="majorHAnsi"/>
+      <w:rFonts w:asciiTheme="majorHAnsi" w:cstheme="majorBidi" w:hAnsiTheme="majorHAnsi" w:eastAsia="黑体"/>
       <w:i/>
       <w:iCs/>
       <w:color w:themeColor="accent1" w:themeShade="7F" w:val="243F60"/>
@@ -3210,7 +3446,7 @@
       <w:outlineLvl w:val="6"/>
     </w:pPr>
     <w:rPr>
-      <w:rFonts w:asciiTheme="majorHAnsi" w:cstheme="majorBidi" w:eastAsiaTheme="majorEastAsia" w:hAnsiTheme="majorHAnsi"/>
+      <w:rFonts w:asciiTheme="majorHAnsi" w:cstheme="majorBidi" w:hAnsiTheme="majorHAnsi" w:eastAsia="黑体"/>
       <w:i/>
       <w:iCs/>
       <w:color w:themeColor="text1" w:themeTint="BF" w:val="404040"/>
@@ -3233,7 +3469,7 @@
       <w:outlineLvl w:val="7"/>
     </w:pPr>
     <w:rPr>
-      <w:rFonts w:asciiTheme="majorHAnsi" w:cstheme="majorBidi" w:eastAsiaTheme="majorEastAsia" w:hAnsiTheme="majorHAnsi"/>
+      <w:rFonts w:asciiTheme="majorHAnsi" w:cstheme="majorBidi" w:hAnsiTheme="majorHAnsi" w:eastAsia="黑体"/>
       <w:color w:themeColor="accent1" w:val="4F81BD"/>
       <w:sz w:val="20"/>
       <w:szCs w:val="20"/>
@@ -3256,7 +3492,7 @@
       <w:outlineLvl w:val="8"/>
     </w:pPr>
     <w:rPr>
-      <w:rFonts w:asciiTheme="majorHAnsi" w:cstheme="majorBidi" w:eastAsiaTheme="majorEastAsia" w:hAnsiTheme="majorHAnsi"/>
+      <w:rFonts w:asciiTheme="majorHAnsi" w:cstheme="majorBidi" w:hAnsiTheme="majorHAnsi" w:eastAsia="黑体"/>
       <w:i/>
       <w:iCs/>
       <w:color w:themeColor="text1" w:themeTint="BF" w:val="404040"/>
@@ -3307,7 +3543,7 @@
     <w:uiPriority w:val="9"/>
     <w:rsid w:val="00FC693F"/>
     <w:rPr>
-      <w:rFonts w:asciiTheme="majorHAnsi" w:cstheme="majorBidi" w:eastAsiaTheme="majorEastAsia" w:hAnsiTheme="majorHAnsi"/>
+      <w:rFonts w:asciiTheme="majorHAnsi" w:cstheme="majorBidi" w:hAnsiTheme="majorHAnsi" w:eastAsia="黑体"/>
       <w:b/>
       <w:bCs/>
       <w:color w:themeColor="accent1" w:themeShade="BF" w:val="365F91"/>
@@ -3322,7 +3558,7 @@
     <w:uiPriority w:val="9"/>
     <w:rsid w:val="00FC693F"/>
     <w:rPr>
-      <w:rFonts w:asciiTheme="majorHAnsi" w:cstheme="majorBidi" w:eastAsiaTheme="majorEastAsia" w:hAnsiTheme="majorHAnsi"/>
+      <w:rFonts w:asciiTheme="majorHAnsi" w:cstheme="majorBidi" w:hAnsiTheme="majorHAnsi" w:eastAsia="黑体"/>
       <w:b/>
       <w:bCs/>
       <w:color w:themeColor="accent1" w:val="4F81BD"/>
@@ -3337,7 +3573,7 @@
     <w:uiPriority w:val="9"/>
     <w:rsid w:val="00FC693F"/>
     <w:rPr>
-      <w:rFonts w:asciiTheme="majorHAnsi" w:cstheme="majorBidi" w:eastAsiaTheme="majorEastAsia" w:hAnsiTheme="majorHAnsi"/>
+      <w:rFonts w:asciiTheme="majorHAnsi" w:cstheme="majorBidi" w:hAnsiTheme="majorHAnsi" w:eastAsia="黑体"/>
       <w:b/>
       <w:bCs/>
       <w:color w:themeColor="accent1" w:val="4F81BD"/>
@@ -3360,7 +3596,7 @@
       <w:contextualSpacing/>
     </w:pPr>
     <w:rPr>
-      <w:rFonts w:ascii="Times New Roman" w:asciiTheme="majorHAnsi" w:cstheme="majorBidi" w:eastAsia="黑体" w:eastAsiaTheme="majorEastAsia" w:hAnsi="Times New Roman" w:hAnsiTheme="majorHAnsi"/>
+      <w:rFonts w:ascii="Times New Roman" w:asciiTheme="majorHAnsi" w:cstheme="majorBidi" w:eastAsia="黑体" w:hAnsi="Times New Roman" w:hAnsiTheme="majorHAnsi"/>
       <w:b/>
       <w:color w:val="1F3864"/>
       <w:spacing w:val="5"/>
@@ -3376,7 +3612,7 @@
     <w:uiPriority w:val="10"/>
     <w:rsid w:val="00FC693F"/>
     <w:rPr>
-      <w:rFonts w:asciiTheme="majorHAnsi" w:cstheme="majorBidi" w:eastAsiaTheme="majorEastAsia" w:hAnsiTheme="majorHAnsi"/>
+      <w:rFonts w:asciiTheme="majorHAnsi" w:cstheme="majorBidi" w:hAnsiTheme="majorHAnsi" w:eastAsia="黑体"/>
       <w:color w:themeColor="text2" w:themeShade="BF" w:val="17365D"/>
       <w:spacing w:val="5"/>
       <w:kern w:val="28"/>
@@ -3398,7 +3634,7 @@
       </w:numPr>
     </w:pPr>
     <w:rPr>
-      <w:rFonts w:asciiTheme="majorHAnsi" w:cstheme="majorBidi" w:eastAsiaTheme="majorEastAsia" w:hAnsiTheme="majorHAnsi"/>
+      <w:rFonts w:asciiTheme="majorHAnsi" w:cstheme="majorBidi" w:hAnsiTheme="majorHAnsi" w:eastAsia="黑体"/>
       <w:i/>
       <w:iCs/>
       <w:color w:themeColor="accent1" w:val="4F81BD"/>
@@ -3414,7 +3650,7 @@
     <w:uiPriority w:val="11"/>
     <w:rsid w:val="00FC693F"/>
     <w:rPr>
-      <w:rFonts w:asciiTheme="majorHAnsi" w:cstheme="majorBidi" w:eastAsiaTheme="majorEastAsia" w:hAnsiTheme="majorHAnsi"/>
+      <w:rFonts w:asciiTheme="majorHAnsi" w:cstheme="majorBidi" w:hAnsiTheme="majorHAnsi" w:eastAsia="黑体"/>
       <w:i/>
       <w:iCs/>
       <w:color w:themeColor="accent1" w:val="4F81BD"/>
@@ -3481,6 +3717,7 @@
       <w:spacing w:after="120"/>
     </w:pPr>
     <w:rPr>
+      <w:rFonts w:eastAsia="黑体"/>
       <w:sz w:val="16"/>
       <w:szCs w:val="16"/>
     </w:rPr>
@@ -3492,6 +3729,7 @@
     <w:uiPriority w:val="99"/>
     <w:rsid w:val="00AA1D8D"/>
     <w:rPr>
+      <w:rFonts w:eastAsia="黑体"/>
       <w:sz w:val="16"/>
       <w:szCs w:val="16"/>
     </w:rPr>
@@ -3661,7 +3899,7 @@
       </w:tabs>
     </w:pPr>
     <w:rPr>
-      <w:rFonts w:ascii="Courier" w:hAnsi="Courier"/>
+      <w:rFonts w:ascii="Courier" w:hAnsi="Courier" w:eastAsia="黑体"/>
       <w:sz w:val="20"/>
       <w:szCs w:val="20"/>
     </w:rPr>
@@ -3673,7 +3911,7 @@
     <w:uiPriority w:val="99"/>
     <w:rsid w:val="0029639D"/>
     <w:rPr>
-      <w:rFonts w:ascii="Courier" w:hAnsi="Courier"/>
+      <w:rFonts w:ascii="Courier" w:hAnsi="Courier" w:eastAsia="黑体"/>
       <w:sz w:val="20"/>
       <w:szCs w:val="20"/>
     </w:rPr>
@@ -3709,6 +3947,7 @@
     <w:uiPriority w:val="29"/>
     <w:rsid w:val="00FC693F"/>
     <w:rPr>
+      <w:rFonts w:eastAsia="黑体"/>
       <w:i/>
       <w:iCs/>
       <w:color w:themeColor="text1" w:val="000000"/>
@@ -3722,7 +3961,7 @@
     <w:semiHidden/>
     <w:rsid w:val="00FC693F"/>
     <w:rPr>
-      <w:rFonts w:asciiTheme="majorHAnsi" w:cstheme="majorBidi" w:eastAsiaTheme="majorEastAsia" w:hAnsiTheme="majorHAnsi"/>
+      <w:rFonts w:asciiTheme="majorHAnsi" w:cstheme="majorBidi" w:hAnsiTheme="majorHAnsi" w:eastAsia="黑体"/>
       <w:b/>
       <w:bCs/>
       <w:i/>
@@ -3738,7 +3977,7 @@
     <w:semiHidden/>
     <w:rsid w:val="00FC693F"/>
     <w:rPr>
-      <w:rFonts w:asciiTheme="majorHAnsi" w:cstheme="majorBidi" w:eastAsiaTheme="majorEastAsia" w:hAnsiTheme="majorHAnsi"/>
+      <w:rFonts w:asciiTheme="majorHAnsi" w:cstheme="majorBidi" w:hAnsiTheme="majorHAnsi" w:eastAsia="黑体"/>
       <w:color w:themeColor="accent1" w:themeShade="7F" w:val="243F60"/>
     </w:rPr>
   </w:style>
@@ -3750,7 +3989,7 @@
     <w:semiHidden/>
     <w:rsid w:val="00FC693F"/>
     <w:rPr>
-      <w:rFonts w:asciiTheme="majorHAnsi" w:cstheme="majorBidi" w:eastAsiaTheme="majorEastAsia" w:hAnsiTheme="majorHAnsi"/>
+      <w:rFonts w:asciiTheme="majorHAnsi" w:cstheme="majorBidi" w:hAnsiTheme="majorHAnsi" w:eastAsia="黑体"/>
       <w:i/>
       <w:iCs/>
       <w:color w:themeColor="accent1" w:themeShade="7F" w:val="243F60"/>
@@ -3764,7 +4003,7 @@
     <w:semiHidden/>
     <w:rsid w:val="00FC693F"/>
     <w:rPr>
-      <w:rFonts w:asciiTheme="majorHAnsi" w:cstheme="majorBidi" w:eastAsiaTheme="majorEastAsia" w:hAnsiTheme="majorHAnsi"/>
+      <w:rFonts w:asciiTheme="majorHAnsi" w:cstheme="majorBidi" w:hAnsiTheme="majorHAnsi" w:eastAsia="黑体"/>
       <w:i/>
       <w:iCs/>
       <w:color w:themeColor="text1" w:themeTint="BF" w:val="404040"/>
@@ -3778,7 +4017,7 @@
     <w:semiHidden/>
     <w:rsid w:val="00FC693F"/>
     <w:rPr>
-      <w:rFonts w:asciiTheme="majorHAnsi" w:cstheme="majorBidi" w:eastAsiaTheme="majorEastAsia" w:hAnsiTheme="majorHAnsi"/>
+      <w:rFonts w:asciiTheme="majorHAnsi" w:cstheme="majorBidi" w:hAnsiTheme="majorHAnsi" w:eastAsia="黑体"/>
       <w:color w:themeColor="accent1" w:val="4F81BD"/>
       <w:sz w:val="20"/>
       <w:szCs w:val="20"/>
@@ -3792,7 +4031,7 @@
     <w:semiHidden/>
     <w:rsid w:val="00FC693F"/>
     <w:rPr>
-      <w:rFonts w:asciiTheme="majorHAnsi" w:cstheme="majorBidi" w:eastAsiaTheme="majorEastAsia" w:hAnsiTheme="majorHAnsi"/>
+      <w:rFonts w:asciiTheme="majorHAnsi" w:cstheme="majorBidi" w:hAnsiTheme="majorHAnsi" w:eastAsia="黑体"/>
       <w:i/>
       <w:iCs/>
       <w:color w:themeColor="text1" w:themeTint="BF" w:val="404040"/>
@@ -3813,6 +4052,7 @@
       <w:spacing w:line="240" w:lineRule="auto"/>
     </w:pPr>
     <w:rPr>
+      <w:rFonts w:eastAsia="黑体"/>
       <w:b/>
       <w:bCs/>
       <w:color w:themeColor="accent1" w:val="4F81BD"/>
@@ -3827,6 +4067,7 @@
     <w:qFormat/>
     <w:rsid w:val="00FC693F"/>
     <w:rPr>
+      <w:rFonts w:eastAsia="黑体"/>
       <w:b/>
       <w:bCs/>
     </w:rPr>
@@ -3838,6 +4079,7 @@
     <w:qFormat/>
     <w:rsid w:val="00FC693F"/>
     <w:rPr>
+      <w:rFonts w:eastAsia="黑体"/>
       <w:i/>
       <w:iCs/>
     </w:rPr>
@@ -3858,6 +4100,7 @@
       <w:ind w:left="936" w:right="936"/>
     </w:pPr>
     <w:rPr>
+      <w:rFonts w:eastAsia="黑体"/>
       <w:b/>
       <w:bCs/>
       <w:i/>
@@ -3872,6 +4115,7 @@
     <w:uiPriority w:val="30"/>
     <w:rsid w:val="00FC693F"/>
     <w:rPr>
+      <w:rFonts w:eastAsia="黑体"/>
       <w:b/>
       <w:bCs/>
       <w:i/>
@@ -3886,6 +4130,7 @@
     <w:qFormat/>
     <w:rsid w:val="00FC693F"/>
     <w:rPr>
+      <w:rFonts w:eastAsia="黑体"/>
       <w:i/>
       <w:iCs/>
       <w:color w:themeColor="text1" w:themeTint="7F" w:val="808080"/>
@@ -3898,6 +4143,7 @@
     <w:qFormat/>
     <w:rsid w:val="00FC693F"/>
     <w:rPr>
+      <w:rFonts w:eastAsia="黑体"/>
       <w:b/>
       <w:bCs/>
       <w:i/>
@@ -3912,6 +4158,7 @@
     <w:qFormat/>
     <w:rsid w:val="00FC693F"/>
     <w:rPr>
+      <w:rFonts w:eastAsia="黑体"/>
       <w:smallCaps/>
       <w:color w:themeColor="accent2" w:val="C0504D"/>
       <w:u w:val="single"/>
@@ -3924,6 +4171,7 @@
     <w:qFormat/>
     <w:rsid w:val="00FC693F"/>
     <w:rPr>
+      <w:rFonts w:eastAsia="黑体"/>
       <w:b/>
       <w:bCs/>
       <w:smallCaps/>
@@ -3939,6 +4187,7 @@
     <w:qFormat/>
     <w:rsid w:val="00FC693F"/>
     <w:rPr>
+      <w:rFonts w:eastAsia="黑体"/>
       <w:b/>
       <w:bCs/>
       <w:smallCaps/>
@@ -3993,6 +4242,7 @@
       <w:spacing w:after="0" w:line="240" w:lineRule="auto"/>
     </w:pPr>
     <w:rPr>
+      <w:rFonts w:eastAsia="黑体"/>
       <w:color w:themeColor="text1" w:themeShade="BF" w:val="000000"/>
     </w:rPr>
     <w:tblPr>
@@ -4015,6 +4265,7 @@
         <w:spacing w:after="0" w:before="0" w:line="240" w:lineRule="auto"/>
       </w:pPr>
       <w:rPr>
+        <w:rFonts w:eastAsia="黑体"/>
         <w:b/>
         <w:bCs/>
       </w:rPr>
@@ -4035,6 +4286,7 @@
         <w:spacing w:after="0" w:before="0" w:line="240" w:lineRule="auto"/>
       </w:pPr>
       <w:rPr>
+        <w:rFonts w:eastAsia="黑体"/>
         <w:b/>
         <w:bCs/>
       </w:rPr>
@@ -4052,12 +4304,14 @@
     </w:tblStylePr>
     <w:tblStylePr w:type="firstCol">
       <w:rPr>
+        <w:rFonts w:eastAsia="黑体"/>
         <w:b/>
         <w:bCs/>
       </w:rPr>
     </w:tblStylePr>
     <w:tblStylePr w:type="lastCol">
       <w:rPr>
+        <w:rFonts w:eastAsia="黑体"/>
         <w:b/>
         <w:bCs/>
       </w:rPr>
@@ -4096,6 +4350,7 @@
       <w:spacing w:after="0" w:line="240" w:lineRule="auto"/>
     </w:pPr>
     <w:rPr>
+      <w:rFonts w:eastAsia="黑体"/>
       <w:color w:themeColor="accent1" w:themeShade="BF" w:val="365F91"/>
     </w:rPr>
     <w:tblPr>
@@ -4118,6 +4373,7 @@
         <w:spacing w:after="0" w:before="0" w:line="240" w:lineRule="auto"/>
       </w:pPr>
       <w:rPr>
+        <w:rFonts w:eastAsia="黑体"/>
         <w:b/>
         <w:bCs/>
       </w:rPr>
@@ -4138,6 +4394,7 @@
         <w:spacing w:after="0" w:before="0" w:line="240" w:lineRule="auto"/>
       </w:pPr>
       <w:rPr>
+        <w:rFonts w:eastAsia="黑体"/>
         <w:b/>
         <w:bCs/>
       </w:rPr>
@@ -4155,12 +4412,14 @@
     </w:tblStylePr>
     <w:tblStylePr w:type="firstCol">
       <w:rPr>
+        <w:rFonts w:eastAsia="黑体"/>
         <w:b/>
         <w:bCs/>
       </w:rPr>
     </w:tblStylePr>
     <w:tblStylePr w:type="lastCol">
       <w:rPr>
+        <w:rFonts w:eastAsia="黑体"/>
         <w:b/>
         <w:bCs/>
       </w:rPr>
@@ -4199,6 +4458,7 @@
       <w:spacing w:after="0" w:line="240" w:lineRule="auto"/>
     </w:pPr>
     <w:rPr>
+      <w:rFonts w:eastAsia="黑体"/>
       <w:color w:themeColor="accent2" w:themeShade="BF" w:val="943634"/>
     </w:rPr>
     <w:tblPr>
@@ -4221,6 +4481,7 @@
         <w:spacing w:after="0" w:before="0" w:line="240" w:lineRule="auto"/>
       </w:pPr>
       <w:rPr>
+        <w:rFonts w:eastAsia="黑体"/>
         <w:b/>
         <w:bCs/>
       </w:rPr>
@@ -4241,6 +4502,7 @@
         <w:spacing w:after="0" w:before="0" w:line="240" w:lineRule="auto"/>
       </w:pPr>
       <w:rPr>
+        <w:rFonts w:eastAsia="黑体"/>
         <w:b/>
         <w:bCs/>
       </w:rPr>
@@ -4258,12 +4520,14 @@
     </w:tblStylePr>
     <w:tblStylePr w:type="firstCol">
       <w:rPr>
+        <w:rFonts w:eastAsia="黑体"/>
         <w:b/>
         <w:bCs/>
       </w:rPr>
     </w:tblStylePr>
     <w:tblStylePr w:type="lastCol">
       <w:rPr>
+        <w:rFonts w:eastAsia="黑体"/>
         <w:b/>
         <w:bCs/>
       </w:rPr>
@@ -4302,6 +4566,7 @@
       <w:spacing w:after="0" w:line="240" w:lineRule="auto"/>
     </w:pPr>
     <w:rPr>
+      <w:rFonts w:eastAsia="黑体"/>
       <w:color w:themeColor="accent3" w:themeShade="BF" w:val="76923C"/>
     </w:rPr>
     <w:tblPr>
@@ -4324,6 +4589,7 @@
         <w:spacing w:after="0" w:before="0" w:line="240" w:lineRule="auto"/>
       </w:pPr>
       <w:rPr>
+        <w:rFonts w:eastAsia="黑体"/>
         <w:b/>
         <w:bCs/>
       </w:rPr>
@@ -4344,6 +4610,7 @@
         <w:spacing w:after="0" w:before="0" w:line="240" w:lineRule="auto"/>
       </w:pPr>
       <w:rPr>
+        <w:rFonts w:eastAsia="黑体"/>
         <w:b/>
         <w:bCs/>
       </w:rPr>
@@ -4361,12 +4628,14 @@
     </w:tblStylePr>
     <w:tblStylePr w:type="firstCol">
       <w:rPr>
+        <w:rFonts w:eastAsia="黑体"/>
         <w:b/>
         <w:bCs/>
       </w:rPr>
     </w:tblStylePr>
     <w:tblStylePr w:type="lastCol">
       <w:rPr>
+        <w:rFonts w:eastAsia="黑体"/>
         <w:b/>
         <w:bCs/>
       </w:rPr>
@@ -4405,6 +4674,7 @@
       <w:spacing w:after="0" w:line="240" w:lineRule="auto"/>
     </w:pPr>
     <w:rPr>
+      <w:rFonts w:eastAsia="黑体"/>
       <w:color w:themeColor="accent4" w:themeShade="BF" w:val="5F497A"/>
     </w:rPr>
     <w:tblPr>
@@ -4427,6 +4697,7 @@
         <w:spacing w:after="0" w:before="0" w:line="240" w:lineRule="auto"/>
       </w:pPr>
       <w:rPr>
+        <w:rFonts w:eastAsia="黑体"/>
         <w:b/>
         <w:bCs/>
       </w:rPr>
@@ -4447,6 +4718,7 @@
         <w:spacing w:after="0" w:before="0" w:line="240" w:lineRule="auto"/>
       </w:pPr>
       <w:rPr>
+        <w:rFonts w:eastAsia="黑体"/>
         <w:b/>
         <w:bCs/>
       </w:rPr>
@@ -4464,12 +4736,14 @@
     </w:tblStylePr>
     <w:tblStylePr w:type="firstCol">
       <w:rPr>
+        <w:rFonts w:eastAsia="黑体"/>
         <w:b/>
         <w:bCs/>
       </w:rPr>
     </w:tblStylePr>
     <w:tblStylePr w:type="lastCol">
       <w:rPr>
+        <w:rFonts w:eastAsia="黑体"/>
         <w:b/>
         <w:bCs/>
       </w:rPr>
@@ -4508,6 +4782,7 @@
       <w:spacing w:after="0" w:line="240" w:lineRule="auto"/>
     </w:pPr>
     <w:rPr>
+      <w:rFonts w:eastAsia="黑体"/>
       <w:color w:themeColor="accent5" w:themeShade="BF" w:val="31849B"/>
     </w:rPr>
     <w:tblPr>
@@ -4530,6 +4805,7 @@
         <w:spacing w:after="0" w:before="0" w:line="240" w:lineRule="auto"/>
       </w:pPr>
       <w:rPr>
+        <w:rFonts w:eastAsia="黑体"/>
         <w:b/>
         <w:bCs/>
       </w:rPr>
@@ -4550,6 +4826,7 @@
         <w:spacing w:after="0" w:before="0" w:line="240" w:lineRule="auto"/>
       </w:pPr>
       <w:rPr>
+        <w:rFonts w:eastAsia="黑体"/>
         <w:b/>
         <w:bCs/>
       </w:rPr>
@@ -4567,12 +4844,14 @@
     </w:tblStylePr>
     <w:tblStylePr w:type="firstCol">
       <w:rPr>
+        <w:rFonts w:eastAsia="黑体"/>
         <w:b/>
         <w:bCs/>
       </w:rPr>
     </w:tblStylePr>
     <w:tblStylePr w:type="lastCol">
       <w:rPr>
+        <w:rFonts w:eastAsia="黑体"/>
         <w:b/>
         <w:bCs/>
       </w:rPr>
@@ -4611,6 +4890,7 @@
       <w:spacing w:after="0" w:line="240" w:lineRule="auto"/>
     </w:pPr>
     <w:rPr>
+      <w:rFonts w:eastAsia="黑体"/>
       <w:color w:themeColor="accent6" w:themeShade="BF" w:val="E36C0A"/>
     </w:rPr>
     <w:tblPr>
@@ -4633,6 +4913,7 @@
         <w:spacing w:after="0" w:before="0" w:line="240" w:lineRule="auto"/>
       </w:pPr>
       <w:rPr>
+        <w:rFonts w:eastAsia="黑体"/>
         <w:b/>
         <w:bCs/>
       </w:rPr>
@@ -4653,6 +4934,7 @@
         <w:spacing w:after="0" w:before="0" w:line="240" w:lineRule="auto"/>
       </w:pPr>
       <w:rPr>
+        <w:rFonts w:eastAsia="黑体"/>
         <w:b/>
         <w:bCs/>
       </w:rPr>
@@ -4670,12 +4952,14 @@
     </w:tblStylePr>
     <w:tblStylePr w:type="firstCol">
       <w:rPr>
+        <w:rFonts w:eastAsia="黑体"/>
         <w:b/>
         <w:bCs/>
       </w:rPr>
     </w:tblStylePr>
     <w:tblStylePr w:type="lastCol">
       <w:rPr>
+        <w:rFonts w:eastAsia="黑体"/>
         <w:b/>
         <w:bCs/>
       </w:rPr>
@@ -4735,6 +5019,7 @@
         <w:spacing w:after="0" w:before="0" w:line="240" w:lineRule="auto"/>
       </w:pPr>
       <w:rPr>
+        <w:rFonts w:eastAsia="黑体"/>
         <w:b/>
         <w:bCs/>
         <w:color w:themeColor="background1" w:val="FFFFFF"/>
@@ -4749,6 +5034,7 @@
         <w:spacing w:after="0" w:before="0" w:line="240" w:lineRule="auto"/>
       </w:pPr>
       <w:rPr>
+        <w:rFonts w:eastAsia="黑体"/>
         <w:b/>
         <w:bCs/>
       </w:rPr>
@@ -4764,12 +5050,14 @@
     </w:tblStylePr>
     <w:tblStylePr w:type="firstCol">
       <w:rPr>
+        <w:rFonts w:eastAsia="黑体"/>
         <w:b/>
         <w:bCs/>
       </w:rPr>
     </w:tblStylePr>
     <w:tblStylePr w:type="lastCol">
       <w:rPr>
+        <w:rFonts w:eastAsia="黑体"/>
         <w:b/>
         <w:bCs/>
       </w:rPr>
@@ -4827,6 +5115,7 @@
         <w:spacing w:after="0" w:before="0" w:line="240" w:lineRule="auto"/>
       </w:pPr>
       <w:rPr>
+        <w:rFonts w:eastAsia="黑体"/>
         <w:b/>
         <w:bCs/>
         <w:color w:themeColor="background1" w:val="FFFFFF"/>
@@ -4841,6 +5130,7 @@
         <w:spacing w:after="0" w:before="0" w:line="240" w:lineRule="auto"/>
       </w:pPr>
       <w:rPr>
+        <w:rFonts w:eastAsia="黑体"/>
         <w:b/>
         <w:bCs/>
       </w:rPr>
@@ -4856,12 +5146,14 @@
     </w:tblStylePr>
     <w:tblStylePr w:type="firstCol">
       <w:rPr>
+        <w:rFonts w:eastAsia="黑体"/>
         <w:b/>
         <w:bCs/>
       </w:rPr>
     </w:tblStylePr>
     <w:tblStylePr w:type="lastCol">
       <w:rPr>
+        <w:rFonts w:eastAsia="黑体"/>
         <w:b/>
         <w:bCs/>
       </w:rPr>
@@ -4919,6 +5211,7 @@
         <w:spacing w:after="0" w:before="0" w:line="240" w:lineRule="auto"/>
       </w:pPr>
       <w:rPr>
+        <w:rFonts w:eastAsia="黑体"/>
         <w:b/>
         <w:bCs/>
         <w:color w:themeColor="background1" w:val="FFFFFF"/>
@@ -4933,6 +5226,7 @@
         <w:spacing w:after="0" w:before="0" w:line="240" w:lineRule="auto"/>
       </w:pPr>
       <w:rPr>
+        <w:rFonts w:eastAsia="黑体"/>
         <w:b/>
         <w:bCs/>
       </w:rPr>
@@ -4948,12 +5242,14 @@
     </w:tblStylePr>
     <w:tblStylePr w:type="firstCol">
       <w:rPr>
+        <w:rFonts w:eastAsia="黑体"/>
         <w:b/>
         <w:bCs/>
       </w:rPr>
     </w:tblStylePr>
     <w:tblStylePr w:type="lastCol">
       <w:rPr>
+        <w:rFonts w:eastAsia="黑体"/>
         <w:b/>
         <w:bCs/>
       </w:rPr>
@@ -5011,6 +5307,7 @@
         <w:spacing w:after="0" w:before="0" w:line="240" w:lineRule="auto"/>
       </w:pPr>
       <w:rPr>
+        <w:rFonts w:eastAsia="黑体"/>
         <w:b/>
         <w:bCs/>
         <w:color w:themeColor="background1" w:val="FFFFFF"/>
@@ -5025,6 +5322,7 @@
         <w:spacing w:after="0" w:before="0" w:line="240" w:lineRule="auto"/>
       </w:pPr>
       <w:rPr>
+        <w:rFonts w:eastAsia="黑体"/>
         <w:b/>
         <w:bCs/>
       </w:rPr>
@@ -5040,12 +5338,14 @@
     </w:tblStylePr>
     <w:tblStylePr w:type="firstCol">
       <w:rPr>
+        <w:rFonts w:eastAsia="黑体"/>
         <w:b/>
         <w:bCs/>
       </w:rPr>
     </w:tblStylePr>
     <w:tblStylePr w:type="lastCol">
       <w:rPr>
+        <w:rFonts w:eastAsia="黑体"/>
         <w:b/>
         <w:bCs/>
       </w:rPr>
@@ -5103,6 +5403,7 @@
         <w:spacing w:after="0" w:before="0" w:line="240" w:lineRule="auto"/>
       </w:pPr>
       <w:rPr>
+        <w:rFonts w:eastAsia="黑体"/>
         <w:b/>
         <w:bCs/>
         <w:color w:themeColor="background1" w:val="FFFFFF"/>
@@ -5117,6 +5418,7 @@
         <w:spacing w:after="0" w:before="0" w:line="240" w:lineRule="auto"/>
       </w:pPr>
       <w:rPr>
+        <w:rFonts w:eastAsia="黑体"/>
         <w:b/>
         <w:bCs/>
       </w:rPr>
@@ -5132,12 +5434,14 @@
     </w:tblStylePr>
     <w:tblStylePr w:type="firstCol">
       <w:rPr>
+        <w:rFonts w:eastAsia="黑体"/>
         <w:b/>
         <w:bCs/>
       </w:rPr>
     </w:tblStylePr>
     <w:tblStylePr w:type="lastCol">
       <w:rPr>
+        <w:rFonts w:eastAsia="黑体"/>
         <w:b/>
         <w:bCs/>
       </w:rPr>
@@ -5195,6 +5499,7 @@
         <w:spacing w:after="0" w:before="0" w:line="240" w:lineRule="auto"/>
       </w:pPr>
       <w:rPr>
+        <w:rFonts w:eastAsia="黑体"/>
         <w:b/>
         <w:bCs/>
         <w:color w:themeColor="background1" w:val="FFFFFF"/>
@@ -5209,6 +5514,7 @@
         <w:spacing w:after="0" w:before="0" w:line="240" w:lineRule="auto"/>
       </w:pPr>
       <w:rPr>
+        <w:rFonts w:eastAsia="黑体"/>
         <w:b/>
         <w:bCs/>
       </w:rPr>
@@ -5224,12 +5530,14 @@
     </w:tblStylePr>
     <w:tblStylePr w:type="firstCol">
       <w:rPr>
+        <w:rFonts w:eastAsia="黑体"/>
         <w:b/>
         <w:bCs/>
       </w:rPr>
     </w:tblStylePr>
     <w:tblStylePr w:type="lastCol">
       <w:rPr>
+        <w:rFonts w:eastAsia="黑体"/>
         <w:b/>
         <w:bCs/>
       </w:rPr>
@@ -5287,6 +5595,7 @@
         <w:spacing w:after="0" w:before="0" w:line="240" w:lineRule="auto"/>
       </w:pPr>
       <w:rPr>
+        <w:rFonts w:eastAsia="黑体"/>
         <w:b/>
         <w:bCs/>
         <w:color w:themeColor="background1" w:val="FFFFFF"/>
@@ -5301,6 +5610,7 @@
         <w:spacing w:after="0" w:before="0" w:line="240" w:lineRule="auto"/>
       </w:pPr>
       <w:rPr>
+        <w:rFonts w:eastAsia="黑体"/>
         <w:b/>
         <w:bCs/>
       </w:rPr>
@@ -5316,12 +5626,14 @@
     </w:tblStylePr>
     <w:tblStylePr w:type="firstCol">
       <w:rPr>
+        <w:rFonts w:eastAsia="黑体"/>
         <w:b/>
         <w:bCs/>
       </w:rPr>
     </w:tblStylePr>
     <w:tblStylePr w:type="lastCol">
       <w:rPr>
+        <w:rFonts w:eastAsia="黑体"/>
         <w:b/>
         <w:bCs/>
       </w:rPr>
@@ -5381,7 +5693,7 @@
         <w:spacing w:after="0" w:before="0" w:line="240" w:lineRule="auto"/>
       </w:pPr>
       <w:rPr>
-        <w:rFonts w:asciiTheme="majorHAnsi" w:cstheme="majorBidi" w:eastAsiaTheme="majorEastAsia" w:hAnsiTheme="majorHAnsi"/>
+        <w:rFonts w:asciiTheme="majorHAnsi" w:cstheme="majorBidi" w:hAnsiTheme="majorHAnsi" w:eastAsia="黑体"/>
         <w:b/>
         <w:bCs/>
       </w:rPr>
@@ -5402,7 +5714,7 @@
         <w:spacing w:after="0" w:before="0" w:line="240" w:lineRule="auto"/>
       </w:pPr>
       <w:rPr>
-        <w:rFonts w:asciiTheme="majorHAnsi" w:cstheme="majorBidi" w:eastAsiaTheme="majorEastAsia" w:hAnsiTheme="majorHAnsi"/>
+        <w:rFonts w:asciiTheme="majorHAnsi" w:cstheme="majorBidi" w:hAnsiTheme="majorHAnsi" w:eastAsia="黑体"/>
         <w:b/>
         <w:bCs/>
       </w:rPr>
@@ -5420,14 +5732,14 @@
     </w:tblStylePr>
     <w:tblStylePr w:type="firstCol">
       <w:rPr>
-        <w:rFonts w:asciiTheme="majorHAnsi" w:cstheme="majorBidi" w:eastAsiaTheme="majorEastAsia" w:hAnsiTheme="majorHAnsi"/>
+        <w:rFonts w:asciiTheme="majorHAnsi" w:cstheme="majorBidi" w:hAnsiTheme="majorHAnsi" w:eastAsia="黑体"/>
         <w:b/>
         <w:bCs/>
       </w:rPr>
     </w:tblStylePr>
     <w:tblStylePr w:type="lastCol">
       <w:rPr>
-        <w:rFonts w:asciiTheme="majorHAnsi" w:cstheme="majorBidi" w:eastAsiaTheme="majorEastAsia" w:hAnsiTheme="majorHAnsi"/>
+        <w:rFonts w:asciiTheme="majorHAnsi" w:cstheme="majorBidi" w:hAnsiTheme="majorHAnsi" w:eastAsia="黑体"/>
         <w:b/>
         <w:bCs/>
       </w:rPr>
@@ -5511,7 +5823,7 @@
         <w:spacing w:after="0" w:before="0" w:line="240" w:lineRule="auto"/>
       </w:pPr>
       <w:rPr>
-        <w:rFonts w:asciiTheme="majorHAnsi" w:cstheme="majorBidi" w:eastAsiaTheme="majorEastAsia" w:hAnsiTheme="majorHAnsi"/>
+        <w:rFonts w:asciiTheme="majorHAnsi" w:cstheme="majorBidi" w:hAnsiTheme="majorHAnsi" w:eastAsia="黑体"/>
         <w:b/>
         <w:bCs/>
       </w:rPr>
@@ -5532,7 +5844,7 @@
         <w:spacing w:after="0" w:before="0" w:line="240" w:lineRule="auto"/>
       </w:pPr>
       <w:rPr>
-        <w:rFonts w:asciiTheme="majorHAnsi" w:cstheme="majorBidi" w:eastAsiaTheme="majorEastAsia" w:hAnsiTheme="majorHAnsi"/>
+        <w:rFonts w:asciiTheme="majorHAnsi" w:cstheme="majorBidi" w:hAnsiTheme="majorHAnsi" w:eastAsia="黑体"/>
         <w:b/>
         <w:bCs/>
       </w:rPr>
@@ -5550,14 +5862,14 @@
     </w:tblStylePr>
     <w:tblStylePr w:type="firstCol">
       <w:rPr>
-        <w:rFonts w:asciiTheme="majorHAnsi" w:cstheme="majorBidi" w:eastAsiaTheme="majorEastAsia" w:hAnsiTheme="majorHAnsi"/>
+        <w:rFonts w:asciiTheme="majorHAnsi" w:cstheme="majorBidi" w:hAnsiTheme="majorHAnsi" w:eastAsia="黑体"/>
         <w:b/>
         <w:bCs/>
       </w:rPr>
     </w:tblStylePr>
     <w:tblStylePr w:type="lastCol">
       <w:rPr>
-        <w:rFonts w:asciiTheme="majorHAnsi" w:cstheme="majorBidi" w:eastAsiaTheme="majorEastAsia" w:hAnsiTheme="majorHAnsi"/>
+        <w:rFonts w:asciiTheme="majorHAnsi" w:cstheme="majorBidi" w:hAnsiTheme="majorHAnsi" w:eastAsia="黑体"/>
         <w:b/>
         <w:bCs/>
       </w:rPr>
@@ -5641,7 +5953,7 @@
         <w:spacing w:after="0" w:before="0" w:line="240" w:lineRule="auto"/>
       </w:pPr>
       <w:rPr>
-        <w:rFonts w:asciiTheme="majorHAnsi" w:cstheme="majorBidi" w:eastAsiaTheme="majorEastAsia" w:hAnsiTheme="majorHAnsi"/>
+        <w:rFonts w:asciiTheme="majorHAnsi" w:cstheme="majorBidi" w:hAnsiTheme="majorHAnsi" w:eastAsia="黑体"/>
         <w:b/>
         <w:bCs/>
       </w:rPr>
@@ -5662,7 +5974,7 @@
         <w:spacing w:after="0" w:before="0" w:line="240" w:lineRule="auto"/>
       </w:pPr>
       <w:rPr>
-        <w:rFonts w:asciiTheme="majorHAnsi" w:cstheme="majorBidi" w:eastAsiaTheme="majorEastAsia" w:hAnsiTheme="majorHAnsi"/>
+        <w:rFonts w:asciiTheme="majorHAnsi" w:cstheme="majorBidi" w:hAnsiTheme="majorHAnsi" w:eastAsia="黑体"/>
         <w:b/>
         <w:bCs/>
       </w:rPr>
@@ -5680,14 +5992,14 @@
     </w:tblStylePr>
     <w:tblStylePr w:type="firstCol">
       <w:rPr>
-        <w:rFonts w:asciiTheme="majorHAnsi" w:cstheme="majorBidi" w:eastAsiaTheme="majorEastAsia" w:hAnsiTheme="majorHAnsi"/>
+        <w:rFonts w:asciiTheme="majorHAnsi" w:cstheme="majorBidi" w:hAnsiTheme="majorHAnsi" w:eastAsia="黑体"/>
         <w:b/>
         <w:bCs/>
       </w:rPr>
     </w:tblStylePr>
     <w:tblStylePr w:type="lastCol">
       <w:rPr>
-        <w:rFonts w:asciiTheme="majorHAnsi" w:cstheme="majorBidi" w:eastAsiaTheme="majorEastAsia" w:hAnsiTheme="majorHAnsi"/>
+        <w:rFonts w:asciiTheme="majorHAnsi" w:cstheme="majorBidi" w:hAnsiTheme="majorHAnsi" w:eastAsia="黑体"/>
         <w:b/>
         <w:bCs/>
       </w:rPr>
@@ -5771,7 +6083,7 @@
         <w:spacing w:after="0" w:before="0" w:line="240" w:lineRule="auto"/>
       </w:pPr>
       <w:rPr>
-        <w:rFonts w:asciiTheme="majorHAnsi" w:cstheme="majorBidi" w:eastAsiaTheme="majorEastAsia" w:hAnsiTheme="majorHAnsi"/>
+        <w:rFonts w:asciiTheme="majorHAnsi" w:cstheme="majorBidi" w:hAnsiTheme="majorHAnsi" w:eastAsia="黑体"/>
         <w:b/>
         <w:bCs/>
       </w:rPr>
@@ -5792,7 +6104,7 @@
         <w:spacing w:after="0" w:before="0" w:line="240" w:lineRule="auto"/>
       </w:pPr>
       <w:rPr>
-        <w:rFonts w:asciiTheme="majorHAnsi" w:cstheme="majorBidi" w:eastAsiaTheme="majorEastAsia" w:hAnsiTheme="majorHAnsi"/>
+        <w:rFonts w:asciiTheme="majorHAnsi" w:cstheme="majorBidi" w:hAnsiTheme="majorHAnsi" w:eastAsia="黑体"/>
         <w:b/>
         <w:bCs/>
       </w:rPr>
@@ -5810,14 +6122,14 @@
     </w:tblStylePr>
     <w:tblStylePr w:type="firstCol">
       <w:rPr>
-        <w:rFonts w:asciiTheme="majorHAnsi" w:cstheme="majorBidi" w:eastAsiaTheme="majorEastAsia" w:hAnsiTheme="majorHAnsi"/>
+        <w:rFonts w:asciiTheme="majorHAnsi" w:cstheme="majorBidi" w:hAnsiTheme="majorHAnsi" w:eastAsia="黑体"/>
         <w:b/>
         <w:bCs/>
       </w:rPr>
     </w:tblStylePr>
     <w:tblStylePr w:type="lastCol">
       <w:rPr>
-        <w:rFonts w:asciiTheme="majorHAnsi" w:cstheme="majorBidi" w:eastAsiaTheme="majorEastAsia" w:hAnsiTheme="majorHAnsi"/>
+        <w:rFonts w:asciiTheme="majorHAnsi" w:cstheme="majorBidi" w:hAnsiTheme="majorHAnsi" w:eastAsia="黑体"/>
         <w:b/>
         <w:bCs/>
       </w:rPr>
@@ -5901,7 +6213,7 @@
         <w:spacing w:after="0" w:before="0" w:line="240" w:lineRule="auto"/>
       </w:pPr>
       <w:rPr>
-        <w:rFonts w:asciiTheme="majorHAnsi" w:cstheme="majorBidi" w:eastAsiaTheme="majorEastAsia" w:hAnsiTheme="majorHAnsi"/>
+        <w:rFonts w:asciiTheme="majorHAnsi" w:cstheme="majorBidi" w:hAnsiTheme="majorHAnsi" w:eastAsia="黑体"/>
         <w:b/>
         <w:bCs/>
       </w:rPr>
@@ -5922,7 +6234,7 @@
         <w:spacing w:after="0" w:before="0" w:line="240" w:lineRule="auto"/>
       </w:pPr>
       <w:rPr>
-        <w:rFonts w:asciiTheme="majorHAnsi" w:cstheme="majorBidi" w:eastAsiaTheme="majorEastAsia" w:hAnsiTheme="majorHAnsi"/>
+        <w:rFonts w:asciiTheme="majorHAnsi" w:cstheme="majorBidi" w:hAnsiTheme="majorHAnsi" w:eastAsia="黑体"/>
         <w:b/>
         <w:bCs/>
       </w:rPr>
@@ -5940,14 +6252,14 @@
     </w:tblStylePr>
     <w:tblStylePr w:type="firstCol">
       <w:rPr>
-        <w:rFonts w:asciiTheme="majorHAnsi" w:cstheme="majorBidi" w:eastAsiaTheme="majorEastAsia" w:hAnsiTheme="majorHAnsi"/>
+        <w:rFonts w:asciiTheme="majorHAnsi" w:cstheme="majorBidi" w:hAnsiTheme="majorHAnsi" w:eastAsia="黑体"/>
         <w:b/>
         <w:bCs/>
       </w:rPr>
     </w:tblStylePr>
     <w:tblStylePr w:type="lastCol">
       <w:rPr>
-        <w:rFonts w:asciiTheme="majorHAnsi" w:cstheme="majorBidi" w:eastAsiaTheme="majorEastAsia" w:hAnsiTheme="majorHAnsi"/>
+        <w:rFonts w:asciiTheme="majorHAnsi" w:cstheme="majorBidi" w:hAnsiTheme="majorHAnsi" w:eastAsia="黑体"/>
         <w:b/>
         <w:bCs/>
       </w:rPr>
@@ -6031,7 +6343,7 @@
         <w:spacing w:after="0" w:before="0" w:line="240" w:lineRule="auto"/>
       </w:pPr>
       <w:rPr>
-        <w:rFonts w:asciiTheme="majorHAnsi" w:cstheme="majorBidi" w:eastAsiaTheme="majorEastAsia" w:hAnsiTheme="majorHAnsi"/>
+        <w:rFonts w:asciiTheme="majorHAnsi" w:cstheme="majorBidi" w:hAnsiTheme="majorHAnsi" w:eastAsia="黑体"/>
         <w:b/>
         <w:bCs/>
       </w:rPr>
@@ -6052,7 +6364,7 @@
         <w:spacing w:after="0" w:before="0" w:line="240" w:lineRule="auto"/>
       </w:pPr>
       <w:rPr>
-        <w:rFonts w:asciiTheme="majorHAnsi" w:cstheme="majorBidi" w:eastAsiaTheme="majorEastAsia" w:hAnsiTheme="majorHAnsi"/>
+        <w:rFonts w:asciiTheme="majorHAnsi" w:cstheme="majorBidi" w:hAnsiTheme="majorHAnsi" w:eastAsia="黑体"/>
         <w:b/>
         <w:bCs/>
       </w:rPr>
@@ -6070,14 +6382,14 @@
     </w:tblStylePr>
     <w:tblStylePr w:type="firstCol">
       <w:rPr>
-        <w:rFonts w:asciiTheme="majorHAnsi" w:cstheme="majorBidi" w:eastAsiaTheme="majorEastAsia" w:hAnsiTheme="majorHAnsi"/>
+        <w:rFonts w:asciiTheme="majorHAnsi" w:cstheme="majorBidi" w:hAnsiTheme="majorHAnsi" w:eastAsia="黑体"/>
         <w:b/>
         <w:bCs/>
       </w:rPr>
     </w:tblStylePr>
     <w:tblStylePr w:type="lastCol">
       <w:rPr>
-        <w:rFonts w:asciiTheme="majorHAnsi" w:cstheme="majorBidi" w:eastAsiaTheme="majorEastAsia" w:hAnsiTheme="majorHAnsi"/>
+        <w:rFonts w:asciiTheme="majorHAnsi" w:cstheme="majorBidi" w:hAnsiTheme="majorHAnsi" w:eastAsia="黑体"/>
         <w:b/>
         <w:bCs/>
       </w:rPr>
@@ -6161,7 +6473,7 @@
         <w:spacing w:after="0" w:before="0" w:line="240" w:lineRule="auto"/>
       </w:pPr>
       <w:rPr>
-        <w:rFonts w:asciiTheme="majorHAnsi" w:cstheme="majorBidi" w:eastAsiaTheme="majorEastAsia" w:hAnsiTheme="majorHAnsi"/>
+        <w:rFonts w:asciiTheme="majorHAnsi" w:cstheme="majorBidi" w:hAnsiTheme="majorHAnsi" w:eastAsia="黑体"/>
         <w:b/>
         <w:bCs/>
       </w:rPr>
@@ -6182,7 +6494,7 @@
         <w:spacing w:after="0" w:before="0" w:line="240" w:lineRule="auto"/>
       </w:pPr>
       <w:rPr>
-        <w:rFonts w:asciiTheme="majorHAnsi" w:cstheme="majorBidi" w:eastAsiaTheme="majorEastAsia" w:hAnsiTheme="majorHAnsi"/>
+        <w:rFonts w:asciiTheme="majorHAnsi" w:cstheme="majorBidi" w:hAnsiTheme="majorHAnsi" w:eastAsia="黑体"/>
         <w:b/>
         <w:bCs/>
       </w:rPr>
@@ -6200,14 +6512,14 @@
     </w:tblStylePr>
     <w:tblStylePr w:type="firstCol">
       <w:rPr>
-        <w:rFonts w:asciiTheme="majorHAnsi" w:cstheme="majorBidi" w:eastAsiaTheme="majorEastAsia" w:hAnsiTheme="majorHAnsi"/>
+        <w:rFonts w:asciiTheme="majorHAnsi" w:cstheme="majorBidi" w:hAnsiTheme="majorHAnsi" w:eastAsia="黑体"/>
         <w:b/>
         <w:bCs/>
       </w:rPr>
     </w:tblStylePr>
     <w:tblStylePr w:type="lastCol">
       <w:rPr>
-        <w:rFonts w:asciiTheme="majorHAnsi" w:cstheme="majorBidi" w:eastAsiaTheme="majorEastAsia" w:hAnsiTheme="majorHAnsi"/>
+        <w:rFonts w:asciiTheme="majorHAnsi" w:cstheme="majorBidi" w:hAnsiTheme="majorHAnsi" w:eastAsia="黑体"/>
         <w:b/>
         <w:bCs/>
       </w:rPr>
@@ -6290,6 +6602,7 @@
         <w:spacing w:after="0" w:before="0" w:line="240" w:lineRule="auto"/>
       </w:pPr>
       <w:rPr>
+        <w:rFonts w:eastAsia="黑体"/>
         <w:b/>
         <w:bCs/>
         <w:color w:themeColor="background1" w:val="FFFFFF"/>
@@ -6312,6 +6625,7 @@
         <w:spacing w:after="0" w:before="0" w:line="240" w:lineRule="auto"/>
       </w:pPr>
       <w:rPr>
+        <w:rFonts w:eastAsia="黑体"/>
         <w:b/>
         <w:bCs/>
       </w:rPr>
@@ -6329,12 +6643,14 @@
     </w:tblStylePr>
     <w:tblStylePr w:type="firstCol">
       <w:rPr>
+        <w:rFonts w:eastAsia="黑体"/>
         <w:b/>
         <w:bCs/>
       </w:rPr>
     </w:tblStylePr>
     <w:tblStylePr w:type="lastCol">
       <w:rPr>
+        <w:rFonts w:eastAsia="黑体"/>
         <w:b/>
         <w:bCs/>
       </w:rPr>
@@ -6396,6 +6712,7 @@
         <w:spacing w:after="0" w:before="0" w:line="240" w:lineRule="auto"/>
       </w:pPr>
       <w:rPr>
+        <w:rFonts w:eastAsia="黑体"/>
         <w:b/>
         <w:bCs/>
         <w:color w:themeColor="background1" w:val="FFFFFF"/>
@@ -6418,6 +6735,7 @@
         <w:spacing w:after="0" w:before="0" w:line="240" w:lineRule="auto"/>
       </w:pPr>
       <w:rPr>
+        <w:rFonts w:eastAsia="黑体"/>
         <w:b/>
         <w:bCs/>
       </w:rPr>
@@ -6435,12 +6753,14 @@
     </w:tblStylePr>
     <w:tblStylePr w:type="firstCol">
       <w:rPr>
+        <w:rFonts w:eastAsia="黑体"/>
         <w:b/>
         <w:bCs/>
       </w:rPr>
     </w:tblStylePr>
     <w:tblStylePr w:type="lastCol">
       <w:rPr>
+        <w:rFonts w:eastAsia="黑体"/>
         <w:b/>
         <w:bCs/>
       </w:rPr>
@@ -6502,6 +6822,7 @@
         <w:spacing w:after="0" w:before="0" w:line="240" w:lineRule="auto"/>
       </w:pPr>
       <w:rPr>
+        <w:rFonts w:eastAsia="黑体"/>
         <w:b/>
         <w:bCs/>
         <w:color w:themeColor="background1" w:val="FFFFFF"/>
@@ -6524,6 +6845,7 @@
         <w:spacing w:after="0" w:before="0" w:line="240" w:lineRule="auto"/>
       </w:pPr>
       <w:rPr>
+        <w:rFonts w:eastAsia="黑体"/>
         <w:b/>
         <w:bCs/>
       </w:rPr>
@@ -6541,12 +6863,14 @@
     </w:tblStylePr>
     <w:tblStylePr w:type="firstCol">
       <w:rPr>
+        <w:rFonts w:eastAsia="黑体"/>
         <w:b/>
         <w:bCs/>
       </w:rPr>
     </w:tblStylePr>
     <w:tblStylePr w:type="lastCol">
       <w:rPr>
+        <w:rFonts w:eastAsia="黑体"/>
         <w:b/>
         <w:bCs/>
       </w:rPr>
@@ -6608,6 +6932,7 @@
         <w:spacing w:after="0" w:before="0" w:line="240" w:lineRule="auto"/>
       </w:pPr>
       <w:rPr>
+        <w:rFonts w:eastAsia="黑体"/>
         <w:b/>
         <w:bCs/>
         <w:color w:themeColor="background1" w:val="FFFFFF"/>
@@ -6630,6 +6955,7 @@
         <w:spacing w:after="0" w:before="0" w:line="240" w:lineRule="auto"/>
       </w:pPr>
       <w:rPr>
+        <w:rFonts w:eastAsia="黑体"/>
         <w:b/>
         <w:bCs/>
       </w:rPr>
@@ -6647,12 +6973,14 @@
     </w:tblStylePr>
     <w:tblStylePr w:type="firstCol">
       <w:rPr>
+        <w:rFonts w:eastAsia="黑体"/>
         <w:b/>
         <w:bCs/>
       </w:rPr>
     </w:tblStylePr>
     <w:tblStylePr w:type="lastCol">
       <w:rPr>
+        <w:rFonts w:eastAsia="黑体"/>
         <w:b/>
         <w:bCs/>
       </w:rPr>
@@ -6714,6 +7042,7 @@
         <w:spacing w:after="0" w:before="0" w:line="240" w:lineRule="auto"/>
       </w:pPr>
       <w:rPr>
+        <w:rFonts w:eastAsia="黑体"/>
         <w:b/>
         <w:bCs/>
         <w:color w:themeColor="background1" w:val="FFFFFF"/>
@@ -6736,6 +7065,7 @@
         <w:spacing w:after="0" w:before="0" w:line="240" w:lineRule="auto"/>
       </w:pPr>
       <w:rPr>
+        <w:rFonts w:eastAsia="黑体"/>
         <w:b/>
         <w:bCs/>
       </w:rPr>
@@ -6753,12 +7083,14 @@
     </w:tblStylePr>
     <w:tblStylePr w:type="firstCol">
       <w:rPr>
+        <w:rFonts w:eastAsia="黑体"/>
         <w:b/>
         <w:bCs/>
       </w:rPr>
     </w:tblStylePr>
     <w:tblStylePr w:type="lastCol">
       <w:rPr>
+        <w:rFonts w:eastAsia="黑体"/>
         <w:b/>
         <w:bCs/>
       </w:rPr>
@@ -6820,6 +7152,7 @@
         <w:spacing w:after="0" w:before="0" w:line="240" w:lineRule="auto"/>
       </w:pPr>
       <w:rPr>
+        <w:rFonts w:eastAsia="黑体"/>
         <w:b/>
         <w:bCs/>
         <w:color w:themeColor="background1" w:val="FFFFFF"/>
@@ -6842,6 +7175,7 @@
         <w:spacing w:after="0" w:before="0" w:line="240" w:lineRule="auto"/>
       </w:pPr>
       <w:rPr>
+        <w:rFonts w:eastAsia="黑体"/>
         <w:b/>
         <w:bCs/>
       </w:rPr>
@@ -6859,12 +7193,14 @@
     </w:tblStylePr>
     <w:tblStylePr w:type="firstCol">
       <w:rPr>
+        <w:rFonts w:eastAsia="黑体"/>
         <w:b/>
         <w:bCs/>
       </w:rPr>
     </w:tblStylePr>
     <w:tblStylePr w:type="lastCol">
       <w:rPr>
+        <w:rFonts w:eastAsia="黑体"/>
         <w:b/>
         <w:bCs/>
       </w:rPr>
@@ -6926,6 +7262,7 @@
         <w:spacing w:after="0" w:before="0" w:line="240" w:lineRule="auto"/>
       </w:pPr>
       <w:rPr>
+        <w:rFonts w:eastAsia="黑体"/>
         <w:b/>
         <w:bCs/>
         <w:color w:themeColor="background1" w:val="FFFFFF"/>
@@ -6948,6 +7285,7 @@
         <w:spacing w:after="0" w:before="0" w:line="240" w:lineRule="auto"/>
       </w:pPr>
       <w:rPr>
+        <w:rFonts w:eastAsia="黑体"/>
         <w:b/>
         <w:bCs/>
       </w:rPr>
@@ -6965,12 +7303,14 @@
     </w:tblStylePr>
     <w:tblStylePr w:type="firstCol">
       <w:rPr>
+        <w:rFonts w:eastAsia="黑体"/>
         <w:b/>
         <w:bCs/>
       </w:rPr>
     </w:tblStylePr>
     <w:tblStylePr w:type="lastCol">
       <w:rPr>
+        <w:rFonts w:eastAsia="黑体"/>
         <w:b/>
         <w:bCs/>
       </w:rPr>
@@ -7029,6 +7369,7 @@
         <w:spacing w:after="0" w:before="0" w:line="240" w:lineRule="auto"/>
       </w:pPr>
       <w:rPr>
+        <w:rFonts w:eastAsia="黑体"/>
         <w:b/>
         <w:bCs/>
         <w:color w:themeColor="background1" w:val="FFFFFF"/>
@@ -7051,6 +7392,7 @@
         <w:spacing w:after="0" w:before="0" w:line="240" w:lineRule="auto"/>
       </w:pPr>
       <w:rPr>
+        <w:rFonts w:eastAsia="黑体"/>
         <w:color w:val="auto"/>
       </w:rPr>
       <w:tblPr/>
@@ -7068,6 +7410,7 @@
     </w:tblStylePr>
     <w:tblStylePr w:type="firstCol">
       <w:rPr>
+        <w:rFonts w:eastAsia="黑体"/>
         <w:b/>
         <w:bCs/>
         <w:color w:themeColor="background1" w:val="FFFFFF"/>
@@ -7087,6 +7430,7 @@
     </w:tblStylePr>
     <w:tblStylePr w:type="lastCol">
       <w:rPr>
+        <w:rFonts w:eastAsia="黑体"/>
         <w:b/>
         <w:bCs/>
         <w:color w:themeColor="background1" w:val="FFFFFF"/>
@@ -7135,6 +7479,7 @@
     </w:tblStylePr>
     <w:tblStylePr w:type="nwCell">
       <w:rPr>
+        <w:rFonts w:eastAsia="黑体"/>
         <w:color w:themeColor="background1" w:val="FFFFFF"/>
       </w:rPr>
       <w:tblPr/>
@@ -7178,6 +7523,7 @@
         <w:spacing w:after="0" w:before="0" w:line="240" w:lineRule="auto"/>
       </w:pPr>
       <w:rPr>
+        <w:rFonts w:eastAsia="黑体"/>
         <w:b/>
         <w:bCs/>
         <w:color w:themeColor="background1" w:val="FFFFFF"/>
@@ -7200,6 +7546,7 @@
         <w:spacing w:after="0" w:before="0" w:line="240" w:lineRule="auto"/>
       </w:pPr>
       <w:rPr>
+        <w:rFonts w:eastAsia="黑体"/>
         <w:color w:val="auto"/>
       </w:rPr>
       <w:tblPr/>
@@ -7217,6 +7564,7 @@
     </w:tblStylePr>
     <w:tblStylePr w:type="firstCol">
       <w:rPr>
+        <w:rFonts w:eastAsia="黑体"/>
         <w:b/>
         <w:bCs/>
         <w:color w:themeColor="background1" w:val="FFFFFF"/>
@@ -7236,6 +7584,7 @@
     </w:tblStylePr>
     <w:tblStylePr w:type="lastCol">
       <w:rPr>
+        <w:rFonts w:eastAsia="黑体"/>
         <w:b/>
         <w:bCs/>
         <w:color w:themeColor="background1" w:val="FFFFFF"/>
@@ -7284,6 +7633,7 @@
     </w:tblStylePr>
     <w:tblStylePr w:type="nwCell">
       <w:rPr>
+        <w:rFonts w:eastAsia="黑体"/>
         <w:color w:themeColor="background1" w:val="FFFFFF"/>
       </w:rPr>
       <w:tblPr/>
@@ -7327,6 +7677,7 @@
         <w:spacing w:after="0" w:before="0" w:line="240" w:lineRule="auto"/>
       </w:pPr>
       <w:rPr>
+        <w:rFonts w:eastAsia="黑体"/>
         <w:b/>
         <w:bCs/>
         <w:color w:themeColor="background1" w:val="FFFFFF"/>
@@ -7349,6 +7700,7 @@
         <w:spacing w:after="0" w:before="0" w:line="240" w:lineRule="auto"/>
       </w:pPr>
       <w:rPr>
+        <w:rFonts w:eastAsia="黑体"/>
         <w:color w:val="auto"/>
       </w:rPr>
       <w:tblPr/>
@@ -7366,6 +7718,7 @@
     </w:tblStylePr>
     <w:tblStylePr w:type="firstCol">
       <w:rPr>
+        <w:rFonts w:eastAsia="黑体"/>
         <w:b/>
         <w:bCs/>
         <w:color w:themeColor="background1" w:val="FFFFFF"/>
@@ -7385,6 +7738,7 @@
     </w:tblStylePr>
     <w:tblStylePr w:type="lastCol">
       <w:rPr>
+        <w:rFonts w:eastAsia="黑体"/>
         <w:b/>
         <w:bCs/>
         <w:color w:themeColor="background1" w:val="FFFFFF"/>
@@ -7433,6 +7787,7 @@
     </w:tblStylePr>
     <w:tblStylePr w:type="nwCell">
       <w:rPr>
+        <w:rFonts w:eastAsia="黑体"/>
         <w:color w:themeColor="background1" w:val="FFFFFF"/>
       </w:rPr>
       <w:tblPr/>
@@ -7476,6 +7831,7 @@
         <w:spacing w:after="0" w:before="0" w:line="240" w:lineRule="auto"/>
       </w:pPr>
       <w:rPr>
+        <w:rFonts w:eastAsia="黑体"/>
         <w:b/>
         <w:bCs/>
         <w:color w:themeColor="background1" w:val="FFFFFF"/>
@@ -7498,6 +7854,7 @@
         <w:spacing w:after="0" w:before="0" w:line="240" w:lineRule="auto"/>
       </w:pPr>
       <w:rPr>
+        <w:rFonts w:eastAsia="黑体"/>
         <w:color w:val="auto"/>
       </w:rPr>
       <w:tblPr/>
@@ -7515,6 +7872,7 @@
     </w:tblStylePr>
     <w:tblStylePr w:type="firstCol">
       <w:rPr>
+        <w:rFonts w:eastAsia="黑体"/>
         <w:b/>
         <w:bCs/>
         <w:color w:themeColor="background1" w:val="FFFFFF"/>
@@ -7534,6 +7892,7 @@
     </w:tblStylePr>
     <w:tblStylePr w:type="lastCol">
       <w:rPr>
+        <w:rFonts w:eastAsia="黑体"/>
         <w:b/>
         <w:bCs/>
         <w:color w:themeColor="background1" w:val="FFFFFF"/>
@@ -7582,6 +7941,7 @@
     </w:tblStylePr>
     <w:tblStylePr w:type="nwCell">
       <w:rPr>
+        <w:rFonts w:eastAsia="黑体"/>
         <w:color w:themeColor="background1" w:val="FFFFFF"/>
       </w:rPr>
       <w:tblPr/>
@@ -7625,6 +7985,7 @@
         <w:spacing w:after="0" w:before="0" w:line="240" w:lineRule="auto"/>
       </w:pPr>
       <w:rPr>
+        <w:rFonts w:eastAsia="黑体"/>
         <w:b/>
         <w:bCs/>
         <w:color w:themeColor="background1" w:val="FFFFFF"/>
@@ -7647,6 +8008,7 @@
         <w:spacing w:after="0" w:before="0" w:line="240" w:lineRule="auto"/>
       </w:pPr>
       <w:rPr>
+        <w:rFonts w:eastAsia="黑体"/>
         <w:color w:val="auto"/>
       </w:rPr>
       <w:tblPr/>
@@ -7664,6 +8026,7 @@
     </w:tblStylePr>
     <w:tblStylePr w:type="firstCol">
       <w:rPr>
+        <w:rFonts w:eastAsia="黑体"/>
         <w:b/>
         <w:bCs/>
         <w:color w:themeColor="background1" w:val="FFFFFF"/>
@@ -7683,6 +8046,7 @@
     </w:tblStylePr>
     <w:tblStylePr w:type="lastCol">
       <w:rPr>
+        <w:rFonts w:eastAsia="黑体"/>
         <w:b/>
         <w:bCs/>
         <w:color w:themeColor="background1" w:val="FFFFFF"/>
@@ -7731,6 +8095,7 @@
     </w:tblStylePr>
     <w:tblStylePr w:type="nwCell">
       <w:rPr>
+        <w:rFonts w:eastAsia="黑体"/>
         <w:color w:themeColor="background1" w:val="FFFFFF"/>
       </w:rPr>
       <w:tblPr/>
@@ -7774,6 +8139,7 @@
         <w:spacing w:after="0" w:before="0" w:line="240" w:lineRule="auto"/>
       </w:pPr>
       <w:rPr>
+        <w:rFonts w:eastAsia="黑体"/>
         <w:b/>
         <w:bCs/>
         <w:color w:themeColor="background1" w:val="FFFFFF"/>
@@ -7796,6 +8162,7 @@
         <w:spacing w:after="0" w:before="0" w:line="240" w:lineRule="auto"/>
       </w:pPr>
       <w:rPr>
+        <w:rFonts w:eastAsia="黑体"/>
         <w:color w:val="auto"/>
       </w:rPr>
       <w:tblPr/>
@@ -7813,6 +8180,7 @@
     </w:tblStylePr>
     <w:tblStylePr w:type="firstCol">
       <w:rPr>
+        <w:rFonts w:eastAsia="黑体"/>
         <w:b/>
         <w:bCs/>
         <w:color w:themeColor="background1" w:val="FFFFFF"/>
@@ -7832,6 +8200,7 @@
     </w:tblStylePr>
     <w:tblStylePr w:type="lastCol">
       <w:rPr>
+        <w:rFonts w:eastAsia="黑体"/>
         <w:b/>
         <w:bCs/>
         <w:color w:themeColor="background1" w:val="FFFFFF"/>
@@ -7880,6 +8249,7 @@
     </w:tblStylePr>
     <w:tblStylePr w:type="nwCell">
       <w:rPr>
+        <w:rFonts w:eastAsia="黑体"/>
         <w:color w:themeColor="background1" w:val="FFFFFF"/>
       </w:rPr>
       <w:tblPr/>
@@ -7923,6 +8293,7 @@
         <w:spacing w:after="0" w:before="0" w:line="240" w:lineRule="auto"/>
       </w:pPr>
       <w:rPr>
+        <w:rFonts w:eastAsia="黑体"/>
         <w:b/>
         <w:bCs/>
         <w:color w:themeColor="background1" w:val="FFFFFF"/>
@@ -7945,6 +8316,7 @@
         <w:spacing w:after="0" w:before="0" w:line="240" w:lineRule="auto"/>
       </w:pPr>
       <w:rPr>
+        <w:rFonts w:eastAsia="黑体"/>
         <w:color w:val="auto"/>
       </w:rPr>
       <w:tblPr/>
@@ -7962,6 +8334,7 @@
     </w:tblStylePr>
     <w:tblStylePr w:type="firstCol">
       <w:rPr>
+        <w:rFonts w:eastAsia="黑体"/>
         <w:b/>
         <w:bCs/>
         <w:color w:themeColor="background1" w:val="FFFFFF"/>
@@ -7981,6 +8354,7 @@
     </w:tblStylePr>
     <w:tblStylePr w:type="lastCol">
       <w:rPr>
+        <w:rFonts w:eastAsia="黑体"/>
         <w:b/>
         <w:bCs/>
         <w:color w:themeColor="background1" w:val="FFFFFF"/>
@@ -8029,6 +8403,7 @@
     </w:tblStylePr>
     <w:tblStylePr w:type="nwCell">
       <w:rPr>
+        <w:rFonts w:eastAsia="黑体"/>
         <w:color w:themeColor="background1" w:val="FFFFFF"/>
       </w:rPr>
       <w:tblPr/>
@@ -8053,6 +8428,7 @@
       <w:spacing w:after="0" w:line="240" w:lineRule="auto"/>
     </w:pPr>
     <w:rPr>
+      <w:rFonts w:eastAsia="黑体"/>
       <w:color w:themeColor="text1" w:val="000000"/>
     </w:rPr>
     <w:tblPr>
@@ -8072,7 +8448,7 @@
     </w:tblPr>
     <w:tblStylePr w:type="firstRow">
       <w:rPr>
-        <w:rFonts w:asciiTheme="majorHAnsi" w:cstheme="majorBidi" w:eastAsiaTheme="majorEastAsia" w:hAnsiTheme="majorHAnsi"/>
+        <w:rFonts w:asciiTheme="majorHAnsi" w:cstheme="majorBidi" w:hAnsiTheme="majorHAnsi" w:eastAsia="黑体"/>
       </w:rPr>
       <w:tblPr/>
       <w:tcPr>
@@ -8084,6 +8460,7 @@
     </w:tblStylePr>
     <w:tblStylePr w:type="lastRow">
       <w:rPr>
+        <w:rFonts w:eastAsia="黑体"/>
         <w:b/>
         <w:bCs/>
         <w:color w:themeColor="text2" w:val="1F497D"/>
@@ -8098,12 +8475,14 @@
     </w:tblStylePr>
     <w:tblStylePr w:type="firstCol">
       <w:rPr>
+        <w:rFonts w:eastAsia="黑体"/>
         <w:b/>
         <w:bCs/>
       </w:rPr>
     </w:tblStylePr>
     <w:tblStylePr w:type="lastCol">
       <w:rPr>
+        <w:rFonts w:eastAsia="黑体"/>
         <w:b/>
         <w:bCs/>
       </w:rPr>
@@ -8137,6 +8516,7 @@
       <w:spacing w:after="0" w:line="240" w:lineRule="auto"/>
     </w:pPr>
     <w:rPr>
+      <w:rFonts w:eastAsia="黑体"/>
       <w:color w:themeColor="text1" w:val="000000"/>
     </w:rPr>
     <w:tblPr>
@@ -8156,7 +8536,7 @@
     </w:tblPr>
     <w:tblStylePr w:type="firstRow">
       <w:rPr>
-        <w:rFonts w:asciiTheme="majorHAnsi" w:cstheme="majorBidi" w:eastAsiaTheme="majorEastAsia" w:hAnsiTheme="majorHAnsi"/>
+        <w:rFonts w:asciiTheme="majorHAnsi" w:cstheme="majorBidi" w:hAnsiTheme="majorHAnsi" w:eastAsia="黑体"/>
       </w:rPr>
       <w:tblPr/>
       <w:tcPr>
@@ -8168,6 +8548,7 @@
     </w:tblStylePr>
     <w:tblStylePr w:type="lastRow">
       <w:rPr>
+        <w:rFonts w:eastAsia="黑体"/>
         <w:b/>
         <w:bCs/>
         <w:color w:themeColor="text2" w:val="1F497D"/>
@@ -8182,12 +8563,14 @@
     </w:tblStylePr>
     <w:tblStylePr w:type="firstCol">
       <w:rPr>
+        <w:rFonts w:eastAsia="黑体"/>
         <w:b/>
         <w:bCs/>
       </w:rPr>
     </w:tblStylePr>
     <w:tblStylePr w:type="lastCol">
       <w:rPr>
+        <w:rFonts w:eastAsia="黑体"/>
         <w:b/>
         <w:bCs/>
       </w:rPr>
@@ -8221,6 +8604,7 @@
       <w:spacing w:after="0" w:line="240" w:lineRule="auto"/>
     </w:pPr>
     <w:rPr>
+      <w:rFonts w:eastAsia="黑体"/>
       <w:color w:themeColor="text1" w:val="000000"/>
     </w:rPr>
     <w:tblPr>
@@ -8240,7 +8624,7 @@
     </w:tblPr>
     <w:tblStylePr w:type="firstRow">
       <w:rPr>
-        <w:rFonts w:asciiTheme="majorHAnsi" w:cstheme="majorBidi" w:eastAsiaTheme="majorEastAsia" w:hAnsiTheme="majorHAnsi"/>
+        <w:rFonts w:asciiTheme="majorHAnsi" w:cstheme="majorBidi" w:hAnsiTheme="majorHAnsi" w:eastAsia="黑体"/>
       </w:rPr>
       <w:tblPr/>
       <w:tcPr>
@@ -8252,6 +8636,7 @@
     </w:tblStylePr>
     <w:tblStylePr w:type="lastRow">
       <w:rPr>
+        <w:rFonts w:eastAsia="黑体"/>
         <w:b/>
         <w:bCs/>
         <w:color w:themeColor="text2" w:val="1F497D"/>
@@ -8266,12 +8651,14 @@
     </w:tblStylePr>
     <w:tblStylePr w:type="firstCol">
       <w:rPr>
+        <w:rFonts w:eastAsia="黑体"/>
         <w:b/>
         <w:bCs/>
       </w:rPr>
     </w:tblStylePr>
     <w:tblStylePr w:type="lastCol">
       <w:rPr>
+        <w:rFonts w:eastAsia="黑体"/>
         <w:b/>
         <w:bCs/>
       </w:rPr>
@@ -8305,6 +8692,7 @@
       <w:spacing w:after="0" w:line="240" w:lineRule="auto"/>
     </w:pPr>
     <w:rPr>
+      <w:rFonts w:eastAsia="黑体"/>
       <w:color w:themeColor="text1" w:val="000000"/>
     </w:rPr>
     <w:tblPr>
@@ -8324,7 +8712,7 @@
     </w:tblPr>
     <w:tblStylePr w:type="firstRow">
       <w:rPr>
-        <w:rFonts w:asciiTheme="majorHAnsi" w:cstheme="majorBidi" w:eastAsiaTheme="majorEastAsia" w:hAnsiTheme="majorHAnsi"/>
+        <w:rFonts w:asciiTheme="majorHAnsi" w:cstheme="majorBidi" w:hAnsiTheme="majorHAnsi" w:eastAsia="黑体"/>
       </w:rPr>
       <w:tblPr/>
       <w:tcPr>
@@ -8336,6 +8724,7 @@
     </w:tblStylePr>
     <w:tblStylePr w:type="lastRow">
       <w:rPr>
+        <w:rFonts w:eastAsia="黑体"/>
         <w:b/>
         <w:bCs/>
         <w:color w:themeColor="text2" w:val="1F497D"/>
@@ -8350,12 +8739,14 @@
     </w:tblStylePr>
     <w:tblStylePr w:type="firstCol">
       <w:rPr>
+        <w:rFonts w:eastAsia="黑体"/>
         <w:b/>
         <w:bCs/>
       </w:rPr>
     </w:tblStylePr>
     <w:tblStylePr w:type="lastCol">
       <w:rPr>
+        <w:rFonts w:eastAsia="黑体"/>
         <w:b/>
         <w:bCs/>
       </w:rPr>
@@ -8389,6 +8780,7 @@
       <w:spacing w:after="0" w:line="240" w:lineRule="auto"/>
     </w:pPr>
     <w:rPr>
+      <w:rFonts w:eastAsia="黑体"/>
       <w:color w:themeColor="text1" w:val="000000"/>
     </w:rPr>
     <w:tblPr>
@@ -8408,7 +8800,7 @@
     </w:tblPr>
     <w:tblStylePr w:type="firstRow">
       <w:rPr>
-        <w:rFonts w:asciiTheme="majorHAnsi" w:cstheme="majorBidi" w:eastAsiaTheme="majorEastAsia" w:hAnsiTheme="majorHAnsi"/>
+        <w:rFonts w:asciiTheme="majorHAnsi" w:cstheme="majorBidi" w:hAnsiTheme="majorHAnsi" w:eastAsia="黑体"/>
       </w:rPr>
       <w:tblPr/>
       <w:tcPr>
@@ -8420,6 +8812,7 @@
     </w:tblStylePr>
     <w:tblStylePr w:type="lastRow">
       <w:rPr>
+        <w:rFonts w:eastAsia="黑体"/>
         <w:b/>
         <w:bCs/>
         <w:color w:themeColor="text2" w:val="1F497D"/>
@@ -8434,12 +8827,14 @@
     </w:tblStylePr>
     <w:tblStylePr w:type="firstCol">
       <w:rPr>
+        <w:rFonts w:eastAsia="黑体"/>
         <w:b/>
         <w:bCs/>
       </w:rPr>
     </w:tblStylePr>
     <w:tblStylePr w:type="lastCol">
       <w:rPr>
+        <w:rFonts w:eastAsia="黑体"/>
         <w:b/>
         <w:bCs/>
       </w:rPr>
@@ -8473,6 +8868,7 @@
       <w:spacing w:after="0" w:line="240" w:lineRule="auto"/>
     </w:pPr>
     <w:rPr>
+      <w:rFonts w:eastAsia="黑体"/>
       <w:color w:themeColor="text1" w:val="000000"/>
     </w:rPr>
     <w:tblPr>
@@ -8492,7 +8888,7 @@
     </w:tblPr>
     <w:tblStylePr w:type="firstRow">
       <w:rPr>
-        <w:rFonts w:asciiTheme="majorHAnsi" w:cstheme="majorBidi" w:eastAsiaTheme="majorEastAsia" w:hAnsiTheme="majorHAnsi"/>
+        <w:rFonts w:asciiTheme="majorHAnsi" w:cstheme="majorBidi" w:hAnsiTheme="majorHAnsi" w:eastAsia="黑体"/>
       </w:rPr>
       <w:tblPr/>
       <w:tcPr>
@@ -8504,6 +8900,7 @@
     </w:tblStylePr>
     <w:tblStylePr w:type="lastRow">
       <w:rPr>
+        <w:rFonts w:eastAsia="黑体"/>
         <w:b/>
         <w:bCs/>
         <w:color w:themeColor="text2" w:val="1F497D"/>
@@ -8518,12 +8915,14 @@
     </w:tblStylePr>
     <w:tblStylePr w:type="firstCol">
       <w:rPr>
+        <w:rFonts w:eastAsia="黑体"/>
         <w:b/>
         <w:bCs/>
       </w:rPr>
     </w:tblStylePr>
     <w:tblStylePr w:type="lastCol">
       <w:rPr>
+        <w:rFonts w:eastAsia="黑体"/>
         <w:b/>
         <w:bCs/>
       </w:rPr>
@@ -8557,6 +8956,7 @@
       <w:spacing w:after="0" w:line="240" w:lineRule="auto"/>
     </w:pPr>
     <w:rPr>
+      <w:rFonts w:eastAsia="黑体"/>
       <w:color w:themeColor="text1" w:val="000000"/>
     </w:rPr>
     <w:tblPr>
@@ -8576,7 +8976,7 @@
     </w:tblPr>
     <w:tblStylePr w:type="firstRow">
       <w:rPr>
-        <w:rFonts w:asciiTheme="majorHAnsi" w:cstheme="majorBidi" w:eastAsiaTheme="majorEastAsia" w:hAnsiTheme="majorHAnsi"/>
+        <w:rFonts w:asciiTheme="majorHAnsi" w:cstheme="majorBidi" w:hAnsiTheme="majorHAnsi" w:eastAsia="黑体"/>
       </w:rPr>
       <w:tblPr/>
       <w:tcPr>
@@ -8588,6 +8988,7 @@
     </w:tblStylePr>
     <w:tblStylePr w:type="lastRow">
       <w:rPr>
+        <w:rFonts w:eastAsia="黑体"/>
         <w:b/>
         <w:bCs/>
         <w:color w:themeColor="text2" w:val="1F497D"/>
@@ -8602,12 +9003,14 @@
     </w:tblStylePr>
     <w:tblStylePr w:type="firstCol">
       <w:rPr>
+        <w:rFonts w:eastAsia="黑体"/>
         <w:b/>
         <w:bCs/>
       </w:rPr>
     </w:tblStylePr>
     <w:tblStylePr w:type="lastCol">
       <w:rPr>
+        <w:rFonts w:eastAsia="黑体"/>
         <w:b/>
         <w:bCs/>
       </w:rPr>
@@ -8641,7 +9044,7 @@
       <w:spacing w:after="0" w:line="240" w:lineRule="auto"/>
     </w:pPr>
     <w:rPr>
-      <w:rFonts w:asciiTheme="majorHAnsi" w:cstheme="majorBidi" w:eastAsiaTheme="majorEastAsia" w:hAnsiTheme="majorHAnsi"/>
+      <w:rFonts w:asciiTheme="majorHAnsi" w:cstheme="majorBidi" w:hAnsiTheme="majorHAnsi" w:eastAsia="黑体"/>
       <w:color w:themeColor="text1" w:val="000000"/>
     </w:rPr>
     <w:tblPr>
@@ -8663,6 +9066,7 @@
     </w:tblPr>
     <w:tblStylePr w:type="firstRow">
       <w:rPr>
+        <w:rFonts w:eastAsia="黑体"/>
         <w:sz w:val="24"/>
         <w:szCs w:val="24"/>
       </w:rPr>
@@ -8769,7 +9173,7 @@
       <w:spacing w:after="0" w:line="240" w:lineRule="auto"/>
     </w:pPr>
     <w:rPr>
-      <w:rFonts w:asciiTheme="majorHAnsi" w:cstheme="majorBidi" w:eastAsiaTheme="majorEastAsia" w:hAnsiTheme="majorHAnsi"/>
+      <w:rFonts w:asciiTheme="majorHAnsi" w:cstheme="majorBidi" w:hAnsiTheme="majorHAnsi" w:eastAsia="黑体"/>
       <w:color w:themeColor="text1" w:val="000000"/>
     </w:rPr>
     <w:tblPr>
@@ -8791,6 +9195,7 @@
     </w:tblPr>
     <w:tblStylePr w:type="firstRow">
       <w:rPr>
+        <w:rFonts w:eastAsia="黑体"/>
         <w:sz w:val="24"/>
         <w:szCs w:val="24"/>
       </w:rPr>
@@ -8897,7 +9302,7 @@
       <w:spacing w:after="0" w:line="240" w:lineRule="auto"/>
     </w:pPr>
     <w:rPr>
-      <w:rFonts w:asciiTheme="majorHAnsi" w:cstheme="majorBidi" w:eastAsiaTheme="majorEastAsia" w:hAnsiTheme="majorHAnsi"/>
+      <w:rFonts w:asciiTheme="majorHAnsi" w:cstheme="majorBidi" w:hAnsiTheme="majorHAnsi" w:eastAsia="黑体"/>
       <w:color w:themeColor="text1" w:val="000000"/>
     </w:rPr>
     <w:tblPr>
@@ -8919,6 +9324,7 @@
     </w:tblPr>
     <w:tblStylePr w:type="firstRow">
       <w:rPr>
+        <w:rFonts w:eastAsia="黑体"/>
         <w:sz w:val="24"/>
         <w:szCs w:val="24"/>
       </w:rPr>
@@ -9025,7 +9431,7 @@
       <w:spacing w:after="0" w:line="240" w:lineRule="auto"/>
     </w:pPr>
     <w:rPr>
-      <w:rFonts w:asciiTheme="majorHAnsi" w:cstheme="majorBidi" w:eastAsiaTheme="majorEastAsia" w:hAnsiTheme="majorHAnsi"/>
+      <w:rFonts w:asciiTheme="majorHAnsi" w:cstheme="majorBidi" w:hAnsiTheme="majorHAnsi" w:eastAsia="黑体"/>
       <w:color w:themeColor="text1" w:val="000000"/>
     </w:rPr>
     <w:tblPr>
@@ -9047,6 +9453,7 @@
     </w:tblPr>
     <w:tblStylePr w:type="firstRow">
       <w:rPr>
+        <w:rFonts w:eastAsia="黑体"/>
         <w:sz w:val="24"/>
         <w:szCs w:val="24"/>
       </w:rPr>
@@ -9153,7 +9560,7 @@
       <w:spacing w:after="0" w:line="240" w:lineRule="auto"/>
     </w:pPr>
     <w:rPr>
-      <w:rFonts w:asciiTheme="majorHAnsi" w:cstheme="majorBidi" w:eastAsiaTheme="majorEastAsia" w:hAnsiTheme="majorHAnsi"/>
+      <w:rFonts w:asciiTheme="majorHAnsi" w:cstheme="majorBidi" w:hAnsiTheme="majorHAnsi" w:eastAsia="黑体"/>
       <w:color w:themeColor="text1" w:val="000000"/>
     </w:rPr>
     <w:tblPr>
@@ -9175,6 +9582,7 @@
     </w:tblPr>
     <w:tblStylePr w:type="firstRow">
       <w:rPr>
+        <w:rFonts w:eastAsia="黑体"/>
         <w:sz w:val="24"/>
         <w:szCs w:val="24"/>
       </w:rPr>
@@ -9281,7 +9689,7 @@
       <w:spacing w:after="0" w:line="240" w:lineRule="auto"/>
     </w:pPr>
     <w:rPr>
-      <w:rFonts w:asciiTheme="majorHAnsi" w:cstheme="majorBidi" w:eastAsiaTheme="majorEastAsia" w:hAnsiTheme="majorHAnsi"/>
+      <w:rFonts w:asciiTheme="majorHAnsi" w:cstheme="majorBidi" w:hAnsiTheme="majorHAnsi" w:eastAsia="黑体"/>
       <w:color w:themeColor="text1" w:val="000000"/>
     </w:rPr>
     <w:tblPr>
@@ -9303,6 +9711,7 @@
     </w:tblPr>
     <w:tblStylePr w:type="firstRow">
       <w:rPr>
+        <w:rFonts w:eastAsia="黑体"/>
         <w:sz w:val="24"/>
         <w:szCs w:val="24"/>
       </w:rPr>
@@ -9409,7 +9818,7 @@
       <w:spacing w:after="0" w:line="240" w:lineRule="auto"/>
     </w:pPr>
     <w:rPr>
-      <w:rFonts w:asciiTheme="majorHAnsi" w:cstheme="majorBidi" w:eastAsiaTheme="majorEastAsia" w:hAnsiTheme="majorHAnsi"/>
+      <w:rFonts w:asciiTheme="majorHAnsi" w:cstheme="majorBidi" w:hAnsiTheme="majorHAnsi" w:eastAsia="黑体"/>
       <w:color w:themeColor="text1" w:val="000000"/>
     </w:rPr>
     <w:tblPr>
@@ -9431,6 +9840,7 @@
     </w:tblPr>
     <w:tblStylePr w:type="firstRow">
       <w:rPr>
+        <w:rFonts w:eastAsia="黑体"/>
         <w:sz w:val="24"/>
         <w:szCs w:val="24"/>
       </w:rPr>
@@ -9560,12 +9970,14 @@
     </w:tcPr>
     <w:tblStylePr w:type="firstRow">
       <w:rPr>
+        <w:rFonts w:eastAsia="黑体"/>
         <w:b/>
         <w:bCs/>
       </w:rPr>
     </w:tblStylePr>
     <w:tblStylePr w:type="lastRow">
       <w:rPr>
+        <w:rFonts w:eastAsia="黑体"/>
         <w:b/>
         <w:bCs/>
       </w:rPr>
@@ -9578,12 +9990,14 @@
     </w:tblStylePr>
     <w:tblStylePr w:type="firstCol">
       <w:rPr>
+        <w:rFonts w:eastAsia="黑体"/>
         <w:b/>
         <w:bCs/>
       </w:rPr>
     </w:tblStylePr>
     <w:tblStylePr w:type="lastCol">
       <w:rPr>
+        <w:rFonts w:eastAsia="黑体"/>
         <w:b/>
         <w:bCs/>
       </w:rPr>
@@ -9633,12 +10047,14 @@
     </w:tcPr>
     <w:tblStylePr w:type="firstRow">
       <w:rPr>
+        <w:rFonts w:eastAsia="黑体"/>
         <w:b/>
         <w:bCs/>
       </w:rPr>
     </w:tblStylePr>
     <w:tblStylePr w:type="lastRow">
       <w:rPr>
+        <w:rFonts w:eastAsia="黑体"/>
         <w:b/>
         <w:bCs/>
       </w:rPr>
@@ -9651,12 +10067,14 @@
     </w:tblStylePr>
     <w:tblStylePr w:type="firstCol">
       <w:rPr>
+        <w:rFonts w:eastAsia="黑体"/>
         <w:b/>
         <w:bCs/>
       </w:rPr>
     </w:tblStylePr>
     <w:tblStylePr w:type="lastCol">
       <w:rPr>
+        <w:rFonts w:eastAsia="黑体"/>
         <w:b/>
         <w:bCs/>
       </w:rPr>
@@ -9706,12 +10124,14 @@
     </w:tcPr>
     <w:tblStylePr w:type="firstRow">
       <w:rPr>
+        <w:rFonts w:eastAsia="黑体"/>
         <w:b/>
         <w:bCs/>
       </w:rPr>
     </w:tblStylePr>
     <w:tblStylePr w:type="lastRow">
       <w:rPr>
+        <w:rFonts w:eastAsia="黑体"/>
         <w:b/>
         <w:bCs/>
       </w:rPr>
@@ -9724,12 +10144,14 @@
     </w:tblStylePr>
     <w:tblStylePr w:type="firstCol">
       <w:rPr>
+        <w:rFonts w:eastAsia="黑体"/>
         <w:b/>
         <w:bCs/>
       </w:rPr>
     </w:tblStylePr>
     <w:tblStylePr w:type="lastCol">
       <w:rPr>
+        <w:rFonts w:eastAsia="黑体"/>
         <w:b/>
         <w:bCs/>
       </w:rPr>
@@ -9779,12 +10201,14 @@
     </w:tcPr>
     <w:tblStylePr w:type="firstRow">
       <w:rPr>
+        <w:rFonts w:eastAsia="黑体"/>
         <w:b/>
         <w:bCs/>
       </w:rPr>
     </w:tblStylePr>
     <w:tblStylePr w:type="lastRow">
       <w:rPr>
+        <w:rFonts w:eastAsia="黑体"/>
         <w:b/>
         <w:bCs/>
       </w:rPr>
@@ -9797,12 +10221,14 @@
     </w:tblStylePr>
     <w:tblStylePr w:type="firstCol">
       <w:rPr>
+        <w:rFonts w:eastAsia="黑体"/>
         <w:b/>
         <w:bCs/>
       </w:rPr>
     </w:tblStylePr>
     <w:tblStylePr w:type="lastCol">
       <w:rPr>
+        <w:rFonts w:eastAsia="黑体"/>
         <w:b/>
         <w:bCs/>
       </w:rPr>
@@ -9852,12 +10278,14 @@
     </w:tcPr>
     <w:tblStylePr w:type="firstRow">
       <w:rPr>
+        <w:rFonts w:eastAsia="黑体"/>
         <w:b/>
         <w:bCs/>
       </w:rPr>
     </w:tblStylePr>
     <w:tblStylePr w:type="lastRow">
       <w:rPr>
+        <w:rFonts w:eastAsia="黑体"/>
         <w:b/>
         <w:bCs/>
       </w:rPr>
@@ -9870,12 +10298,14 @@
     </w:tblStylePr>
     <w:tblStylePr w:type="firstCol">
       <w:rPr>
+        <w:rFonts w:eastAsia="黑体"/>
         <w:b/>
         <w:bCs/>
       </w:rPr>
     </w:tblStylePr>
     <w:tblStylePr w:type="lastCol">
       <w:rPr>
+        <w:rFonts w:eastAsia="黑体"/>
         <w:b/>
         <w:bCs/>
       </w:rPr>
@@ -9925,12 +10355,14 @@
     </w:tcPr>
     <w:tblStylePr w:type="firstRow">
       <w:rPr>
+        <w:rFonts w:eastAsia="黑体"/>
         <w:b/>
         <w:bCs/>
       </w:rPr>
     </w:tblStylePr>
     <w:tblStylePr w:type="lastRow">
       <w:rPr>
+        <w:rFonts w:eastAsia="黑体"/>
         <w:b/>
         <w:bCs/>
       </w:rPr>
@@ -9943,12 +10375,14 @@
     </w:tblStylePr>
     <w:tblStylePr w:type="firstCol">
       <w:rPr>
+        <w:rFonts w:eastAsia="黑体"/>
         <w:b/>
         <w:bCs/>
       </w:rPr>
     </w:tblStylePr>
     <w:tblStylePr w:type="lastCol">
       <w:rPr>
+        <w:rFonts w:eastAsia="黑体"/>
         <w:b/>
         <w:bCs/>
       </w:rPr>
@@ -9998,12 +10432,14 @@
     </w:tcPr>
     <w:tblStylePr w:type="firstRow">
       <w:rPr>
+        <w:rFonts w:eastAsia="黑体"/>
         <w:b/>
         <w:bCs/>
       </w:rPr>
     </w:tblStylePr>
     <w:tblStylePr w:type="lastRow">
       <w:rPr>
+        <w:rFonts w:eastAsia="黑体"/>
         <w:b/>
         <w:bCs/>
       </w:rPr>
@@ -10016,12 +10452,14 @@
     </w:tblStylePr>
     <w:tblStylePr w:type="firstCol">
       <w:rPr>
+        <w:rFonts w:eastAsia="黑体"/>
         <w:b/>
         <w:bCs/>
       </w:rPr>
     </w:tblStylePr>
     <w:tblStylePr w:type="lastCol">
       <w:rPr>
+        <w:rFonts w:eastAsia="黑体"/>
         <w:b/>
         <w:bCs/>
       </w:rPr>
@@ -10048,7 +10486,7 @@
       <w:spacing w:after="0" w:line="240" w:lineRule="auto"/>
     </w:pPr>
     <w:rPr>
-      <w:rFonts w:asciiTheme="majorHAnsi" w:cstheme="majorBidi" w:eastAsiaTheme="majorEastAsia" w:hAnsiTheme="majorHAnsi"/>
+      <w:rFonts w:asciiTheme="majorHAnsi" w:cstheme="majorBidi" w:hAnsiTheme="majorHAnsi" w:eastAsia="黑体"/>
       <w:color w:themeColor="text1" w:val="000000"/>
     </w:rPr>
     <w:tblPr>
@@ -10075,6 +10513,7 @@
     </w:tcPr>
     <w:tblStylePr w:type="firstRow">
       <w:rPr>
+        <w:rFonts w:eastAsia="黑体"/>
         <w:b/>
         <w:bCs/>
         <w:color w:themeColor="text1" w:val="000000"/>
@@ -10086,6 +10525,7 @@
     </w:tblStylePr>
     <w:tblStylePr w:type="lastRow">
       <w:rPr>
+        <w:rFonts w:eastAsia="黑体"/>
         <w:b/>
         <w:bCs/>
         <w:color w:themeColor="text1" w:val="000000"/>
@@ -10105,6 +10545,7 @@
     </w:tblStylePr>
     <w:tblStylePr w:type="firstCol">
       <w:rPr>
+        <w:rFonts w:eastAsia="黑体"/>
         <w:b/>
         <w:bCs/>
         <w:color w:themeColor="text1" w:val="000000"/>
@@ -10124,6 +10565,7 @@
     </w:tblStylePr>
     <w:tblStylePr w:type="lastCol">
       <w:rPr>
+        <w:rFonts w:eastAsia="黑体"/>
         <w:b w:val="0"/>
         <w:bCs w:val="0"/>
         <w:color w:themeColor="text1" w:val="000000"/>
@@ -10173,7 +10615,7 @@
       <w:spacing w:after="0" w:line="240" w:lineRule="auto"/>
     </w:pPr>
     <w:rPr>
-      <w:rFonts w:asciiTheme="majorHAnsi" w:cstheme="majorBidi" w:eastAsiaTheme="majorEastAsia" w:hAnsiTheme="majorHAnsi"/>
+      <w:rFonts w:asciiTheme="majorHAnsi" w:cstheme="majorBidi" w:hAnsiTheme="majorHAnsi" w:eastAsia="黑体"/>
       <w:color w:themeColor="text1" w:val="000000"/>
     </w:rPr>
     <w:tblPr>
@@ -10200,6 +10642,7 @@
     </w:tcPr>
     <w:tblStylePr w:type="firstRow">
       <w:rPr>
+        <w:rFonts w:eastAsia="黑体"/>
         <w:b/>
         <w:bCs/>
         <w:color w:themeColor="text1" w:val="000000"/>
@@ -10211,6 +10654,7 @@
     </w:tblStylePr>
     <w:tblStylePr w:type="lastRow">
       <w:rPr>
+        <w:rFonts w:eastAsia="黑体"/>
         <w:b/>
         <w:bCs/>
         <w:color w:themeColor="text1" w:val="000000"/>
@@ -10230,6 +10674,7 @@
     </w:tblStylePr>
     <w:tblStylePr w:type="firstCol">
       <w:rPr>
+        <w:rFonts w:eastAsia="黑体"/>
         <w:b/>
         <w:bCs/>
         <w:color w:themeColor="text1" w:val="000000"/>
@@ -10249,6 +10694,7 @@
     </w:tblStylePr>
     <w:tblStylePr w:type="lastCol">
       <w:rPr>
+        <w:rFonts w:eastAsia="黑体"/>
         <w:b w:val="0"/>
         <w:bCs w:val="0"/>
         <w:color w:themeColor="text1" w:val="000000"/>
@@ -10298,7 +10744,7 @@
       <w:spacing w:after="0" w:line="240" w:lineRule="auto"/>
     </w:pPr>
     <w:rPr>
-      <w:rFonts w:asciiTheme="majorHAnsi" w:cstheme="majorBidi" w:eastAsiaTheme="majorEastAsia" w:hAnsiTheme="majorHAnsi"/>
+      <w:rFonts w:asciiTheme="majorHAnsi" w:cstheme="majorBidi" w:hAnsiTheme="majorHAnsi" w:eastAsia="黑体"/>
       <w:color w:themeColor="text1" w:val="000000"/>
     </w:rPr>
     <w:tblPr>
@@ -10325,6 +10771,7 @@
     </w:tcPr>
     <w:tblStylePr w:type="firstRow">
       <w:rPr>
+        <w:rFonts w:eastAsia="黑体"/>
         <w:b/>
         <w:bCs/>
         <w:color w:themeColor="text1" w:val="000000"/>
@@ -10336,6 +10783,7 @@
     </w:tblStylePr>
     <w:tblStylePr w:type="lastRow">
       <w:rPr>
+        <w:rFonts w:eastAsia="黑体"/>
         <w:b/>
         <w:bCs/>
         <w:color w:themeColor="text1" w:val="000000"/>
@@ -10355,6 +10803,7 @@
     </w:tblStylePr>
     <w:tblStylePr w:type="firstCol">
       <w:rPr>
+        <w:rFonts w:eastAsia="黑体"/>
         <w:b/>
         <w:bCs/>
         <w:color w:themeColor="text1" w:val="000000"/>
@@ -10374,6 +10823,7 @@
     </w:tblStylePr>
     <w:tblStylePr w:type="lastCol">
       <w:rPr>
+        <w:rFonts w:eastAsia="黑体"/>
         <w:b w:val="0"/>
         <w:bCs w:val="0"/>
         <w:color w:themeColor="text1" w:val="000000"/>
@@ -10423,7 +10873,7 @@
       <w:spacing w:after="0" w:line="240" w:lineRule="auto"/>
     </w:pPr>
     <w:rPr>
-      <w:rFonts w:asciiTheme="majorHAnsi" w:cstheme="majorBidi" w:eastAsiaTheme="majorEastAsia" w:hAnsiTheme="majorHAnsi"/>
+      <w:rFonts w:asciiTheme="majorHAnsi" w:cstheme="majorBidi" w:hAnsiTheme="majorHAnsi" w:eastAsia="黑体"/>
       <w:color w:themeColor="text1" w:val="000000"/>
     </w:rPr>
     <w:tblPr>
@@ -10450,6 +10900,7 @@
     </w:tcPr>
     <w:tblStylePr w:type="firstRow">
       <w:rPr>
+        <w:rFonts w:eastAsia="黑体"/>
         <w:b/>
         <w:bCs/>
         <w:color w:themeColor="text1" w:val="000000"/>
@@ -10461,6 +10912,7 @@
     </w:tblStylePr>
     <w:tblStylePr w:type="lastRow">
       <w:rPr>
+        <w:rFonts w:eastAsia="黑体"/>
         <w:b/>
         <w:bCs/>
         <w:color w:themeColor="text1" w:val="000000"/>
@@ -10480,6 +10932,7 @@
     </w:tblStylePr>
     <w:tblStylePr w:type="firstCol">
       <w:rPr>
+        <w:rFonts w:eastAsia="黑体"/>
         <w:b/>
         <w:bCs/>
         <w:color w:themeColor="text1" w:val="000000"/>
@@ -10499,6 +10952,7 @@
     </w:tblStylePr>
     <w:tblStylePr w:type="lastCol">
       <w:rPr>
+        <w:rFonts w:eastAsia="黑体"/>
         <w:b w:val="0"/>
         <w:bCs w:val="0"/>
         <w:color w:themeColor="text1" w:val="000000"/>
@@ -10548,7 +11002,7 @@
       <w:spacing w:after="0" w:line="240" w:lineRule="auto"/>
     </w:pPr>
     <w:rPr>
-      <w:rFonts w:asciiTheme="majorHAnsi" w:cstheme="majorBidi" w:eastAsiaTheme="majorEastAsia" w:hAnsiTheme="majorHAnsi"/>
+      <w:rFonts w:asciiTheme="majorHAnsi" w:cstheme="majorBidi" w:hAnsiTheme="majorHAnsi" w:eastAsia="黑体"/>
       <w:color w:themeColor="text1" w:val="000000"/>
     </w:rPr>
     <w:tblPr>
@@ -10575,6 +11029,7 @@
     </w:tcPr>
     <w:tblStylePr w:type="firstRow">
       <w:rPr>
+        <w:rFonts w:eastAsia="黑体"/>
         <w:b/>
         <w:bCs/>
         <w:color w:themeColor="text1" w:val="000000"/>
@@ -10586,6 +11041,7 @@
     </w:tblStylePr>
     <w:tblStylePr w:type="lastRow">
       <w:rPr>
+        <w:rFonts w:eastAsia="黑体"/>
         <w:b/>
         <w:bCs/>
         <w:color w:themeColor="text1" w:val="000000"/>
@@ -10605,6 +11061,7 @@
     </w:tblStylePr>
     <w:tblStylePr w:type="firstCol">
       <w:rPr>
+        <w:rFonts w:eastAsia="黑体"/>
         <w:b/>
         <w:bCs/>
         <w:color w:themeColor="text1" w:val="000000"/>
@@ -10624,6 +11081,7 @@
     </w:tblStylePr>
     <w:tblStylePr w:type="lastCol">
       <w:rPr>
+        <w:rFonts w:eastAsia="黑体"/>
         <w:b w:val="0"/>
         <w:bCs w:val="0"/>
         <w:color w:themeColor="text1" w:val="000000"/>
@@ -10673,7 +11131,7 @@
       <w:spacing w:after="0" w:line="240" w:lineRule="auto"/>
     </w:pPr>
     <w:rPr>
-      <w:rFonts w:asciiTheme="majorHAnsi" w:cstheme="majorBidi" w:eastAsiaTheme="majorEastAsia" w:hAnsiTheme="majorHAnsi"/>
+      <w:rFonts w:asciiTheme="majorHAnsi" w:cstheme="majorBidi" w:hAnsiTheme="majorHAnsi" w:eastAsia="黑体"/>
       <w:color w:themeColor="text1" w:val="000000"/>
     </w:rPr>
     <w:tblPr>
@@ -10700,6 +11158,7 @@
     </w:tcPr>
     <w:tblStylePr w:type="firstRow">
       <w:rPr>
+        <w:rFonts w:eastAsia="黑体"/>
         <w:b/>
         <w:bCs/>
         <w:color w:themeColor="text1" w:val="000000"/>
@@ -10711,6 +11170,7 @@
     </w:tblStylePr>
     <w:tblStylePr w:type="lastRow">
       <w:rPr>
+        <w:rFonts w:eastAsia="黑体"/>
         <w:b/>
         <w:bCs/>
         <w:color w:themeColor="text1" w:val="000000"/>
@@ -10730,6 +11190,7 @@
     </w:tblStylePr>
     <w:tblStylePr w:type="firstCol">
       <w:rPr>
+        <w:rFonts w:eastAsia="黑体"/>
         <w:b/>
         <w:bCs/>
         <w:color w:themeColor="text1" w:val="000000"/>
@@ -10749,6 +11210,7 @@
     </w:tblStylePr>
     <w:tblStylePr w:type="lastCol">
       <w:rPr>
+        <w:rFonts w:eastAsia="黑体"/>
         <w:b w:val="0"/>
         <w:bCs w:val="0"/>
         <w:color w:themeColor="text1" w:val="000000"/>
@@ -10798,7 +11260,7 @@
       <w:spacing w:after="0" w:line="240" w:lineRule="auto"/>
     </w:pPr>
     <w:rPr>
-      <w:rFonts w:asciiTheme="majorHAnsi" w:cstheme="majorBidi" w:eastAsiaTheme="majorEastAsia" w:hAnsiTheme="majorHAnsi"/>
+      <w:rFonts w:asciiTheme="majorHAnsi" w:cstheme="majorBidi" w:hAnsiTheme="majorHAnsi" w:eastAsia="黑体"/>
       <w:color w:themeColor="text1" w:val="000000"/>
     </w:rPr>
     <w:tblPr>
@@ -10825,6 +11287,7 @@
     </w:tcPr>
     <w:tblStylePr w:type="firstRow">
       <w:rPr>
+        <w:rFonts w:eastAsia="黑体"/>
         <w:b/>
         <w:bCs/>
         <w:color w:themeColor="text1" w:val="000000"/>
@@ -10836,6 +11299,7 @@
     </w:tblStylePr>
     <w:tblStylePr w:type="lastRow">
       <w:rPr>
+        <w:rFonts w:eastAsia="黑体"/>
         <w:b/>
         <w:bCs/>
         <w:color w:themeColor="text1" w:val="000000"/>
@@ -10855,6 +11319,7 @@
     </w:tblStylePr>
     <w:tblStylePr w:type="firstCol">
       <w:rPr>
+        <w:rFonts w:eastAsia="黑体"/>
         <w:b/>
         <w:bCs/>
         <w:color w:themeColor="text1" w:val="000000"/>
@@ -10874,6 +11339,7 @@
     </w:tblStylePr>
     <w:tblStylePr w:type="lastCol">
       <w:rPr>
+        <w:rFonts w:eastAsia="黑体"/>
         <w:b w:val="0"/>
         <w:bCs w:val="0"/>
         <w:color w:themeColor="text1" w:val="000000"/>
@@ -10946,6 +11412,7 @@
     </w:tcPr>
     <w:tblStylePr w:type="firstRow">
       <w:rPr>
+        <w:rFonts w:eastAsia="黑体"/>
         <w:b/>
         <w:bCs/>
         <w:i w:val="0"/>
@@ -10967,6 +11434,7 @@
     </w:tblStylePr>
     <w:tblStylePr w:type="lastRow">
       <w:rPr>
+        <w:rFonts w:eastAsia="黑体"/>
         <w:b/>
         <w:bCs/>
         <w:i w:val="0"/>
@@ -10988,6 +11456,7 @@
     </w:tblStylePr>
     <w:tblStylePr w:type="firstCol">
       <w:rPr>
+        <w:rFonts w:eastAsia="黑体"/>
         <w:b/>
         <w:bCs/>
         <w:i w:val="0"/>
@@ -11007,6 +11476,7 @@
     </w:tblStylePr>
     <w:tblStylePr w:type="lastCol">
       <w:rPr>
+        <w:rFonts w:eastAsia="黑体"/>
         <w:b/>
         <w:bCs/>
         <w:i w:val="0"/>
@@ -11087,6 +11557,7 @@
     </w:tcPr>
     <w:tblStylePr w:type="firstRow">
       <w:rPr>
+        <w:rFonts w:eastAsia="黑体"/>
         <w:b/>
         <w:bCs/>
         <w:i w:val="0"/>
@@ -11108,6 +11579,7 @@
     </w:tblStylePr>
     <w:tblStylePr w:type="lastRow">
       <w:rPr>
+        <w:rFonts w:eastAsia="黑体"/>
         <w:b/>
         <w:bCs/>
         <w:i w:val="0"/>
@@ -11129,6 +11601,7 @@
     </w:tblStylePr>
     <w:tblStylePr w:type="firstCol">
       <w:rPr>
+        <w:rFonts w:eastAsia="黑体"/>
         <w:b/>
         <w:bCs/>
         <w:i w:val="0"/>
@@ -11148,6 +11621,7 @@
     </w:tblStylePr>
     <w:tblStylePr w:type="lastCol">
       <w:rPr>
+        <w:rFonts w:eastAsia="黑体"/>
         <w:b/>
         <w:bCs/>
         <w:i w:val="0"/>
@@ -11228,6 +11702,7 @@
     </w:tcPr>
     <w:tblStylePr w:type="firstRow">
       <w:rPr>
+        <w:rFonts w:eastAsia="黑体"/>
         <w:b/>
         <w:bCs/>
         <w:i w:val="0"/>
@@ -11249,6 +11724,7 @@
     </w:tblStylePr>
     <w:tblStylePr w:type="lastRow">
       <w:rPr>
+        <w:rFonts w:eastAsia="黑体"/>
         <w:b/>
         <w:bCs/>
         <w:i w:val="0"/>
@@ -11270,6 +11746,7 @@
     </w:tblStylePr>
     <w:tblStylePr w:type="firstCol">
       <w:rPr>
+        <w:rFonts w:eastAsia="黑体"/>
         <w:b/>
         <w:bCs/>
         <w:i w:val="0"/>
@@ -11289,6 +11766,7 @@
     </w:tblStylePr>
     <w:tblStylePr w:type="lastCol">
       <w:rPr>
+        <w:rFonts w:eastAsia="黑体"/>
         <w:b/>
         <w:bCs/>
         <w:i w:val="0"/>
@@ -11369,6 +11847,7 @@
     </w:tcPr>
     <w:tblStylePr w:type="firstRow">
       <w:rPr>
+        <w:rFonts w:eastAsia="黑体"/>
         <w:b/>
         <w:bCs/>
         <w:i w:val="0"/>
@@ -11390,6 +11869,7 @@
     </w:tblStylePr>
     <w:tblStylePr w:type="lastRow">
       <w:rPr>
+        <w:rFonts w:eastAsia="黑体"/>
         <w:b/>
         <w:bCs/>
         <w:i w:val="0"/>
@@ -11411,6 +11891,7 @@
     </w:tblStylePr>
     <w:tblStylePr w:type="firstCol">
       <w:rPr>
+        <w:rFonts w:eastAsia="黑体"/>
         <w:b/>
         <w:bCs/>
         <w:i w:val="0"/>
@@ -11430,6 +11911,7 @@
     </w:tblStylePr>
     <w:tblStylePr w:type="lastCol">
       <w:rPr>
+        <w:rFonts w:eastAsia="黑体"/>
         <w:b/>
         <w:bCs/>
         <w:i w:val="0"/>
@@ -11510,6 +11992,7 @@
     </w:tcPr>
     <w:tblStylePr w:type="firstRow">
       <w:rPr>
+        <w:rFonts w:eastAsia="黑体"/>
         <w:b/>
         <w:bCs/>
         <w:i w:val="0"/>
@@ -11531,6 +12014,7 @@
     </w:tblStylePr>
     <w:tblStylePr w:type="lastRow">
       <w:rPr>
+        <w:rFonts w:eastAsia="黑体"/>
         <w:b/>
         <w:bCs/>
         <w:i w:val="0"/>
@@ -11552,6 +12036,7 @@
     </w:tblStylePr>
     <w:tblStylePr w:type="firstCol">
       <w:rPr>
+        <w:rFonts w:eastAsia="黑体"/>
         <w:b/>
         <w:bCs/>
         <w:i w:val="0"/>
@@ -11571,6 +12056,7 @@
     </w:tblStylePr>
     <w:tblStylePr w:type="lastCol">
       <w:rPr>
+        <w:rFonts w:eastAsia="黑体"/>
         <w:b/>
         <w:bCs/>
         <w:i w:val="0"/>
@@ -11651,6 +12137,7 @@
     </w:tcPr>
     <w:tblStylePr w:type="firstRow">
       <w:rPr>
+        <w:rFonts w:eastAsia="黑体"/>
         <w:b/>
         <w:bCs/>
         <w:i w:val="0"/>
@@ -11672,6 +12159,7 @@
     </w:tblStylePr>
     <w:tblStylePr w:type="lastRow">
       <w:rPr>
+        <w:rFonts w:eastAsia="黑体"/>
         <w:b/>
         <w:bCs/>
         <w:i w:val="0"/>
@@ -11693,6 +12181,7 @@
     </w:tblStylePr>
     <w:tblStylePr w:type="firstCol">
       <w:rPr>
+        <w:rFonts w:eastAsia="黑体"/>
         <w:b/>
         <w:bCs/>
         <w:i w:val="0"/>
@@ -11712,6 +12201,7 @@
     </w:tblStylePr>
     <w:tblStylePr w:type="lastCol">
       <w:rPr>
+        <w:rFonts w:eastAsia="黑体"/>
         <w:b/>
         <w:bCs/>
         <w:i w:val="0"/>
@@ -11792,6 +12282,7 @@
     </w:tcPr>
     <w:tblStylePr w:type="firstRow">
       <w:rPr>
+        <w:rFonts w:eastAsia="黑体"/>
         <w:b/>
         <w:bCs/>
         <w:i w:val="0"/>
@@ -11813,6 +12304,7 @@
     </w:tblStylePr>
     <w:tblStylePr w:type="lastRow">
       <w:rPr>
+        <w:rFonts w:eastAsia="黑体"/>
         <w:b/>
         <w:bCs/>
         <w:i w:val="0"/>
@@ -11834,6 +12326,7 @@
     </w:tblStylePr>
     <w:tblStylePr w:type="firstCol">
       <w:rPr>
+        <w:rFonts w:eastAsia="黑体"/>
         <w:b/>
         <w:bCs/>
         <w:i w:val="0"/>
@@ -11853,6 +12346,7 @@
     </w:tblStylePr>
     <w:tblStylePr w:type="lastCol">
       <w:rPr>
+        <w:rFonts w:eastAsia="黑体"/>
         <w:b/>
         <w:bCs/>
         <w:i w:val="0"/>
@@ -11910,6 +12404,7 @@
       <w:spacing w:after="0" w:line="240" w:lineRule="auto"/>
     </w:pPr>
     <w:rPr>
+      <w:rFonts w:eastAsia="黑体"/>
       <w:color w:themeColor="background1" w:val="FFFFFF"/>
     </w:rPr>
     <w:tblPr>
@@ -11928,6 +12423,7 @@
     </w:tcPr>
     <w:tblStylePr w:type="firstRow">
       <w:rPr>
+        <w:rFonts w:eastAsia="黑体"/>
         <w:b/>
         <w:bCs/>
       </w:rPr>
@@ -12024,6 +12520,7 @@
       <w:spacing w:after="0" w:line="240" w:lineRule="auto"/>
     </w:pPr>
     <w:rPr>
+      <w:rFonts w:eastAsia="黑体"/>
       <w:color w:themeColor="background1" w:val="FFFFFF"/>
     </w:rPr>
     <w:tblPr>
@@ -12042,6 +12539,7 @@
     </w:tcPr>
     <w:tblStylePr w:type="firstRow">
       <w:rPr>
+        <w:rFonts w:eastAsia="黑体"/>
         <w:b/>
         <w:bCs/>
       </w:rPr>
@@ -12138,6 +12636,7 @@
       <w:spacing w:after="0" w:line="240" w:lineRule="auto"/>
     </w:pPr>
     <w:rPr>
+      <w:rFonts w:eastAsia="黑体"/>
       <w:color w:themeColor="background1" w:val="FFFFFF"/>
     </w:rPr>
     <w:tblPr>
@@ -12156,6 +12655,7 @@
     </w:tcPr>
     <w:tblStylePr w:type="firstRow">
       <w:rPr>
+        <w:rFonts w:eastAsia="黑体"/>
         <w:b/>
         <w:bCs/>
       </w:rPr>
@@ -12252,6 +12752,7 @@
       <w:spacing w:after="0" w:line="240" w:lineRule="auto"/>
     </w:pPr>
     <w:rPr>
+      <w:rFonts w:eastAsia="黑体"/>
       <w:color w:themeColor="background1" w:val="FFFFFF"/>
     </w:rPr>
     <w:tblPr>
@@ -12270,6 +12771,7 @@
     </w:tcPr>
     <w:tblStylePr w:type="firstRow">
       <w:rPr>
+        <w:rFonts w:eastAsia="黑体"/>
         <w:b/>
         <w:bCs/>
       </w:rPr>
@@ -12366,6 +12868,7 @@
       <w:spacing w:after="0" w:line="240" w:lineRule="auto"/>
     </w:pPr>
     <w:rPr>
+      <w:rFonts w:eastAsia="黑体"/>
       <w:color w:themeColor="background1" w:val="FFFFFF"/>
     </w:rPr>
     <w:tblPr>
@@ -12384,6 +12887,7 @@
     </w:tcPr>
     <w:tblStylePr w:type="firstRow">
       <w:rPr>
+        <w:rFonts w:eastAsia="黑体"/>
         <w:b/>
         <w:bCs/>
       </w:rPr>
@@ -12480,6 +12984,7 @@
       <w:spacing w:after="0" w:line="240" w:lineRule="auto"/>
     </w:pPr>
     <w:rPr>
+      <w:rFonts w:eastAsia="黑体"/>
       <w:color w:themeColor="background1" w:val="FFFFFF"/>
     </w:rPr>
     <w:tblPr>
@@ -12498,6 +13003,7 @@
     </w:tcPr>
     <w:tblStylePr w:type="firstRow">
       <w:rPr>
+        <w:rFonts w:eastAsia="黑体"/>
         <w:b/>
         <w:bCs/>
       </w:rPr>
@@ -12594,6 +13100,7 @@
       <w:spacing w:after="0" w:line="240" w:lineRule="auto"/>
     </w:pPr>
     <w:rPr>
+      <w:rFonts w:eastAsia="黑体"/>
       <w:color w:themeColor="background1" w:val="FFFFFF"/>
     </w:rPr>
     <w:tblPr>
@@ -12612,6 +13119,7 @@
     </w:tcPr>
     <w:tblStylePr w:type="firstRow">
       <w:rPr>
+        <w:rFonts w:eastAsia="黑体"/>
         <w:b/>
         <w:bCs/>
       </w:rPr>
@@ -12708,6 +13216,7 @@
       <w:spacing w:after="0" w:line="240" w:lineRule="auto"/>
     </w:pPr>
     <w:rPr>
+      <w:rFonts w:eastAsia="黑体"/>
       <w:color w:themeColor="text1" w:val="000000"/>
     </w:rPr>
     <w:tblPr>
@@ -12734,6 +13243,7 @@
     </w:tcPr>
     <w:tblStylePr w:type="firstRow">
       <w:rPr>
+        <w:rFonts w:eastAsia="黑体"/>
         <w:b/>
         <w:bCs/>
       </w:rPr>
@@ -12752,6 +13262,7 @@
     </w:tblStylePr>
     <w:tblStylePr w:type="lastRow">
       <w:rPr>
+        <w:rFonts w:eastAsia="黑体"/>
         <w:b/>
         <w:bCs/>
         <w:color w:themeColor="background1" w:val="FFFFFF"/>
@@ -12766,6 +13277,7 @@
     </w:tblStylePr>
     <w:tblStylePr w:type="firstCol">
       <w:rPr>
+        <w:rFonts w:eastAsia="黑体"/>
         <w:color w:themeColor="background1" w:val="FFFFFF"/>
       </w:rPr>
       <w:tblPr/>
@@ -12783,6 +13295,7 @@
     </w:tblStylePr>
     <w:tblStylePr w:type="lastCol">
       <w:rPr>
+        <w:rFonts w:eastAsia="黑体"/>
         <w:color w:themeColor="background1" w:val="FFFFFF"/>
       </w:rPr>
       <w:tblPr/>
@@ -12812,11 +13325,13 @@
     </w:tblStylePr>
     <w:tblStylePr w:type="neCell">
       <w:rPr>
+        <w:rFonts w:eastAsia="黑体"/>
         <w:color w:themeColor="text1" w:val="000000"/>
       </w:rPr>
     </w:tblStylePr>
     <w:tblStylePr w:type="nwCell">
       <w:rPr>
+        <w:rFonts w:eastAsia="黑体"/>
         <w:color w:themeColor="text1" w:val="000000"/>
       </w:rPr>
     </w:tblStylePr>
@@ -12830,6 +13345,7 @@
       <w:spacing w:after="0" w:line="240" w:lineRule="auto"/>
     </w:pPr>
     <w:rPr>
+      <w:rFonts w:eastAsia="黑体"/>
       <w:color w:themeColor="text1" w:val="000000"/>
     </w:rPr>
     <w:tblPr>
@@ -12856,6 +13372,7 @@
     </w:tcPr>
     <w:tblStylePr w:type="firstRow">
       <w:rPr>
+        <w:rFonts w:eastAsia="黑体"/>
         <w:b/>
         <w:bCs/>
       </w:rPr>
@@ -12874,6 +13391,7 @@
     </w:tblStylePr>
     <w:tblStylePr w:type="lastRow">
       <w:rPr>
+        <w:rFonts w:eastAsia="黑体"/>
         <w:b/>
         <w:bCs/>
         <w:color w:themeColor="background1" w:val="FFFFFF"/>
@@ -12888,6 +13406,7 @@
     </w:tblStylePr>
     <w:tblStylePr w:type="firstCol">
       <w:rPr>
+        <w:rFonts w:eastAsia="黑体"/>
         <w:color w:themeColor="background1" w:val="FFFFFF"/>
       </w:rPr>
       <w:tblPr/>
@@ -12905,6 +13424,7 @@
     </w:tblStylePr>
     <w:tblStylePr w:type="lastCol">
       <w:rPr>
+        <w:rFonts w:eastAsia="黑体"/>
         <w:color w:themeColor="background1" w:val="FFFFFF"/>
       </w:rPr>
       <w:tblPr/>
@@ -12934,11 +13454,13 @@
     </w:tblStylePr>
     <w:tblStylePr w:type="neCell">
       <w:rPr>
+        <w:rFonts w:eastAsia="黑体"/>
         <w:color w:themeColor="text1" w:val="000000"/>
       </w:rPr>
     </w:tblStylePr>
     <w:tblStylePr w:type="nwCell">
       <w:rPr>
+        <w:rFonts w:eastAsia="黑体"/>
         <w:color w:themeColor="text1" w:val="000000"/>
       </w:rPr>
     </w:tblStylePr>
@@ -12952,6 +13474,7 @@
       <w:spacing w:after="0" w:line="240" w:lineRule="auto"/>
     </w:pPr>
     <w:rPr>
+      <w:rFonts w:eastAsia="黑体"/>
       <w:color w:themeColor="text1" w:val="000000"/>
     </w:rPr>
     <w:tblPr>
@@ -12978,6 +13501,7 @@
     </w:tcPr>
     <w:tblStylePr w:type="firstRow">
       <w:rPr>
+        <w:rFonts w:eastAsia="黑体"/>
         <w:b/>
         <w:bCs/>
       </w:rPr>
@@ -12996,6 +13520,7 @@
     </w:tblStylePr>
     <w:tblStylePr w:type="lastRow">
       <w:rPr>
+        <w:rFonts w:eastAsia="黑体"/>
         <w:b/>
         <w:bCs/>
         <w:color w:themeColor="background1" w:val="FFFFFF"/>
@@ -13010,6 +13535,7 @@
     </w:tblStylePr>
     <w:tblStylePr w:type="firstCol">
       <w:rPr>
+        <w:rFonts w:eastAsia="黑体"/>
         <w:color w:themeColor="background1" w:val="FFFFFF"/>
       </w:rPr>
       <w:tblPr/>
@@ -13027,6 +13553,7 @@
     </w:tblStylePr>
     <w:tblStylePr w:type="lastCol">
       <w:rPr>
+        <w:rFonts w:eastAsia="黑体"/>
         <w:color w:themeColor="background1" w:val="FFFFFF"/>
       </w:rPr>
       <w:tblPr/>
@@ -13056,11 +13583,13 @@
     </w:tblStylePr>
     <w:tblStylePr w:type="neCell">
       <w:rPr>
+        <w:rFonts w:eastAsia="黑体"/>
         <w:color w:themeColor="text1" w:val="000000"/>
       </w:rPr>
     </w:tblStylePr>
     <w:tblStylePr w:type="nwCell">
       <w:rPr>
+        <w:rFonts w:eastAsia="黑体"/>
         <w:color w:themeColor="text1" w:val="000000"/>
       </w:rPr>
     </w:tblStylePr>
@@ -13074,6 +13603,7 @@
       <w:spacing w:after="0" w:line="240" w:lineRule="auto"/>
     </w:pPr>
     <w:rPr>
+      <w:rFonts w:eastAsia="黑体"/>
       <w:color w:themeColor="text1" w:val="000000"/>
     </w:rPr>
     <w:tblPr>
@@ -13100,6 +13630,7 @@
     </w:tcPr>
     <w:tblStylePr w:type="firstRow">
       <w:rPr>
+        <w:rFonts w:eastAsia="黑体"/>
         <w:b/>
         <w:bCs/>
       </w:rPr>
@@ -13118,6 +13649,7 @@
     </w:tblStylePr>
     <w:tblStylePr w:type="lastRow">
       <w:rPr>
+        <w:rFonts w:eastAsia="黑体"/>
         <w:b/>
         <w:bCs/>
         <w:color w:themeColor="background1" w:val="FFFFFF"/>
@@ -13132,6 +13664,7 @@
     </w:tblStylePr>
     <w:tblStylePr w:type="firstCol">
       <w:rPr>
+        <w:rFonts w:eastAsia="黑体"/>
         <w:color w:themeColor="background1" w:val="FFFFFF"/>
       </w:rPr>
       <w:tblPr/>
@@ -13149,6 +13682,7 @@
     </w:tblStylePr>
     <w:tblStylePr w:type="lastCol">
       <w:rPr>
+        <w:rFonts w:eastAsia="黑体"/>
         <w:color w:themeColor="background1" w:val="FFFFFF"/>
       </w:rPr>
       <w:tblPr/>
@@ -13186,6 +13720,7 @@
       <w:spacing w:after="0" w:line="240" w:lineRule="auto"/>
     </w:pPr>
     <w:rPr>
+      <w:rFonts w:eastAsia="黑体"/>
       <w:color w:themeColor="text1" w:val="000000"/>
     </w:rPr>
     <w:tblPr>
@@ -13212,6 +13747,7 @@
     </w:tcPr>
     <w:tblStylePr w:type="firstRow">
       <w:rPr>
+        <w:rFonts w:eastAsia="黑体"/>
         <w:b/>
         <w:bCs/>
       </w:rPr>
@@ -13230,6 +13766,7 @@
     </w:tblStylePr>
     <w:tblStylePr w:type="lastRow">
       <w:rPr>
+        <w:rFonts w:eastAsia="黑体"/>
         <w:b/>
         <w:bCs/>
         <w:color w:themeColor="background1" w:val="FFFFFF"/>
@@ -13244,6 +13781,7 @@
     </w:tblStylePr>
     <w:tblStylePr w:type="firstCol">
       <w:rPr>
+        <w:rFonts w:eastAsia="黑体"/>
         <w:color w:themeColor="background1" w:val="FFFFFF"/>
       </w:rPr>
       <w:tblPr/>
@@ -13261,6 +13799,7 @@
     </w:tblStylePr>
     <w:tblStylePr w:type="lastCol">
       <w:rPr>
+        <w:rFonts w:eastAsia="黑体"/>
         <w:color w:themeColor="background1" w:val="FFFFFF"/>
       </w:rPr>
       <w:tblPr/>
@@ -13290,11 +13829,13 @@
     </w:tblStylePr>
     <w:tblStylePr w:type="neCell">
       <w:rPr>
+        <w:rFonts w:eastAsia="黑体"/>
         <w:color w:themeColor="text1" w:val="000000"/>
       </w:rPr>
     </w:tblStylePr>
     <w:tblStylePr w:type="nwCell">
       <w:rPr>
+        <w:rFonts w:eastAsia="黑体"/>
         <w:color w:themeColor="text1" w:val="000000"/>
       </w:rPr>
     </w:tblStylePr>
@@ -13308,6 +13849,7 @@
       <w:spacing w:after="0" w:line="240" w:lineRule="auto"/>
     </w:pPr>
     <w:rPr>
+      <w:rFonts w:eastAsia="黑体"/>
       <w:color w:themeColor="text1" w:val="000000"/>
     </w:rPr>
     <w:tblPr>
@@ -13334,6 +13876,7 @@
     </w:tcPr>
     <w:tblStylePr w:type="firstRow">
       <w:rPr>
+        <w:rFonts w:eastAsia="黑体"/>
         <w:b/>
         <w:bCs/>
       </w:rPr>
@@ -13352,6 +13895,7 @@
     </w:tblStylePr>
     <w:tblStylePr w:type="lastRow">
       <w:rPr>
+        <w:rFonts w:eastAsia="黑体"/>
         <w:b/>
         <w:bCs/>
         <w:color w:themeColor="background1" w:val="FFFFFF"/>
@@ -13366,6 +13910,7 @@
     </w:tblStylePr>
     <w:tblStylePr w:type="firstCol">
       <w:rPr>
+        <w:rFonts w:eastAsia="黑体"/>
         <w:color w:themeColor="background1" w:val="FFFFFF"/>
       </w:rPr>
       <w:tblPr/>
@@ -13383,6 +13928,7 @@
     </w:tblStylePr>
     <w:tblStylePr w:type="lastCol">
       <w:rPr>
+        <w:rFonts w:eastAsia="黑体"/>
         <w:color w:themeColor="background1" w:val="FFFFFF"/>
       </w:rPr>
       <w:tblPr/>
@@ -13412,11 +13958,13 @@
     </w:tblStylePr>
     <w:tblStylePr w:type="neCell">
       <w:rPr>
+        <w:rFonts w:eastAsia="黑体"/>
         <w:color w:themeColor="text1" w:val="000000"/>
       </w:rPr>
     </w:tblStylePr>
     <w:tblStylePr w:type="nwCell">
       <w:rPr>
+        <w:rFonts w:eastAsia="黑体"/>
         <w:color w:themeColor="text1" w:val="000000"/>
       </w:rPr>
     </w:tblStylePr>
@@ -13430,6 +13978,7 @@
       <w:spacing w:after="0" w:line="240" w:lineRule="auto"/>
     </w:pPr>
     <w:rPr>
+      <w:rFonts w:eastAsia="黑体"/>
       <w:color w:themeColor="text1" w:val="000000"/>
     </w:rPr>
     <w:tblPr>
@@ -13456,6 +14005,7 @@
     </w:tcPr>
     <w:tblStylePr w:type="firstRow">
       <w:rPr>
+        <w:rFonts w:eastAsia="黑体"/>
         <w:b/>
         <w:bCs/>
       </w:rPr>
@@ -13474,6 +14024,7 @@
     </w:tblStylePr>
     <w:tblStylePr w:type="lastRow">
       <w:rPr>
+        <w:rFonts w:eastAsia="黑体"/>
         <w:b/>
         <w:bCs/>
         <w:color w:themeColor="background1" w:val="FFFFFF"/>
@@ -13488,6 +14039,7 @@
     </w:tblStylePr>
     <w:tblStylePr w:type="firstCol">
       <w:rPr>
+        <w:rFonts w:eastAsia="黑体"/>
         <w:color w:themeColor="background1" w:val="FFFFFF"/>
       </w:rPr>
       <w:tblPr/>
@@ -13505,6 +14057,7 @@
     </w:tblStylePr>
     <w:tblStylePr w:type="lastCol">
       <w:rPr>
+        <w:rFonts w:eastAsia="黑体"/>
         <w:color w:themeColor="background1" w:val="FFFFFF"/>
       </w:rPr>
       <w:tblPr/>
@@ -13534,11 +14087,13 @@
     </w:tblStylePr>
     <w:tblStylePr w:type="neCell">
       <w:rPr>
+        <w:rFonts w:eastAsia="黑体"/>
         <w:color w:themeColor="text1" w:val="000000"/>
       </w:rPr>
     </w:tblStylePr>
     <w:tblStylePr w:type="nwCell">
       <w:rPr>
+        <w:rFonts w:eastAsia="黑体"/>
         <w:color w:themeColor="text1" w:val="000000"/>
       </w:rPr>
     </w:tblStylePr>
@@ -13552,6 +14107,7 @@
       <w:spacing w:after="0" w:line="240" w:lineRule="auto"/>
     </w:pPr>
     <w:rPr>
+      <w:rFonts w:eastAsia="黑体"/>
       <w:color w:themeColor="text1" w:val="000000"/>
     </w:rPr>
     <w:tblPr>
@@ -13570,6 +14126,7 @@
     </w:tcPr>
     <w:tblStylePr w:type="firstRow">
       <w:rPr>
+        <w:rFonts w:eastAsia="黑体"/>
         <w:b/>
         <w:bCs/>
         <w:color w:themeColor="background1" w:val="FFFFFF"/>
@@ -13584,6 +14141,7 @@
     </w:tblStylePr>
     <w:tblStylePr w:type="lastRow">
       <w:rPr>
+        <w:rFonts w:eastAsia="黑体"/>
         <w:b/>
         <w:bCs/>
         <w:color w:themeColor="accent2" w:themeShade="CC" w:val="9E3A38"/>
@@ -13598,12 +14156,14 @@
     </w:tblStylePr>
     <w:tblStylePr w:type="firstCol">
       <w:rPr>
+        <w:rFonts w:eastAsia="黑体"/>
         <w:b/>
         <w:bCs/>
       </w:rPr>
     </w:tblStylePr>
     <w:tblStylePr w:type="lastCol">
       <w:rPr>
+        <w:rFonts w:eastAsia="黑体"/>
         <w:b/>
         <w:bCs/>
       </w:rPr>
@@ -13638,6 +14198,7 @@
       <w:spacing w:after="0" w:line="240" w:lineRule="auto"/>
     </w:pPr>
     <w:rPr>
+      <w:rFonts w:eastAsia="黑体"/>
       <w:color w:themeColor="text1" w:val="000000"/>
     </w:rPr>
     <w:tblPr>
@@ -13656,6 +14217,7 @@
     </w:tcPr>
     <w:tblStylePr w:type="firstRow">
       <w:rPr>
+        <w:rFonts w:eastAsia="黑体"/>
         <w:b/>
         <w:bCs/>
         <w:color w:themeColor="background1" w:val="FFFFFF"/>
@@ -13670,6 +14232,7 @@
     </w:tblStylePr>
     <w:tblStylePr w:type="lastRow">
       <w:rPr>
+        <w:rFonts w:eastAsia="黑体"/>
         <w:b/>
         <w:bCs/>
         <w:color w:themeColor="accent2" w:themeShade="CC" w:val="9E3A38"/>
@@ -13684,12 +14247,14 @@
     </w:tblStylePr>
     <w:tblStylePr w:type="firstCol">
       <w:rPr>
+        <w:rFonts w:eastAsia="黑体"/>
         <w:b/>
         <w:bCs/>
       </w:rPr>
     </w:tblStylePr>
     <w:tblStylePr w:type="lastCol">
       <w:rPr>
+        <w:rFonts w:eastAsia="黑体"/>
         <w:b/>
         <w:bCs/>
       </w:rPr>
@@ -13724,6 +14289,7 @@
       <w:spacing w:after="0" w:line="240" w:lineRule="auto"/>
     </w:pPr>
     <w:rPr>
+      <w:rFonts w:eastAsia="黑体"/>
       <w:color w:themeColor="text1" w:val="000000"/>
     </w:rPr>
     <w:tblPr>
@@ -13742,6 +14308,7 @@
     </w:tcPr>
     <w:tblStylePr w:type="firstRow">
       <w:rPr>
+        <w:rFonts w:eastAsia="黑体"/>
         <w:b/>
         <w:bCs/>
         <w:color w:themeColor="background1" w:val="FFFFFF"/>
@@ -13756,6 +14323,7 @@
     </w:tblStylePr>
     <w:tblStylePr w:type="lastRow">
       <w:rPr>
+        <w:rFonts w:eastAsia="黑体"/>
         <w:b/>
         <w:bCs/>
         <w:color w:themeColor="accent2" w:themeShade="CC" w:val="9E3A38"/>
@@ -13770,12 +14338,14 @@
     </w:tblStylePr>
     <w:tblStylePr w:type="firstCol">
       <w:rPr>
+        <w:rFonts w:eastAsia="黑体"/>
         <w:b/>
         <w:bCs/>
       </w:rPr>
     </w:tblStylePr>
     <w:tblStylePr w:type="lastCol">
       <w:rPr>
+        <w:rFonts w:eastAsia="黑体"/>
         <w:b/>
         <w:bCs/>
       </w:rPr>
@@ -13810,6 +14380,7 @@
       <w:spacing w:after="0" w:line="240" w:lineRule="auto"/>
     </w:pPr>
     <w:rPr>
+      <w:rFonts w:eastAsia="黑体"/>
       <w:color w:themeColor="text1" w:val="000000"/>
     </w:rPr>
     <w:tblPr>
@@ -13828,6 +14399,7 @@
     </w:tcPr>
     <w:tblStylePr w:type="firstRow">
       <w:rPr>
+        <w:rFonts w:eastAsia="黑体"/>
         <w:b/>
         <w:bCs/>
         <w:color w:themeColor="background1" w:val="FFFFFF"/>
@@ -13842,6 +14414,7 @@
     </w:tblStylePr>
     <w:tblStylePr w:type="lastRow">
       <w:rPr>
+        <w:rFonts w:eastAsia="黑体"/>
         <w:b/>
         <w:bCs/>
         <w:color w:themeColor="accent4" w:themeShade="CC" w:val="664E82"/>
@@ -13856,12 +14429,14 @@
     </w:tblStylePr>
     <w:tblStylePr w:type="firstCol">
       <w:rPr>
+        <w:rFonts w:eastAsia="黑体"/>
         <w:b/>
         <w:bCs/>
       </w:rPr>
     </w:tblStylePr>
     <w:tblStylePr w:type="lastCol">
       <w:rPr>
+        <w:rFonts w:eastAsia="黑体"/>
         <w:b/>
         <w:bCs/>
       </w:rPr>
@@ -13896,6 +14471,7 @@
       <w:spacing w:after="0" w:line="240" w:lineRule="auto"/>
     </w:pPr>
     <w:rPr>
+      <w:rFonts w:eastAsia="黑体"/>
       <w:color w:themeColor="text1" w:val="000000"/>
     </w:rPr>
     <w:tblPr>
@@ -13914,6 +14490,7 @@
     </w:tcPr>
     <w:tblStylePr w:type="firstRow">
       <w:rPr>
+        <w:rFonts w:eastAsia="黑体"/>
         <w:b/>
         <w:bCs/>
         <w:color w:themeColor="background1" w:val="FFFFFF"/>
@@ -13928,6 +14505,7 @@
     </w:tblStylePr>
     <w:tblStylePr w:type="lastRow">
       <w:rPr>
+        <w:rFonts w:eastAsia="黑体"/>
         <w:b/>
         <w:bCs/>
         <w:color w:themeColor="accent3" w:themeShade="CC" w:val="7E9C40"/>
@@ -13942,12 +14520,14 @@
     </w:tblStylePr>
     <w:tblStylePr w:type="firstCol">
       <w:rPr>
+        <w:rFonts w:eastAsia="黑体"/>
         <w:b/>
         <w:bCs/>
       </w:rPr>
     </w:tblStylePr>
     <w:tblStylePr w:type="lastCol">
       <w:rPr>
+        <w:rFonts w:eastAsia="黑体"/>
         <w:b/>
         <w:bCs/>
       </w:rPr>
@@ -13982,6 +14562,7 @@
       <w:spacing w:after="0" w:line="240" w:lineRule="auto"/>
     </w:pPr>
     <w:rPr>
+      <w:rFonts w:eastAsia="黑体"/>
       <w:color w:themeColor="text1" w:val="000000"/>
     </w:rPr>
     <w:tblPr>
@@ -14000,6 +14581,7 @@
     </w:tcPr>
     <w:tblStylePr w:type="firstRow">
       <w:rPr>
+        <w:rFonts w:eastAsia="黑体"/>
         <w:b/>
         <w:bCs/>
         <w:color w:themeColor="background1" w:val="FFFFFF"/>
@@ -14014,6 +14596,7 @@
     </w:tblStylePr>
     <w:tblStylePr w:type="lastRow">
       <w:rPr>
+        <w:rFonts w:eastAsia="黑体"/>
         <w:b/>
         <w:bCs/>
         <w:color w:themeColor="accent6" w:themeShade="CC" w:val="F2730A"/>
@@ -14028,12 +14611,14 @@
     </w:tblStylePr>
     <w:tblStylePr w:type="firstCol">
       <w:rPr>
+        <w:rFonts w:eastAsia="黑体"/>
         <w:b/>
         <w:bCs/>
       </w:rPr>
     </w:tblStylePr>
     <w:tblStylePr w:type="lastCol">
       <w:rPr>
+        <w:rFonts w:eastAsia="黑体"/>
         <w:b/>
         <w:bCs/>
       </w:rPr>
@@ -14068,6 +14653,7 @@
       <w:spacing w:after="0" w:line="240" w:lineRule="auto"/>
     </w:pPr>
     <w:rPr>
+      <w:rFonts w:eastAsia="黑体"/>
       <w:color w:themeColor="text1" w:val="000000"/>
     </w:rPr>
     <w:tblPr>
@@ -14086,6 +14672,7 @@
     </w:tcPr>
     <w:tblStylePr w:type="firstRow">
       <w:rPr>
+        <w:rFonts w:eastAsia="黑体"/>
         <w:b/>
         <w:bCs/>
         <w:color w:themeColor="background1" w:val="FFFFFF"/>
@@ -14100,6 +14687,7 @@
     </w:tblStylePr>
     <w:tblStylePr w:type="lastRow">
       <w:rPr>
+        <w:rFonts w:eastAsia="黑体"/>
         <w:b/>
         <w:bCs/>
         <w:color w:themeColor="accent5" w:themeShade="CC" w:val="348DA5"/>
@@ -14114,12 +14702,14 @@
     </w:tblStylePr>
     <w:tblStylePr w:type="firstCol">
       <w:rPr>
+        <w:rFonts w:eastAsia="黑体"/>
         <w:b/>
         <w:bCs/>
       </w:rPr>
     </w:tblStylePr>
     <w:tblStylePr w:type="lastCol">
       <w:rPr>
+        <w:rFonts w:eastAsia="黑体"/>
         <w:b/>
         <w:bCs/>
       </w:rPr>
@@ -14154,6 +14744,7 @@
       <w:spacing w:after="0" w:line="240" w:lineRule="auto"/>
     </w:pPr>
     <w:rPr>
+      <w:rFonts w:eastAsia="黑体"/>
       <w:color w:themeColor="text1" w:val="000000"/>
     </w:rPr>
     <w:tblPr>
@@ -14175,6 +14766,7 @@
     </w:tcPr>
     <w:tblStylePr w:type="firstRow">
       <w:rPr>
+        <w:rFonts w:eastAsia="黑体"/>
         <w:b/>
         <w:bCs/>
       </w:rPr>
@@ -14185,6 +14777,7 @@
     </w:tblStylePr>
     <w:tblStylePr w:type="lastRow">
       <w:rPr>
+        <w:rFonts w:eastAsia="黑体"/>
         <w:b/>
         <w:bCs/>
         <w:color w:themeColor="text1" w:val="000000"/>
@@ -14196,6 +14789,7 @@
     </w:tblStylePr>
     <w:tblStylePr w:type="firstCol">
       <w:rPr>
+        <w:rFonts w:eastAsia="黑体"/>
         <w:color w:themeColor="background1" w:val="FFFFFF"/>
       </w:rPr>
       <w:tblPr/>
@@ -14205,6 +14799,7 @@
     </w:tblStylePr>
     <w:tblStylePr w:type="lastCol">
       <w:rPr>
+        <w:rFonts w:eastAsia="黑体"/>
         <w:color w:themeColor="background1" w:val="FFFFFF"/>
       </w:rPr>
       <w:tblPr/>
@@ -14234,6 +14829,7 @@
       <w:spacing w:after="0" w:line="240" w:lineRule="auto"/>
     </w:pPr>
     <w:rPr>
+      <w:rFonts w:eastAsia="黑体"/>
       <w:color w:themeColor="text1" w:val="000000"/>
     </w:rPr>
     <w:tblPr>
@@ -14255,6 +14851,7 @@
     </w:tcPr>
     <w:tblStylePr w:type="firstRow">
       <w:rPr>
+        <w:rFonts w:eastAsia="黑体"/>
         <w:b/>
         <w:bCs/>
       </w:rPr>
@@ -14265,6 +14862,7 @@
     </w:tblStylePr>
     <w:tblStylePr w:type="lastRow">
       <w:rPr>
+        <w:rFonts w:eastAsia="黑体"/>
         <w:b/>
         <w:bCs/>
         <w:color w:themeColor="text1" w:val="000000"/>
@@ -14276,6 +14874,7 @@
     </w:tblStylePr>
     <w:tblStylePr w:type="firstCol">
       <w:rPr>
+        <w:rFonts w:eastAsia="黑体"/>
         <w:color w:themeColor="background1" w:val="FFFFFF"/>
       </w:rPr>
       <w:tblPr/>
@@ -14285,6 +14884,7 @@
     </w:tblStylePr>
     <w:tblStylePr w:type="lastCol">
       <w:rPr>
+        <w:rFonts w:eastAsia="黑体"/>
         <w:color w:themeColor="background1" w:val="FFFFFF"/>
       </w:rPr>
       <w:tblPr/>
@@ -14314,6 +14914,7 @@
       <w:spacing w:after="0" w:line="240" w:lineRule="auto"/>
     </w:pPr>
     <w:rPr>
+      <w:rFonts w:eastAsia="黑体"/>
       <w:color w:themeColor="text1" w:val="000000"/>
     </w:rPr>
     <w:tblPr>
@@ -14335,6 +14936,7 @@
     </w:tcPr>
     <w:tblStylePr w:type="firstRow">
       <w:rPr>
+        <w:rFonts w:eastAsia="黑体"/>
         <w:b/>
         <w:bCs/>
       </w:rPr>
@@ -14345,6 +14947,7 @@
     </w:tblStylePr>
     <w:tblStylePr w:type="lastRow">
       <w:rPr>
+        <w:rFonts w:eastAsia="黑体"/>
         <w:b/>
         <w:bCs/>
         <w:color w:themeColor="text1" w:val="000000"/>
@@ -14356,6 +14959,7 @@
     </w:tblStylePr>
     <w:tblStylePr w:type="firstCol">
       <w:rPr>
+        <w:rFonts w:eastAsia="黑体"/>
         <w:color w:themeColor="background1" w:val="FFFFFF"/>
       </w:rPr>
       <w:tblPr/>
@@ -14365,6 +14969,7 @@
     </w:tblStylePr>
     <w:tblStylePr w:type="lastCol">
       <w:rPr>
+        <w:rFonts w:eastAsia="黑体"/>
         <w:color w:themeColor="background1" w:val="FFFFFF"/>
       </w:rPr>
       <w:tblPr/>
@@ -14394,6 +14999,7 @@
       <w:spacing w:after="0" w:line="240" w:lineRule="auto"/>
     </w:pPr>
     <w:rPr>
+      <w:rFonts w:eastAsia="黑体"/>
       <w:color w:themeColor="text1" w:val="000000"/>
     </w:rPr>
     <w:tblPr>
@@ -14415,6 +15021,7 @@
     </w:tcPr>
     <w:tblStylePr w:type="firstRow">
       <w:rPr>
+        <w:rFonts w:eastAsia="黑体"/>
         <w:b/>
         <w:bCs/>
       </w:rPr>
@@ -14425,6 +15032,7 @@
     </w:tblStylePr>
     <w:tblStylePr w:type="lastRow">
       <w:rPr>
+        <w:rFonts w:eastAsia="黑体"/>
         <w:b/>
         <w:bCs/>
         <w:color w:themeColor="text1" w:val="000000"/>
@@ -14436,6 +15044,7 @@
     </w:tblStylePr>
     <w:tblStylePr w:type="firstCol">
       <w:rPr>
+        <w:rFonts w:eastAsia="黑体"/>
         <w:color w:themeColor="background1" w:val="FFFFFF"/>
       </w:rPr>
       <w:tblPr/>
@@ -14445,6 +15054,7 @@
     </w:tblStylePr>
     <w:tblStylePr w:type="lastCol">
       <w:rPr>
+        <w:rFonts w:eastAsia="黑体"/>
         <w:color w:themeColor="background1" w:val="FFFFFF"/>
       </w:rPr>
       <w:tblPr/>
@@ -14474,6 +15084,7 @@
       <w:spacing w:after="0" w:line="240" w:lineRule="auto"/>
     </w:pPr>
     <w:rPr>
+      <w:rFonts w:eastAsia="黑体"/>
       <w:color w:themeColor="text1" w:val="000000"/>
     </w:rPr>
     <w:tblPr>
@@ -14495,6 +15106,7 @@
     </w:tcPr>
     <w:tblStylePr w:type="firstRow">
       <w:rPr>
+        <w:rFonts w:eastAsia="黑体"/>
         <w:b/>
         <w:bCs/>
       </w:rPr>
@@ -14505,6 +15117,7 @@
     </w:tblStylePr>
     <w:tblStylePr w:type="lastRow">
       <w:rPr>
+        <w:rFonts w:eastAsia="黑体"/>
         <w:b/>
         <w:bCs/>
         <w:color w:themeColor="text1" w:val="000000"/>
@@ -14516,6 +15129,7 @@
     </w:tblStylePr>
     <w:tblStylePr w:type="firstCol">
       <w:rPr>
+        <w:rFonts w:eastAsia="黑体"/>
         <w:color w:themeColor="background1" w:val="FFFFFF"/>
       </w:rPr>
       <w:tblPr/>
@@ -14525,6 +15139,7 @@
     </w:tblStylePr>
     <w:tblStylePr w:type="lastCol">
       <w:rPr>
+        <w:rFonts w:eastAsia="黑体"/>
         <w:color w:themeColor="background1" w:val="FFFFFF"/>
       </w:rPr>
       <w:tblPr/>
@@ -14554,6 +15169,7 @@
       <w:spacing w:after="0" w:line="240" w:lineRule="auto"/>
     </w:pPr>
     <w:rPr>
+      <w:rFonts w:eastAsia="黑体"/>
       <w:color w:themeColor="text1" w:val="000000"/>
     </w:rPr>
     <w:tblPr>
@@ -14575,6 +15191,7 @@
     </w:tcPr>
     <w:tblStylePr w:type="firstRow">
       <w:rPr>
+        <w:rFonts w:eastAsia="黑体"/>
         <w:b/>
         <w:bCs/>
       </w:rPr>
@@ -14585,6 +15202,7 @@
     </w:tblStylePr>
     <w:tblStylePr w:type="lastRow">
       <w:rPr>
+        <w:rFonts w:eastAsia="黑体"/>
         <w:b/>
         <w:bCs/>
         <w:color w:themeColor="text1" w:val="000000"/>
@@ -14596,6 +15214,7 @@
     </w:tblStylePr>
     <w:tblStylePr w:type="firstCol">
       <w:rPr>
+        <w:rFonts w:eastAsia="黑体"/>
         <w:color w:themeColor="background1" w:val="FFFFFF"/>
       </w:rPr>
       <w:tblPr/>
@@ -14605,6 +15224,7 @@
     </w:tblStylePr>
     <w:tblStylePr w:type="lastCol">
       <w:rPr>
+        <w:rFonts w:eastAsia="黑体"/>
         <w:color w:themeColor="background1" w:val="FFFFFF"/>
       </w:rPr>
       <w:tblPr/>
@@ -14634,6 +15254,7 @@
       <w:spacing w:after="0" w:line="240" w:lineRule="auto"/>
     </w:pPr>
     <w:rPr>
+      <w:rFonts w:eastAsia="黑体"/>
       <w:color w:themeColor="text1" w:val="000000"/>
     </w:rPr>
     <w:tblPr>
@@ -14655,6 +15276,7 @@
     </w:tcPr>
     <w:tblStylePr w:type="firstRow">
       <w:rPr>
+        <w:rFonts w:eastAsia="黑体"/>
         <w:b/>
         <w:bCs/>
       </w:rPr>
@@ -14665,6 +15287,7 @@
     </w:tblStylePr>
     <w:tblStylePr w:type="lastRow">
       <w:rPr>
+        <w:rFonts w:eastAsia="黑体"/>
         <w:b/>
         <w:bCs/>
         <w:color w:themeColor="text1" w:val="000000"/>
@@ -14676,6 +15299,7 @@
     </w:tblStylePr>
     <w:tblStylePr w:type="firstCol">
       <w:rPr>
+        <w:rFonts w:eastAsia="黑体"/>
         <w:color w:themeColor="background1" w:val="FFFFFF"/>
       </w:rPr>
       <w:tblPr/>
@@ -14685,6 +15309,7 @@
     </w:tblStylePr>
     <w:tblStylePr w:type="lastCol">
       <w:rPr>
+        <w:rFonts w:eastAsia="黑体"/>
         <w:color w:themeColor="background1" w:val="FFFFFF"/>
       </w:rPr>
       <w:tblPr/>
@@ -14717,6 +15342,7 @@
     <w:name w:val="KeywordTok"/>
     <w:basedOn w:val="VerbatimChar"/>
     <w:rPr>
+      <w:rFonts w:eastAsia="黑体"/>
       <w:b/>
       <w:color w:val="007020"/>
     </w:rPr>
@@ -14725,6 +15351,7 @@
     <w:name w:val="DataTypeTok"/>
     <w:basedOn w:val="VerbatimChar"/>
     <w:rPr>
+      <w:rFonts w:eastAsia="黑体"/>
       <w:color w:val="902000"/>
     </w:rPr>
   </w:style>
@@ -14732,6 +15359,7 @@
     <w:name w:val="DecValTok"/>
     <w:basedOn w:val="VerbatimChar"/>
     <w:rPr>
+      <w:rFonts w:eastAsia="黑体"/>
       <w:color w:val="40a070"/>
     </w:rPr>
   </w:style>
@@ -14739,6 +15367,7 @@
     <w:name w:val="BaseNTok"/>
     <w:basedOn w:val="VerbatimChar"/>
     <w:rPr>
+      <w:rFonts w:eastAsia="黑体"/>
       <w:color w:val="40a070"/>
     </w:rPr>
   </w:style>
@@ -14746,6 +15375,7 @@
     <w:name w:val="FloatTok"/>
     <w:basedOn w:val="VerbatimChar"/>
     <w:rPr>
+      <w:rFonts w:eastAsia="黑体"/>
       <w:color w:val="40a070"/>
     </w:rPr>
   </w:style>
@@ -14753,6 +15383,7 @@
     <w:name w:val="ConstantTok"/>
     <w:basedOn w:val="VerbatimChar"/>
     <w:rPr>
+      <w:rFonts w:eastAsia="黑体"/>
       <w:color w:val="880000"/>
     </w:rPr>
   </w:style>
@@ -14760,6 +15391,7 @@
     <w:name w:val="CharTok"/>
     <w:basedOn w:val="VerbatimChar"/>
     <w:rPr>
+      <w:rFonts w:eastAsia="黑体"/>
       <w:color w:val="4070a0"/>
     </w:rPr>
   </w:style>
@@ -14767,6 +15399,7 @@
     <w:name w:val="SpecialCharTok"/>
     <w:basedOn w:val="VerbatimChar"/>
     <w:rPr>
+      <w:rFonts w:eastAsia="黑体"/>
       <w:color w:val="4070a0"/>
     </w:rPr>
   </w:style>
@@ -14774,6 +15407,7 @@
     <w:name w:val="StringTok"/>
     <w:basedOn w:val="VerbatimChar"/>
     <w:rPr>
+      <w:rFonts w:eastAsia="黑体"/>
       <w:color w:val="4070a0"/>
     </w:rPr>
   </w:style>
@@ -14781,6 +15415,7 @@
     <w:name w:val="VerbatimStringTok"/>
     <w:basedOn w:val="VerbatimChar"/>
     <w:rPr>
+      <w:rFonts w:eastAsia="黑体"/>
       <w:color w:val="4070a0"/>
     </w:rPr>
   </w:style>
@@ -14788,6 +15423,7 @@
     <w:name w:val="SpecialStringTok"/>
     <w:basedOn w:val="VerbatimChar"/>
     <w:rPr>
+      <w:rFonts w:eastAsia="黑体"/>
       <w:color w:val="bb6688"/>
     </w:rPr>
   </w:style>
@@ -14795,6 +15431,7 @@
     <w:name w:val="ImportTok"/>
     <w:basedOn w:val="VerbatimChar"/>
     <w:rPr>
+      <w:rFonts w:eastAsia="黑体"/>
       <w:b/>
       <w:color w:val="008000"/>
     </w:rPr>
@@ -14803,6 +15440,7 @@
     <w:name w:val="CommentTok"/>
     <w:basedOn w:val="VerbatimChar"/>
     <w:rPr>
+      <w:rFonts w:eastAsia="黑体"/>
       <w:i/>
       <w:color w:val="60a0b0"/>
     </w:rPr>
@@ -14811,6 +15449,7 @@
     <w:name w:val="DocumentationTok"/>
     <w:basedOn w:val="VerbatimChar"/>
     <w:rPr>
+      <w:rFonts w:eastAsia="黑体"/>
       <w:i/>
       <w:color w:val="ba2121"/>
     </w:rPr>
@@ -14819,6 +15458,7 @@
     <w:name w:val="AnnotationTok"/>
     <w:basedOn w:val="VerbatimChar"/>
     <w:rPr>
+      <w:rFonts w:eastAsia="黑体"/>
       <w:b/>
       <w:i/>
       <w:color w:val="60a0b0"/>
@@ -14828,6 +15468,7 @@
     <w:name w:val="CommentVarTok"/>
     <w:basedOn w:val="VerbatimChar"/>
     <w:rPr>
+      <w:rFonts w:eastAsia="黑体"/>
       <w:b/>
       <w:i/>
       <w:color w:val="60a0b0"/>
@@ -14837,6 +15478,7 @@
     <w:name w:val="OtherTok"/>
     <w:basedOn w:val="VerbatimChar"/>
     <w:rPr>
+      <w:rFonts w:eastAsia="黑体"/>
       <w:color w:val="007020"/>
     </w:rPr>
   </w:style>
@@ -14844,6 +15486,7 @@
     <w:name w:val="FunctionTok"/>
     <w:basedOn w:val="VerbatimChar"/>
     <w:rPr>
+      <w:rFonts w:eastAsia="黑体"/>
       <w:color w:val="06287e"/>
     </w:rPr>
   </w:style>
@@ -14851,6 +15494,7 @@
     <w:name w:val="VariableTok"/>
     <w:basedOn w:val="VerbatimChar"/>
     <w:rPr>
+      <w:rFonts w:eastAsia="黑体"/>
       <w:color w:val="19177c"/>
     </w:rPr>
   </w:style>
@@ -14858,6 +15502,7 @@
     <w:name w:val="ControlFlowTok"/>
     <w:basedOn w:val="VerbatimChar"/>
     <w:rPr>
+      <w:rFonts w:eastAsia="黑体"/>
       <w:b/>
       <w:color w:val="007020"/>
     </w:rPr>
@@ -14866,6 +15511,7 @@
     <w:name w:val="OperatorTok"/>
     <w:basedOn w:val="VerbatimChar"/>
     <w:rPr>
+      <w:rFonts w:eastAsia="黑体"/>
       <w:color w:val="666666"/>
     </w:rPr>
   </w:style>
@@ -14873,18 +15519,22 @@
     <w:name w:val="BuiltInTok"/>
     <w:basedOn w:val="VerbatimChar"/>
     <w:rPr>
+      <w:rFonts w:eastAsia="黑体"/>
       <w:color w:val="008000"/>
     </w:rPr>
   </w:style>
   <w:style w:type="character" w:customStyle="1" w:styleId="ExtensionTok">
     <w:name w:val="ExtensionTok"/>
     <w:basedOn w:val="VerbatimChar"/>
-    <w:rPr/>
+    <w:rPr>
+      <w:rFonts w:eastAsia="黑体"/>
+    </w:rPr>
   </w:style>
   <w:style w:type="character" w:customStyle="1" w:styleId="PreprocessorTok">
     <w:name w:val="PreprocessorTok"/>
     <w:basedOn w:val="VerbatimChar"/>
     <w:rPr>
+      <w:rFonts w:eastAsia="黑体"/>
       <w:color w:val="bc7a00"/>
     </w:rPr>
   </w:style>
@@ -14892,18 +15542,22 @@
     <w:name w:val="AttributeTok"/>
     <w:basedOn w:val="VerbatimChar"/>
     <w:rPr>
+      <w:rFonts w:eastAsia="黑体"/>
       <w:color w:val="7d9029"/>
     </w:rPr>
   </w:style>
   <w:style w:type="character" w:customStyle="1" w:styleId="RegionMarkerTok">
     <w:name w:val="RegionMarkerTok"/>
     <w:basedOn w:val="VerbatimChar"/>
-    <w:rPr/>
+    <w:rPr>
+      <w:rFonts w:eastAsia="黑体"/>
+    </w:rPr>
   </w:style>
   <w:style w:type="character" w:customStyle="1" w:styleId="InformationTok">
     <w:name w:val="InformationTok"/>
     <w:basedOn w:val="VerbatimChar"/>
     <w:rPr>
+      <w:rFonts w:eastAsia="黑体"/>
       <w:b/>
       <w:i/>
       <w:color w:val="60a0b0"/>
@@ -14913,6 +15567,7 @@
     <w:name w:val="WarningTok"/>
     <w:basedOn w:val="VerbatimChar"/>
     <w:rPr>
+      <w:rFonts w:eastAsia="黑体"/>
       <w:b/>
       <w:i/>
       <w:color w:val="60a0b0"/>
@@ -14922,6 +15577,7 @@
     <w:name w:val="AlertTok"/>
     <w:basedOn w:val="VerbatimChar"/>
     <w:rPr>
+      <w:rFonts w:eastAsia="黑体"/>
       <w:b/>
       <w:color w:val="ff0000"/>
     </w:rPr>
@@ -14930,6 +15586,7 @@
     <w:name w:val="ErrorTok"/>
     <w:basedOn w:val="VerbatimChar"/>
     <w:rPr>
+      <w:rFonts w:eastAsia="黑体"/>
       <w:b/>
       <w:color w:val="ff0000"/>
     </w:rPr>
@@ -14937,7 +15594,9 @@
   <w:style w:type="character" w:customStyle="1" w:styleId="NormalTok">
     <w:name w:val="NormalTok"/>
     <w:basedOn w:val="VerbatimChar"/>
-    <w:rPr/>
+    <w:rPr>
+      <w:rFonts w:eastAsia="黑体"/>
+    </w:rPr>
   </w:style>
 </w:styles>
 </file>
@@ -14986,12 +15645,12 @@
     <a:fontScheme name="Office">
       <a:majorFont>
         <a:latin typeface="Calibri"/>
-        <a:ea typeface=""/>
+        <a:ea typeface="黑体"/>
         <a:cs typeface=""/>
         <a:font script="Jpan" typeface="ＭＳ ゴシック"/>
         <a:font script="Hang" typeface="맑은 고딕"/>
-        <a:font script="Hans" typeface="宋体"/>
-        <a:font script="Hant" typeface="新細明體"/>
+        <a:font script="Hans" typeface="黑体"/>
+        <a:font script="Hant" typeface="黑体"/>
         <a:font script="Arab" typeface="Times New Roman"/>
         <a:font script="Hebr" typeface="Times New Roman"/>
         <a:font script="Thai" typeface="Angsana New"/>
@@ -15021,12 +15680,12 @@
       </a:majorFont>
       <a:minorFont>
         <a:latin typeface="Cambria"/>
-        <a:ea typeface=""/>
+        <a:ea typeface="黑体"/>
         <a:cs typeface=""/>
         <a:font script="Jpan" typeface="ＭＳ 明朝"/>
         <a:font script="Hang" typeface="맑은 고딕"/>
-        <a:font script="Hans" typeface="宋体"/>
-        <a:font script="Hant" typeface="新細明體"/>
+        <a:font script="Hans" typeface="黑体"/>
+        <a:font script="Hant" typeface="黑体"/>
         <a:font script="Arab" typeface="Arial"/>
         <a:font script="Hebr" typeface="Arial"/>
         <a:font script="Thai" typeface="Cordia New"/>

--- a/07-驱动电路/01-电机驱动/舵机驱动电路/舵机驱动电路.docx
+++ b/07-驱动电路/01-电机驱动/舵机驱动电路/舵机驱动电路.docx
@@ -2574,7 +2574,7 @@
           <w:color w:val="555555"/>
           <w:sz w:val="21"/>
         </w:rPr>
-        <w:t>材料收集者：杜文杰，WX手机：19519196569，QQ:3478827729</w:t>
+        <w:t>材料收集者：杜文杰，微信/手机：19519196569，QQ:3478827729</w:t>
       </w:r>
     </w:p>
     <w:sectPr>
